--- a/docs/CV.docx
+++ b/docs/CV.docx
@@ -514,16 +514,8 @@
               <w:rPr>
                 <w:lang w:eastAsia="zh-CN"/>
               </w:rPr>
-              <w:t xml:space="preserve">Prof. Mark Yatskar, Dr. Marianna </w:t>
-            </w:r>
-            <w:proofErr w:type="spellStart"/>
-            <w:r>
-              <w:rPr>
-                <w:lang w:eastAsia="zh-CN"/>
-              </w:rPr>
-              <w:t>Apidianaki</w:t>
-            </w:r>
-            <w:proofErr w:type="spellEnd"/>
+              <w:t>Prof. Mark Yatskar, Dr. Marianna Apidianaki</w:t>
+            </w:r>
           </w:p>
         </w:tc>
       </w:tr>
@@ -694,7 +686,10 @@
               <w:ind w:left="-20"/>
             </w:pPr>
             <w:r>
-              <w:t>30</w:t>
+              <w:t>3</w:t>
+            </w:r>
+            <w:r>
+              <w:t>3</w:t>
             </w:r>
             <w:r>
               <w:t xml:space="preserve"> </w:t>
@@ -753,7 +748,10 @@
               <w:t xml:space="preserve"> </w:t>
             </w:r>
             <w:r>
-              <w:t>3 last-authored</w:t>
+              <w:t>6</w:t>
+            </w:r>
+            <w:r>
+              <w:t xml:space="preserve"> last-authored</w:t>
             </w:r>
           </w:p>
           <w:p>
@@ -765,6 +763,348 @@
             </w:r>
             <w:r>
               <w:rPr>
+                <w:lang w:eastAsia="zh-CN"/>
+              </w:rPr>
+              <w:t>4</w:t>
+            </w:r>
+            <w:r>
+              <w:rPr>
+                <w:rFonts w:hint="eastAsia"/>
+                <w:lang w:eastAsia="zh-CN"/>
+              </w:rPr>
+              <w:t>000+</w:t>
+            </w:r>
+            <w:r>
+              <w:t>; h-index: 1</w:t>
+            </w:r>
+            <w:r>
+              <w:rPr>
+                <w:rFonts w:hint="eastAsia"/>
+                <w:lang w:eastAsia="zh-CN"/>
+              </w:rPr>
+              <w:t>5</w:t>
+            </w:r>
+            <w:r>
+              <w:rPr>
+                <w:rFonts w:hint="eastAsia"/>
+                <w:lang w:eastAsia="zh-CN"/>
+              </w:rPr>
+              <w:t>+</w:t>
+            </w:r>
+          </w:p>
+          <w:p>
+            <w:pPr>
+              <w:ind w:left="-20"/>
+              <w:rPr>
+                <w:lang w:eastAsia="zh-CN"/>
+              </w:rPr>
+            </w:pPr>
+            <w:r>
+              <w:t>(*Equal contribution</w:t>
+            </w:r>
+            <w:r>
+              <w:rPr>
+                <w:lang w:eastAsia="zh-CN"/>
+              </w:rPr>
+              <w:t>; ^Mentored students</w:t>
+            </w:r>
+            <w:r>
+              <w:t xml:space="preserve">) </w:t>
+            </w:r>
+          </w:p>
+          <w:p>
+            <w:pPr>
+              <w:ind w:left="-20"/>
+              <w:rPr>
+                <w:lang w:eastAsia="zh-CN"/>
+              </w:rPr>
+            </w:pPr>
+            <w:r>
+              <w:rPr>
+                <w:lang w:eastAsia="zh-CN"/>
+              </w:rPr>
+              <w:t xml:space="preserve">[40] V. Menon, A. Cherney, E. Cloude, </w:t>
+            </w:r>
+            <w:r>
+              <w:rPr>
+                <w:b/>
+                <w:bCs/>
+                <w:lang w:eastAsia="zh-CN"/>
+              </w:rPr>
+              <w:t>L. Zhang</w:t>
+            </w:r>
+            <w:r>
+              <w:rPr>
+                <w:lang w:eastAsia="zh-CN"/>
+              </w:rPr>
+              <w:t xml:space="preserve">, T. Do. </w:t>
+            </w:r>
+            <w:r>
+              <w:rPr>
+                <w:lang w:eastAsia="zh-CN"/>
+              </w:rPr>
+              <w:t>Evaluating the Impact of LLM-guided Reflection on Learning Outcomes with Interactive AI-Generated Educational Podcasts</w:t>
+            </w:r>
+            <w:r>
+              <w:rPr>
+                <w:lang w:eastAsia="zh-CN"/>
+              </w:rPr>
+              <w:t>. In AIME-Con 2025.</w:t>
+            </w:r>
+          </w:p>
+          <w:p>
+            <w:pPr>
+              <w:ind w:left="-20"/>
+              <w:rPr>
+                <w:lang w:eastAsia="zh-CN"/>
+              </w:rPr>
+            </w:pPr>
+            <w:r>
+              <w:rPr>
+                <w:lang w:eastAsia="zh-CN"/>
+              </w:rPr>
+              <w:t xml:space="preserve">[39] C. Huang, S. Mohan, Z. Yang, S. Tellex and L. Zhang. Language Model as Planner and Formalizer under Constraints. </w:t>
+            </w:r>
+            <w:r>
+              <w:rPr>
+                <w:lang w:eastAsia="zh-CN"/>
+              </w:rPr>
+              <w:t>In ACL 2026</w:t>
+            </w:r>
+            <w:r>
+              <w:rPr>
+                <w:lang w:eastAsia="zh-CN"/>
+              </w:rPr>
+              <w:t>.</w:t>
+            </w:r>
+          </w:p>
+          <w:p>
+            <w:pPr>
+              <w:ind w:left="-20"/>
+              <w:rPr>
+                <w:lang w:eastAsia="zh-CN"/>
+              </w:rPr>
+            </w:pPr>
+            <w:r>
+              <w:rPr>
+                <w:lang w:eastAsia="zh-CN"/>
+              </w:rPr>
+              <w:t>[38] C. E. Kayan and L. Zhang. Prototype-Based Dynamic Steering for Large Language Models. Preprint.</w:t>
+            </w:r>
+          </w:p>
+          <w:p>
+            <w:pPr>
+              <w:ind w:left="-20"/>
+              <w:rPr>
+                <w:lang w:eastAsia="zh-CN"/>
+              </w:rPr>
+            </w:pPr>
+            <w:r>
+              <w:rPr>
+                <w:lang w:eastAsia="zh-CN"/>
+              </w:rPr>
+              <w:t xml:space="preserve">[37] M. He, Y. Zheng, Y. Liu, Z. An, B. Cai, J. Huang, L. Zhou, F. Liu, Z. Li and L. Zhang. Vision Language Models Cannot Plan, but Can They Formalize? Preprint. </w:t>
+            </w:r>
+          </w:p>
+          <w:p>
+            <w:pPr>
+              <w:ind w:left="-20"/>
+              <w:rPr>
+                <w:lang w:eastAsia="zh-CN"/>
+              </w:rPr>
+            </w:pPr>
+            <w:r>
+              <w:rPr>
+                <w:lang w:eastAsia="zh-CN"/>
+              </w:rPr>
+              <w:t xml:space="preserve">[36] R. Wang and </w:t>
+            </w:r>
+            <w:r>
+              <w:rPr>
+                <w:b/>
+                <w:bCs/>
+                <w:lang w:eastAsia="zh-CN"/>
+              </w:rPr>
+              <w:t>L. Zhang</w:t>
+            </w:r>
+            <w:r>
+              <w:rPr>
+                <w:lang w:eastAsia="zh-CN"/>
+              </w:rPr>
+              <w:t xml:space="preserve">. </w:t>
+            </w:r>
+            <w:r>
+              <w:rPr>
+                <w:lang w:eastAsia="zh-CN"/>
+              </w:rPr>
+              <w:t>Documentation Retrieval Improves Planning Language Generation</w:t>
+            </w:r>
+            <w:r>
+              <w:rPr>
+                <w:lang w:eastAsia="zh-CN"/>
+              </w:rPr>
+              <w:t>.</w:t>
+            </w:r>
+            <w:r>
+              <w:rPr>
+                <w:lang w:eastAsia="zh-CN"/>
+              </w:rPr>
+              <w:t xml:space="preserve"> In AACL 2025</w:t>
+            </w:r>
+            <w:r>
+              <w:rPr>
+                <w:rFonts w:hint="eastAsia"/>
+                <w:lang w:eastAsia="zh-CN"/>
+              </w:rPr>
+              <w:t>.</w:t>
+            </w:r>
+          </w:p>
+          <w:p>
+            <w:pPr>
+              <w:ind w:left="-20"/>
+              <w:rPr>
+                <w:lang w:eastAsia="zh-CN"/>
+              </w:rPr>
+            </w:pPr>
+            <w:r>
+              <w:rPr>
+                <w:lang w:eastAsia="zh-CN"/>
+              </w:rPr>
+              <w:t>[3</w:t>
+            </w:r>
+            <w:r>
+              <w:rPr>
+                <w:rFonts w:hint="eastAsia"/>
+                <w:lang w:eastAsia="zh-CN"/>
+              </w:rPr>
+              <w:t>5</w:t>
+            </w:r>
+            <w:r>
+              <w:rPr>
+                <w:lang w:eastAsia="zh-CN"/>
+              </w:rPr>
+              <w:t xml:space="preserve">] L. Gong, W. Zhu, J. Thomason and </w:t>
+            </w:r>
+            <w:r>
+              <w:rPr>
+                <w:b/>
+                <w:bCs/>
+                <w:lang w:eastAsia="zh-CN"/>
+              </w:rPr>
+              <w:t>L. Zhang</w:t>
+            </w:r>
+            <w:r>
+              <w:rPr>
+                <w:lang w:eastAsia="zh-CN"/>
+              </w:rPr>
+              <w:t xml:space="preserve">. </w:t>
+            </w:r>
+            <w:r>
+              <w:rPr>
+                <w:lang w:eastAsia="zh-CN"/>
+              </w:rPr>
+              <w:t>Zero-Shot Iterative Formalization and Planning in Partially Observable Environments.</w:t>
+            </w:r>
+            <w:r>
+              <w:rPr>
+                <w:lang w:eastAsia="zh-CN"/>
+              </w:rPr>
+              <w:t xml:space="preserve"> </w:t>
+            </w:r>
+            <w:r>
+              <w:rPr>
+                <w:lang w:eastAsia="zh-CN"/>
+              </w:rPr>
+              <w:t>In Findings of ACL 2026</w:t>
+            </w:r>
+            <w:r>
+              <w:rPr>
+                <w:rFonts w:hint="eastAsia"/>
+                <w:lang w:eastAsia="zh-CN"/>
+              </w:rPr>
+              <w:t>.</w:t>
+            </w:r>
+          </w:p>
+          <w:p>
+            <w:pPr>
+              <w:ind w:left="-20"/>
+              <w:rPr>
+                <w:lang w:eastAsia="zh-CN"/>
+              </w:rPr>
+            </w:pPr>
+            <w:r>
+              <w:rPr>
+                <w:lang w:eastAsia="zh-CN"/>
+              </w:rPr>
+              <w:t>[3</w:t>
+            </w:r>
+            <w:r>
+              <w:rPr>
+                <w:rFonts w:hint="eastAsia"/>
+                <w:lang w:eastAsia="zh-CN"/>
+              </w:rPr>
+              <w:t>4</w:t>
+            </w:r>
+            <w:r>
+              <w:rPr>
+                <w:lang w:eastAsia="zh-CN"/>
+              </w:rPr>
+              <w:t xml:space="preserve">] P. Kagitha and </w:t>
+            </w:r>
+            <w:r>
+              <w:rPr>
+                <w:b/>
+                <w:bCs/>
+                <w:lang w:eastAsia="zh-CN"/>
+              </w:rPr>
+              <w:t>L. Zhang</w:t>
+            </w:r>
+            <w:r>
+              <w:rPr>
+                <w:lang w:eastAsia="zh-CN"/>
+              </w:rPr>
+              <w:t xml:space="preserve">. </w:t>
+            </w:r>
+            <w:r>
+              <w:rPr>
+                <w:lang w:eastAsia="zh-CN"/>
+              </w:rPr>
+              <w:t>Addressing the Challenges of Planning Language Generation.</w:t>
+            </w:r>
+            <w:r>
+              <w:rPr>
+                <w:lang w:eastAsia="zh-CN"/>
+              </w:rPr>
+              <w:t xml:space="preserve"> </w:t>
+            </w:r>
+            <w:r>
+              <w:rPr>
+                <w:lang w:eastAsia="zh-CN"/>
+              </w:rPr>
+              <w:t>In Findings of ACL 2026</w:t>
+            </w:r>
+            <w:r>
+              <w:rPr>
+                <w:lang w:eastAsia="zh-CN"/>
+              </w:rPr>
+              <w:t>.</w:t>
+            </w:r>
+          </w:p>
+          <w:p>
+            <w:pPr>
+              <w:ind w:left="-20"/>
+              <w:rPr>
+                <w:lang w:eastAsia="zh-CN"/>
+              </w:rPr>
+            </w:pPr>
+            <w:r>
+              <w:rPr>
+                <w:lang w:eastAsia="zh-CN"/>
+              </w:rPr>
+              <w:t>[3</w:t>
+            </w:r>
+            <w:r>
+              <w:rPr>
                 <w:rFonts w:hint="eastAsia"/>
                 <w:lang w:eastAsia="zh-CN"/>
               </w:rPr>
@@ -772,27 +1112,74 @@
             </w:r>
             <w:r>
               <w:rPr>
-                <w:rFonts w:hint="eastAsia"/>
-                <w:lang w:eastAsia="zh-CN"/>
-              </w:rPr>
-              <w:t>000+</w:t>
-            </w:r>
-            <w:r>
-              <w:t>; h-index: 1</w:t>
-            </w:r>
-            <w:r>
-              <w:rPr>
-                <w:rFonts w:hint="eastAsia"/>
-                <w:lang w:eastAsia="zh-CN"/>
-              </w:rPr>
-              <w:t>5</w:t>
-            </w:r>
-            <w:r>
-              <w:rPr>
-                <w:rFonts w:hint="eastAsia"/>
-                <w:lang w:eastAsia="zh-CN"/>
-              </w:rPr>
-              <w:t>+</w:t>
+                <w:lang w:eastAsia="zh-CN"/>
+              </w:rPr>
+              <w:t xml:space="preserve">] </w:t>
+            </w:r>
+            <w:r>
+              <w:rPr>
+                <w:rFonts w:hint="eastAsia"/>
+                <w:lang w:eastAsia="zh-CN"/>
+              </w:rPr>
+              <w:t>R</w:t>
+            </w:r>
+            <w:r>
+              <w:rPr>
+                <w:lang w:eastAsia="zh-CN"/>
+              </w:rPr>
+              <w:t xml:space="preserve">. </w:t>
+            </w:r>
+            <w:r>
+              <w:rPr>
+                <w:rFonts w:hint="eastAsia"/>
+                <w:lang w:eastAsia="zh-CN"/>
+              </w:rPr>
+              <w:t>Amonkar, M. Lai, R. Le Bras</w:t>
+            </w:r>
+            <w:r>
+              <w:rPr>
+                <w:lang w:eastAsia="zh-CN"/>
+              </w:rPr>
+              <w:t xml:space="preserve"> and </w:t>
+            </w:r>
+            <w:r>
+              <w:rPr>
+                <w:b/>
+                <w:bCs/>
+                <w:lang w:eastAsia="zh-CN"/>
+              </w:rPr>
+              <w:t>L. Zhang</w:t>
+            </w:r>
+            <w:r>
+              <w:rPr>
+                <w:lang w:eastAsia="zh-CN"/>
+              </w:rPr>
+              <w:t xml:space="preserve">. </w:t>
+            </w:r>
+            <w:r>
+              <w:rPr>
+                <w:lang w:eastAsia="zh-CN"/>
+              </w:rPr>
+              <w:t>Are LLMs Better Formalizers than Solvers on Complex Problems?</w:t>
+            </w:r>
+            <w:r>
+              <w:rPr>
+                <w:lang w:eastAsia="zh-CN"/>
+              </w:rPr>
+              <w:t xml:space="preserve"> </w:t>
+            </w:r>
+            <w:r>
+              <w:rPr>
+                <w:rFonts w:hint="eastAsia"/>
+                <w:lang w:eastAsia="zh-CN"/>
+              </w:rPr>
+              <w:t>Preprint</w:t>
+            </w:r>
+            <w:r>
+              <w:rPr>
+                <w:lang w:eastAsia="zh-CN"/>
+              </w:rPr>
+              <w:t>.</w:t>
             </w:r>
           </w:p>
           <w:p>
@@ -803,16 +1190,61 @@
               </w:rPr>
             </w:pPr>
             <w:r>
-              <w:t>(*Equal contribution</w:t>
-            </w:r>
-            <w:r>
-              <w:rPr>
-                <w:lang w:eastAsia="zh-CN"/>
-              </w:rPr>
-              <w:t>; ^Mentored students</w:t>
-            </w:r>
-            <w:r>
-              <w:t xml:space="preserve">) </w:t>
+              <w:rPr>
+                <w:lang w:eastAsia="zh-CN"/>
+              </w:rPr>
+              <w:t>[3</w:t>
+            </w:r>
+            <w:r>
+              <w:rPr>
+                <w:rFonts w:hint="eastAsia"/>
+                <w:lang w:eastAsia="zh-CN"/>
+              </w:rPr>
+              <w:t>2</w:t>
+            </w:r>
+            <w:r>
+              <w:rPr>
+                <w:lang w:eastAsia="zh-CN"/>
+              </w:rPr>
+              <w:t xml:space="preserve">] Y. Yuan, M. He, A. Shahid, J. Huang, Z. Li, </w:t>
+            </w:r>
+            <w:r>
+              <w:rPr>
+                <w:b/>
+                <w:bCs/>
+                <w:lang w:eastAsia="zh-CN"/>
+              </w:rPr>
+              <w:t>L. Zhang</w:t>
+            </w:r>
+            <w:r>
+              <w:rPr>
+                <w:lang w:eastAsia="zh-CN"/>
+              </w:rPr>
+              <w:t xml:space="preserve">. </w:t>
+            </w:r>
+            <w:r>
+              <w:rPr>
+                <w:lang w:eastAsia="zh-CN"/>
+              </w:rPr>
+              <w:t>TurnaboutLLM: A Deductive Reasoning Benchmark from Detective Games</w:t>
+            </w:r>
+            <w:r>
+              <w:rPr>
+                <w:lang w:eastAsia="zh-CN"/>
+              </w:rPr>
+              <w:t xml:space="preserve">. </w:t>
+            </w:r>
+            <w:r>
+              <w:rPr>
+                <w:lang w:eastAsia="zh-CN"/>
+              </w:rPr>
+              <w:t>In</w:t>
+            </w:r>
+            <w:r>
+              <w:rPr>
+                <w:lang w:eastAsia="zh-CN"/>
+              </w:rPr>
+              <w:t xml:space="preserve"> EMNLP 2025.</w:t>
             </w:r>
           </w:p>
           <w:p>
@@ -824,12 +1256,14 @@
             </w:pPr>
             <w:r>
               <w:rPr>
-                <w:lang w:eastAsia="zh-CN"/>
-              </w:rPr>
-              <w:t xml:space="preserve">[40] V. Menon, A. Cherney, E. Cloude, </w:t>
-            </w:r>
-            <w:r>
-              <w:rPr>
+                <w:rFonts w:hint="eastAsia"/>
+                <w:lang w:eastAsia="zh-CN"/>
+              </w:rPr>
+              <w:t xml:space="preserve">[31] W. Hu, J. Duan, C. Wei, </w:t>
+            </w:r>
+            <w:r>
+              <w:rPr>
+                <w:rFonts w:hint="eastAsia"/>
                 <w:b/>
                 <w:bCs/>
                 <w:lang w:eastAsia="zh-CN"/>
@@ -838,495 +1272,16 @@
             </w:r>
             <w:r>
               <w:rPr>
-                <w:lang w:eastAsia="zh-CN"/>
-              </w:rPr>
-              <w:t xml:space="preserve">, T. Do. </w:t>
-            </w:r>
-            <w:r>
-              <w:rPr>
-                <w:lang w:eastAsia="zh-CN"/>
-              </w:rPr>
-              <w:t>Evaluating the Impact of LLM-guided Reflection on Learning Outcomes with Interactive AI-Generated Educational Podcasts</w:t>
-            </w:r>
-            <w:r>
-              <w:rPr>
-                <w:lang w:eastAsia="zh-CN"/>
-              </w:rPr>
-              <w:t>. In AIME-Con 2025.</w:t>
-            </w:r>
-          </w:p>
-          <w:p>
-            <w:pPr>
-              <w:ind w:left="-20"/>
-              <w:rPr>
-                <w:lang w:eastAsia="zh-CN"/>
-              </w:rPr>
-            </w:pPr>
-            <w:r>
-              <w:rPr>
-                <w:lang w:eastAsia="zh-CN"/>
-              </w:rPr>
-              <w:t xml:space="preserve">[39] C. Huang, S. Mohan, Z. Yang, S. </w:t>
-            </w:r>
-            <w:proofErr w:type="spellStart"/>
-            <w:r>
-              <w:rPr>
-                <w:lang w:eastAsia="zh-CN"/>
-              </w:rPr>
-              <w:t>Tellex</w:t>
-            </w:r>
-            <w:proofErr w:type="spellEnd"/>
-            <w:r>
-              <w:rPr>
-                <w:lang w:eastAsia="zh-CN"/>
-              </w:rPr>
-              <w:t xml:space="preserve"> and L. Zhang. Language Model as Planner and Formalizer under Constraints. Preprint.</w:t>
-            </w:r>
-          </w:p>
-          <w:p>
-            <w:pPr>
-              <w:ind w:left="-20"/>
-              <w:rPr>
-                <w:lang w:eastAsia="zh-CN"/>
-              </w:rPr>
-            </w:pPr>
-            <w:r>
-              <w:rPr>
-                <w:lang w:eastAsia="zh-CN"/>
-              </w:rPr>
-              <w:t>[38] C. E. Kayan and L. Zhang. Prototype-Based Dynamic Steering for Large Language Models. Preprint.</w:t>
-            </w:r>
-          </w:p>
-          <w:p>
-            <w:pPr>
-              <w:ind w:left="-20"/>
-              <w:rPr>
-                <w:lang w:eastAsia="zh-CN"/>
-              </w:rPr>
-            </w:pPr>
-            <w:r>
-              <w:rPr>
-                <w:lang w:eastAsia="zh-CN"/>
-              </w:rPr>
-              <w:t>[37] M. He, Y. Zheng, Y. Liu, Z. An, B. Cai, J. Huang, L. Zhou, F. Liu, Z. Li and L. Zhang. Vision Language Models Cannot Plan, but Can They Formalize? Preprint.</w:t>
-            </w:r>
-            <w:r>
-              <w:rPr>
-                <w:lang w:eastAsia="zh-CN"/>
-              </w:rPr>
-              <w:t xml:space="preserve"> </w:t>
-            </w:r>
-          </w:p>
-          <w:p>
-            <w:pPr>
-              <w:ind w:left="-20"/>
-              <w:rPr>
-                <w:lang w:eastAsia="zh-CN"/>
-              </w:rPr>
-            </w:pPr>
-            <w:r>
-              <w:rPr>
-                <w:lang w:eastAsia="zh-CN"/>
-              </w:rPr>
-              <w:t xml:space="preserve">[36] R. Wang and </w:t>
-            </w:r>
-            <w:r>
-              <w:rPr>
-                <w:b/>
-                <w:bCs/>
-                <w:lang w:eastAsia="zh-CN"/>
-              </w:rPr>
-              <w:t>L. Zhang</w:t>
-            </w:r>
-            <w:r>
-              <w:rPr>
-                <w:lang w:eastAsia="zh-CN"/>
-              </w:rPr>
-              <w:t xml:space="preserve">. </w:t>
-            </w:r>
-            <w:r>
-              <w:rPr>
-                <w:lang w:eastAsia="zh-CN"/>
-              </w:rPr>
-              <w:t>Documentation Retrieval Improves Planning Language Generation</w:t>
-            </w:r>
-            <w:r>
-              <w:rPr>
-                <w:lang w:eastAsia="zh-CN"/>
-              </w:rPr>
-              <w:t>.</w:t>
-            </w:r>
-            <w:r>
-              <w:rPr>
-                <w:lang w:eastAsia="zh-CN"/>
-              </w:rPr>
-              <w:t xml:space="preserve"> In AACL 2025</w:t>
-            </w:r>
-            <w:r>
-              <w:rPr>
-                <w:rFonts w:hint="eastAsia"/>
-                <w:lang w:eastAsia="zh-CN"/>
-              </w:rPr>
-              <w:t>.</w:t>
-            </w:r>
-          </w:p>
-          <w:p>
-            <w:pPr>
-              <w:ind w:left="-20"/>
-              <w:rPr>
-                <w:lang w:eastAsia="zh-CN"/>
-              </w:rPr>
-            </w:pPr>
-            <w:r>
-              <w:rPr>
-                <w:lang w:eastAsia="zh-CN"/>
-              </w:rPr>
-              <w:t>[3</w:t>
-            </w:r>
-            <w:r>
-              <w:rPr>
-                <w:rFonts w:hint="eastAsia"/>
-                <w:lang w:eastAsia="zh-CN"/>
-              </w:rPr>
-              <w:t>5</w:t>
-            </w:r>
-            <w:r>
-              <w:rPr>
-                <w:lang w:eastAsia="zh-CN"/>
-              </w:rPr>
-              <w:t xml:space="preserve">] L. Gong, W. Zhu, J. Thomason and </w:t>
-            </w:r>
-            <w:r>
-              <w:rPr>
-                <w:b/>
-                <w:bCs/>
-                <w:lang w:eastAsia="zh-CN"/>
-              </w:rPr>
-              <w:t>L. Zhang</w:t>
-            </w:r>
-            <w:r>
-              <w:rPr>
-                <w:lang w:eastAsia="zh-CN"/>
-              </w:rPr>
-              <w:t xml:space="preserve">. </w:t>
-            </w:r>
-            <w:r>
-              <w:rPr>
-                <w:lang w:eastAsia="zh-CN"/>
-              </w:rPr>
-              <w:t>Zero-Shot Iterative Formalization and Planning in Partially Observable Environments.</w:t>
-            </w:r>
-            <w:r>
-              <w:rPr>
-                <w:lang w:eastAsia="zh-CN"/>
-              </w:rPr>
-              <w:t xml:space="preserve"> </w:t>
-            </w:r>
-            <w:r>
-              <w:rPr>
-                <w:rFonts w:hint="eastAsia"/>
-                <w:lang w:eastAsia="zh-CN"/>
-              </w:rPr>
-              <w:t>Preprint.</w:t>
-            </w:r>
-          </w:p>
-          <w:p>
-            <w:pPr>
-              <w:ind w:left="-20"/>
-              <w:rPr>
-                <w:lang w:eastAsia="zh-CN"/>
-              </w:rPr>
-            </w:pPr>
-            <w:r>
-              <w:rPr>
-                <w:lang w:eastAsia="zh-CN"/>
-              </w:rPr>
-              <w:t>[3</w:t>
-            </w:r>
-            <w:r>
-              <w:rPr>
-                <w:rFonts w:hint="eastAsia"/>
-                <w:lang w:eastAsia="zh-CN"/>
-              </w:rPr>
-              <w:t>4</w:t>
-            </w:r>
-            <w:r>
-              <w:rPr>
-                <w:lang w:eastAsia="zh-CN"/>
-              </w:rPr>
-              <w:t xml:space="preserve">] P. </w:t>
-            </w:r>
-            <w:proofErr w:type="spellStart"/>
-            <w:r>
-              <w:rPr>
-                <w:lang w:eastAsia="zh-CN"/>
-              </w:rPr>
-              <w:t>Kagitha</w:t>
-            </w:r>
-            <w:proofErr w:type="spellEnd"/>
-            <w:r>
-              <w:rPr>
-                <w:lang w:eastAsia="zh-CN"/>
-              </w:rPr>
-              <w:t xml:space="preserve"> and </w:t>
-            </w:r>
-            <w:r>
-              <w:rPr>
-                <w:b/>
-                <w:bCs/>
-                <w:lang w:eastAsia="zh-CN"/>
-              </w:rPr>
-              <w:t>L. Zhang</w:t>
-            </w:r>
-            <w:r>
-              <w:rPr>
-                <w:lang w:eastAsia="zh-CN"/>
-              </w:rPr>
-              <w:t xml:space="preserve">. </w:t>
-            </w:r>
-            <w:r>
-              <w:rPr>
-                <w:lang w:eastAsia="zh-CN"/>
-              </w:rPr>
-              <w:t>Addressing the Challenges of Planning Language Generation.</w:t>
-            </w:r>
-            <w:r>
-              <w:rPr>
-                <w:lang w:eastAsia="zh-CN"/>
-              </w:rPr>
-              <w:t xml:space="preserve"> </w:t>
-            </w:r>
-            <w:r>
-              <w:rPr>
-                <w:rFonts w:hint="eastAsia"/>
-                <w:lang w:eastAsia="zh-CN"/>
-              </w:rPr>
-              <w:t>Preprint</w:t>
-            </w:r>
-            <w:r>
-              <w:rPr>
-                <w:lang w:eastAsia="zh-CN"/>
-              </w:rPr>
-              <w:t>.</w:t>
-            </w:r>
-          </w:p>
-          <w:p>
-            <w:pPr>
-              <w:ind w:left="-20"/>
-              <w:rPr>
-                <w:lang w:eastAsia="zh-CN"/>
-              </w:rPr>
-            </w:pPr>
-            <w:r>
-              <w:rPr>
-                <w:lang w:eastAsia="zh-CN"/>
-              </w:rPr>
-              <w:t>[3</w:t>
-            </w:r>
-            <w:r>
-              <w:rPr>
-                <w:rFonts w:hint="eastAsia"/>
-                <w:lang w:eastAsia="zh-CN"/>
-              </w:rPr>
-              <w:t>3</w:t>
-            </w:r>
-            <w:r>
-              <w:rPr>
-                <w:lang w:eastAsia="zh-CN"/>
-              </w:rPr>
-              <w:t xml:space="preserve">] </w:t>
-            </w:r>
-            <w:r>
-              <w:rPr>
-                <w:rFonts w:hint="eastAsia"/>
-                <w:lang w:eastAsia="zh-CN"/>
-              </w:rPr>
-              <w:t>R</w:t>
-            </w:r>
-            <w:r>
-              <w:rPr>
-                <w:lang w:eastAsia="zh-CN"/>
-              </w:rPr>
-              <w:t xml:space="preserve">. </w:t>
-            </w:r>
-            <w:proofErr w:type="spellStart"/>
-            <w:r>
-              <w:rPr>
-                <w:rFonts w:hint="eastAsia"/>
-                <w:lang w:eastAsia="zh-CN"/>
-              </w:rPr>
-              <w:t>Amonkar</w:t>
-            </w:r>
-            <w:proofErr w:type="spellEnd"/>
-            <w:r>
-              <w:rPr>
-                <w:rFonts w:hint="eastAsia"/>
-                <w:lang w:eastAsia="zh-CN"/>
-              </w:rPr>
-              <w:t>, M. Lai, R. Le Bras</w:t>
-            </w:r>
-            <w:r>
-              <w:rPr>
-                <w:lang w:eastAsia="zh-CN"/>
-              </w:rPr>
-              <w:t xml:space="preserve"> and </w:t>
-            </w:r>
-            <w:r>
-              <w:rPr>
-                <w:b/>
-                <w:bCs/>
-                <w:lang w:eastAsia="zh-CN"/>
-              </w:rPr>
-              <w:t>L. Zhang</w:t>
-            </w:r>
-            <w:r>
-              <w:rPr>
-                <w:lang w:eastAsia="zh-CN"/>
-              </w:rPr>
-              <w:t xml:space="preserve">. </w:t>
-            </w:r>
-            <w:r>
-              <w:rPr>
-                <w:lang w:eastAsia="zh-CN"/>
-              </w:rPr>
-              <w:t>Are LLMs Better Formalizers than Solvers on Complex Problems?</w:t>
-            </w:r>
-            <w:r>
-              <w:rPr>
-                <w:lang w:eastAsia="zh-CN"/>
-              </w:rPr>
-              <w:t xml:space="preserve"> </w:t>
-            </w:r>
-            <w:r>
-              <w:rPr>
-                <w:rFonts w:hint="eastAsia"/>
-                <w:lang w:eastAsia="zh-CN"/>
-              </w:rPr>
-              <w:t>Preprint</w:t>
-            </w:r>
-            <w:r>
-              <w:rPr>
-                <w:lang w:eastAsia="zh-CN"/>
-              </w:rPr>
-              <w:t>.</w:t>
-            </w:r>
-          </w:p>
-          <w:p>
-            <w:pPr>
-              <w:ind w:left="-20"/>
-              <w:rPr>
-                <w:lang w:eastAsia="zh-CN"/>
-              </w:rPr>
-            </w:pPr>
-            <w:r>
-              <w:rPr>
-                <w:lang w:eastAsia="zh-CN"/>
-              </w:rPr>
-              <w:t>[3</w:t>
-            </w:r>
-            <w:r>
-              <w:rPr>
-                <w:rFonts w:hint="eastAsia"/>
-                <w:lang w:eastAsia="zh-CN"/>
-              </w:rPr>
-              <w:t>2</w:t>
-            </w:r>
-            <w:r>
-              <w:rPr>
-                <w:lang w:eastAsia="zh-CN"/>
-              </w:rPr>
-              <w:t xml:space="preserve">] Y. Yuan, M. He, A. Shahid, J. Huang, Z. Li, </w:t>
-            </w:r>
-            <w:r>
-              <w:rPr>
-                <w:b/>
-                <w:bCs/>
-                <w:lang w:eastAsia="zh-CN"/>
-              </w:rPr>
-              <w:t>L. Zhang</w:t>
-            </w:r>
-            <w:r>
-              <w:rPr>
-                <w:lang w:eastAsia="zh-CN"/>
-              </w:rPr>
-              <w:t xml:space="preserve">. </w:t>
-            </w:r>
-            <w:proofErr w:type="spellStart"/>
-            <w:r>
-              <w:rPr>
-                <w:lang w:eastAsia="zh-CN"/>
-              </w:rPr>
-              <w:t>TurnaboutLLM</w:t>
-            </w:r>
-            <w:proofErr w:type="spellEnd"/>
-            <w:r>
-              <w:rPr>
-                <w:lang w:eastAsia="zh-CN"/>
-              </w:rPr>
-              <w:t>: A Deductive Reasoning Benchmark from Detective Games</w:t>
-            </w:r>
-            <w:r>
-              <w:rPr>
-                <w:lang w:eastAsia="zh-CN"/>
-              </w:rPr>
-              <w:t xml:space="preserve">. </w:t>
-            </w:r>
-            <w:r>
-              <w:rPr>
-                <w:lang w:eastAsia="zh-CN"/>
-              </w:rPr>
-              <w:t>In</w:t>
-            </w:r>
-            <w:r>
-              <w:rPr>
-                <w:lang w:eastAsia="zh-CN"/>
-              </w:rPr>
-              <w:t xml:space="preserve"> EMNLP 2025.</w:t>
-            </w:r>
-          </w:p>
-          <w:p>
-            <w:pPr>
-              <w:ind w:left="-20"/>
-              <w:rPr>
-                <w:lang w:eastAsia="zh-CN"/>
-              </w:rPr>
-            </w:pPr>
-            <w:r>
-              <w:rPr>
-                <w:rFonts w:hint="eastAsia"/>
-                <w:lang w:eastAsia="zh-CN"/>
-              </w:rPr>
-              <w:t xml:space="preserve">[31] W. Hu, J. Duan, C. Wei, </w:t>
-            </w:r>
-            <w:r>
-              <w:rPr>
-                <w:rFonts w:hint="eastAsia"/>
-                <w:b/>
-                <w:bCs/>
-                <w:lang w:eastAsia="zh-CN"/>
-              </w:rPr>
-              <w:t>L. Zhang</w:t>
-            </w:r>
-            <w:r>
-              <w:rPr>
                 <w:rFonts w:hint="eastAsia"/>
                 <w:lang w:eastAsia="zh-CN"/>
               </w:rPr>
               <w:t xml:space="preserve">, Y. Zhang and K. Xu. </w:t>
             </w:r>
-            <w:proofErr w:type="spellStart"/>
-            <w:r>
-              <w:rPr>
-                <w:lang w:eastAsia="zh-CN"/>
-              </w:rPr>
-              <w:t>DynaCode</w:t>
-            </w:r>
-            <w:proofErr w:type="spellEnd"/>
-            <w:r>
-              <w:rPr>
-                <w:lang w:eastAsia="zh-CN"/>
-              </w:rPr>
-              <w:t>: A Dynamic Complexity-Aware Code Benchmark for Evaluating Large Language Models in Code Generation</w:t>
+            <w:r>
+              <w:rPr>
+                <w:lang w:eastAsia="zh-CN"/>
+              </w:rPr>
+              <w:t>DynaCode: A Dynamic Complexity-Aware Code Benchmark for Evaluating Large Language Models in Code Generation</w:t>
             </w:r>
             <w:r>
               <w:rPr>
@@ -1485,7 +1440,6 @@
               </w:rPr>
               <w:t>2</w:t>
             </w:r>
-            <w:proofErr w:type="gramStart"/>
             <w:r>
               <w:rPr>
                 <w:rFonts w:hint="eastAsia"/>
@@ -1502,11 +1456,7 @@
               <w:t xml:space="preserve"> </w:t>
             </w:r>
             <w:r>
-              <w:t xml:space="preserve"> Natural</w:t>
-            </w:r>
-            <w:proofErr w:type="gramEnd"/>
-            <w:r>
-              <w:t xml:space="preserve"> Language Reasoning and Structured Explanations Workshop at ACL 202</w:t>
+              <w:t xml:space="preserve"> Natural Language Reasoning and Structured Explanations Workshop at ACL 202</w:t>
             </w:r>
             <w:r>
               <w:rPr>
@@ -1736,21 +1686,7 @@
               <w:rPr>
                 <w:lang w:eastAsia="zh-CN"/>
               </w:rPr>
-              <w:t xml:space="preserve">, A. </w:t>
-            </w:r>
-            <w:proofErr w:type="spellStart"/>
-            <w:r>
-              <w:rPr>
-                <w:lang w:eastAsia="zh-CN"/>
-              </w:rPr>
-              <w:t>Kommula</w:t>
-            </w:r>
-            <w:proofErr w:type="spellEnd"/>
-            <w:r>
-              <w:rPr>
-                <w:lang w:eastAsia="zh-CN"/>
-              </w:rPr>
-              <w:t>, N. Tandon</w:t>
+              <w:t>, A. Kommula, N. Tandon</w:t>
             </w:r>
             <w:r>
               <w:t xml:space="preserve"> and C. Callison-Burch. </w:t>
@@ -1879,15 +1815,7 @@
               <w:t>. Lyu*</w:t>
             </w:r>
             <w:r>
-              <w:t xml:space="preserve">, S. </w:t>
-            </w:r>
-            <w:proofErr w:type="spellStart"/>
-            <w:r>
-              <w:t>Havaldar</w:t>
-            </w:r>
-            <w:proofErr w:type="spellEnd"/>
-            <w:r>
-              <w:t xml:space="preserve">*, A. Stein*, </w:t>
+              <w:t xml:space="preserve">, S. Havaldar*, A. Stein*, </w:t>
             </w:r>
             <w:r>
               <w:rPr>
@@ -1897,13 +1825,80 @@
               <w:t>L. Zhang</w:t>
             </w:r>
             <w:r>
-              <w:t xml:space="preserve">, D. Rao, E. Wong, M. </w:t>
-            </w:r>
-            <w:proofErr w:type="spellStart"/>
-            <w:r>
-              <w:t>Apidianaki</w:t>
-            </w:r>
-            <w:proofErr w:type="spellEnd"/>
+              <w:t xml:space="preserve">, D. Rao, E. Wong, M. Apidianaki and C. Callison-Burch. </w:t>
+            </w:r>
+            <w:r>
+              <w:rPr>
+                <w:i/>
+              </w:rPr>
+              <w:t>Faithful Chain of Thought Reasoning</w:t>
+            </w:r>
+            <w:r>
+              <w:t xml:space="preserve">. In </w:t>
+            </w:r>
+            <w:r>
+              <w:rPr>
+                <w:rFonts w:hint="eastAsia"/>
+                <w:lang w:eastAsia="zh-CN"/>
+              </w:rPr>
+              <w:t>IJCNLP-AACL 2023</w:t>
+            </w:r>
+            <w:r>
+              <w:t xml:space="preserve">. </w:t>
+            </w:r>
+          </w:p>
+          <w:p>
+            <w:r>
+              <w:t xml:space="preserve">[19] </w:t>
+            </w:r>
+            <w:r>
+              <w:rPr>
+                <w:b/>
+              </w:rPr>
+              <w:t>L. Zhang</w:t>
+            </w:r>
+            <w:r>
+              <w:rPr>
+                <w:bCs/>
+              </w:rPr>
+              <w:t>*</w:t>
+            </w:r>
+            <w:r>
+              <w:t xml:space="preserve">, H. Xu*^, Y. Yang, S. Zhou, W. You, M. Arora and C. Callison-Burch. </w:t>
+            </w:r>
+            <w:r>
+              <w:rPr>
+                <w:i/>
+              </w:rPr>
+              <w:t>Causal Reasoning of Entities and Events in Procedural Texts</w:t>
+            </w:r>
+            <w:r>
+              <w:t xml:space="preserve">. In </w:t>
+            </w:r>
+            <w:r>
+              <w:rPr>
+                <w:rFonts w:hint="eastAsia"/>
+                <w:lang w:eastAsia="zh-CN"/>
+              </w:rPr>
+              <w:t>Findings</w:t>
+            </w:r>
+            <w:r>
+              <w:t xml:space="preserve"> of EACL 2023. </w:t>
+            </w:r>
+          </w:p>
+          <w:p>
+            <w:pPr>
+              <w:ind w:left="-20"/>
+            </w:pPr>
+            <w:r>
+              <w:t xml:space="preserve">[18] </w:t>
+            </w:r>
+            <w:r>
+              <w:rPr>
+                <w:b/>
+              </w:rPr>
+              <w:t>L. Zhang</w:t>
+            </w:r>
             <w:r>
               <w:t xml:space="preserve"> and C. Callison-Burch. </w:t>
             </w:r>
@@ -1911,25 +1906,27 @@
               <w:rPr>
                 <w:i/>
               </w:rPr>
-              <w:t>Faithful Chain of Thought Reasoning</w:t>
-            </w:r>
-            <w:r>
-              <w:t xml:space="preserve">. In </w:t>
-            </w:r>
-            <w:r>
-              <w:rPr>
-                <w:rFonts w:hint="eastAsia"/>
-                <w:lang w:eastAsia="zh-CN"/>
-              </w:rPr>
-              <w:t>IJCNLP-AACL 2023</w:t>
-            </w:r>
-            <w:r>
-              <w:t xml:space="preserve">. </w:t>
-            </w:r>
-          </w:p>
-          <w:p>
-            <w:r>
-              <w:t xml:space="preserve">[19] </w:t>
+              <w:t>Language Models are Drummers: Drum Composition with Natural Language Pre-Training</w:t>
+            </w:r>
+            <w:r>
+              <w:t>. In 1</w:t>
+            </w:r>
+            <w:r>
+              <w:rPr>
+                <w:vertAlign w:val="superscript"/>
+              </w:rPr>
+              <w:t>st</w:t>
+            </w:r>
+            <w:r>
+              <w:t xml:space="preserve"> Workshop on Creative AI across Modalities at AAAI 2023. </w:t>
+            </w:r>
+          </w:p>
+          <w:p>
+            <w:pPr>
+              <w:ind w:left="-20"/>
+            </w:pPr>
+            <w:r>
+              <w:t xml:space="preserve">[17] Y. M. Cho^, </w:t>
             </w:r>
             <w:r>
               <w:rPr>
@@ -1938,104 +1935,13 @@
               <w:t>L. Zhang</w:t>
             </w:r>
             <w:r>
-              <w:rPr>
-                <w:bCs/>
-              </w:rPr>
-              <w:t>*</w:t>
-            </w:r>
-            <w:r>
-              <w:t xml:space="preserve">, H. Xu*^, Y. Yang, S. Zhou, W. You, M. Arora and C. Callison-Burch. </w:t>
+              <w:t xml:space="preserve"> and C. Callison-Burch. </w:t>
             </w:r>
             <w:r>
               <w:rPr>
                 <w:i/>
               </w:rPr>
-              <w:t>Causal Reasoning of Entities and Events in Procedural Texts</w:t>
-            </w:r>
-            <w:r>
-              <w:t xml:space="preserve">. In </w:t>
-            </w:r>
-            <w:r>
-              <w:rPr>
-                <w:rFonts w:hint="eastAsia"/>
-                <w:lang w:eastAsia="zh-CN"/>
-              </w:rPr>
-              <w:t>Findings</w:t>
-            </w:r>
-            <w:r>
-              <w:t xml:space="preserve"> of EACL 2023. </w:t>
-            </w:r>
-          </w:p>
-          <w:p>
-            <w:pPr>
-              <w:ind w:left="-20"/>
-            </w:pPr>
-            <w:r>
-              <w:t xml:space="preserve">[18] </w:t>
-            </w:r>
-            <w:r>
-              <w:rPr>
-                <w:b/>
-              </w:rPr>
-              <w:t>L. Zhang</w:t>
-            </w:r>
-            <w:r>
-              <w:t xml:space="preserve"> and C. Callison-Burch. </w:t>
-            </w:r>
-            <w:r>
-              <w:rPr>
-                <w:i/>
-              </w:rPr>
-              <w:t>Language Models are Drummers: Drum Composition with Natural Language Pre-Training</w:t>
-            </w:r>
-            <w:r>
-              <w:t>. In 1</w:t>
-            </w:r>
-            <w:r>
-              <w:rPr>
-                <w:vertAlign w:val="superscript"/>
-              </w:rPr>
-              <w:t>st</w:t>
-            </w:r>
-            <w:r>
-              <w:t xml:space="preserve"> Workshop on Creative AI across Modalities at AAAI 2023. </w:t>
-            </w:r>
-          </w:p>
-          <w:p>
-            <w:pPr>
-              <w:ind w:left="-20"/>
-            </w:pPr>
-            <w:r>
-              <w:t xml:space="preserve">[17] Y. M. Cho^, </w:t>
-            </w:r>
-            <w:r>
-              <w:rPr>
-                <w:b/>
-              </w:rPr>
-              <w:t>L. Zhang</w:t>
-            </w:r>
-            <w:r>
-              <w:t xml:space="preserve"> and C. Callison-Burch. </w:t>
-            </w:r>
-            <w:r>
-              <w:rPr>
-                <w:i/>
-              </w:rPr>
-              <w:t xml:space="preserve">Unsupervised Entity Linking with Guided Summarization and </w:t>
-            </w:r>
-            <w:proofErr w:type="gramStart"/>
-            <w:r>
-              <w:rPr>
-                <w:i/>
-              </w:rPr>
-              <w:t>Multiple Choice</w:t>
-            </w:r>
-            <w:proofErr w:type="gramEnd"/>
-            <w:r>
-              <w:rPr>
-                <w:i/>
-              </w:rPr>
-              <w:t xml:space="preserve"> Selection</w:t>
+              <w:t>Unsupervised Entity Linking with Guided Summarization and Multiple Choice Selection</w:t>
             </w:r>
             <w:r>
               <w:t xml:space="preserve">. In EMNLP 2022. </w:t>
@@ -2232,16 +2138,8 @@
               <w:rPr>
                 <w:i/>
               </w:rPr>
-              <w:t xml:space="preserve">Show Me More Details: Discovering Event Hierarchies from </w:t>
-            </w:r>
-            <w:proofErr w:type="spellStart"/>
-            <w:r>
-              <w:rPr>
-                <w:i/>
-              </w:rPr>
-              <w:t>WikiHow</w:t>
-            </w:r>
-            <w:proofErr w:type="spellEnd"/>
+              <w:t>Show Me More Details: Discovering Event Hierarchies from WikiHow</w:t>
+            </w:r>
             <w:r>
               <w:t xml:space="preserve">. In ACL 2022. </w:t>
             </w:r>
@@ -2261,34 +2159,49 @@
               <w:t>L. Zhang</w:t>
             </w:r>
             <w:r>
-              <w:t xml:space="preserve">, M. </w:t>
-            </w:r>
-            <w:proofErr w:type="spellStart"/>
-            <w:r>
-              <w:t>Yatskar</w:t>
-            </w:r>
-            <w:proofErr w:type="spellEnd"/>
-            <w:r>
-              <w:t xml:space="preserve"> and C. Callison-Burch. </w:t>
+              <w:t xml:space="preserve">, M. Yatskar and C. Callison-Burch. </w:t>
             </w:r>
             <w:r>
               <w:rPr>
                 <w:i/>
                 <w:iCs/>
               </w:rPr>
-              <w:t xml:space="preserve">Visual Goal-Step Inference using </w:t>
-            </w:r>
-            <w:proofErr w:type="spellStart"/>
+              <w:t>Visual Goal-Step Inference using wikiHow</w:t>
+            </w:r>
+            <w:r>
+              <w:t>. In EMNLP 2021; presented at the 2nd Workshop on Advances in Language and Vision Research at NAACL 2021.</w:t>
+            </w:r>
+          </w:p>
+          <w:p>
+            <w:pPr>
+              <w:ind w:left="-20"/>
+            </w:pPr>
+            <w:r>
+              <w:t xml:space="preserve">[8] </w:t>
+            </w:r>
+            <w:r>
+              <w:rPr>
+                <w:b/>
+              </w:rPr>
+              <w:t>L. Zhang</w:t>
+            </w:r>
+            <w:r>
+              <w:rPr>
+                <w:bCs/>
+              </w:rPr>
+              <w:t xml:space="preserve">*, </w:t>
+            </w:r>
+            <w:r>
+              <w:t xml:space="preserve">Q. Lyu* and C. Callison-Burch. </w:t>
+            </w:r>
             <w:r>
               <w:rPr>
                 <w:i/>
-                <w:iCs/>
-              </w:rPr>
-              <w:t>wikiHow</w:t>
-            </w:r>
-            <w:proofErr w:type="spellEnd"/>
-            <w:r>
-              <w:t>. In EMNLP 2021; presented at the 2nd Workshop on Advances in Language and Vision Research at NAACL 2021.</w:t>
+              </w:rPr>
+              <w:t>Goal-Oriented Script Construction</w:t>
+            </w:r>
+            <w:r>
+              <w:t xml:space="preserve">. In INLG 2021.  </w:t>
             </w:r>
           </w:p>
           <w:p>
@@ -2296,7 +2209,7 @@
               <w:ind w:left="-20"/>
             </w:pPr>
             <w:r>
-              <w:t xml:space="preserve">[8] </w:t>
+              <w:t xml:space="preserve">[7] </w:t>
             </w:r>
             <w:r>
               <w:rPr>
@@ -2305,54 +2218,14 @@
               <w:t>L. Zhang</w:t>
             </w:r>
             <w:r>
-              <w:rPr>
-                <w:bCs/>
-              </w:rPr>
-              <w:t xml:space="preserve">*, </w:t>
-            </w:r>
-            <w:r>
-              <w:t xml:space="preserve">Q. Lyu* and C. Callison-Burch. </w:t>
+              <w:t xml:space="preserve">, Q. Lyu and C. Callison-Burch. </w:t>
             </w:r>
             <w:r>
               <w:rPr>
                 <w:i/>
               </w:rPr>
-              <w:t>Goal-Oriented Script Construction</w:t>
-            </w:r>
-            <w:r>
-              <w:t xml:space="preserve">. In INLG 2021.  </w:t>
-            </w:r>
-          </w:p>
-          <w:p>
-            <w:pPr>
-              <w:ind w:left="-20"/>
-            </w:pPr>
-            <w:r>
-              <w:t xml:space="preserve">[7] </w:t>
-            </w:r>
-            <w:r>
-              <w:rPr>
-                <w:b/>
-              </w:rPr>
-              <w:t>L. Zhang</w:t>
-            </w:r>
-            <w:r>
-              <w:t xml:space="preserve">, Q. Lyu and C. Callison-Burch. </w:t>
-            </w:r>
-            <w:r>
-              <w:rPr>
-                <w:i/>
-              </w:rPr>
-              <w:t xml:space="preserve">Intent Detection with </w:t>
-            </w:r>
-            <w:proofErr w:type="spellStart"/>
-            <w:r>
-              <w:rPr>
-                <w:i/>
-              </w:rPr>
-              <w:t>WikiHow</w:t>
-            </w:r>
-            <w:proofErr w:type="spellEnd"/>
+              <w:t>Intent Detection with WikiHow</w:t>
+            </w:r>
             <w:r>
               <w:t xml:space="preserve">. In AACL-IJCNLP 2020. </w:t>
             </w:r>
@@ -2378,30 +2251,14 @@
               <w:t xml:space="preserve">*, </w:t>
             </w:r>
             <w:r>
-              <w:t xml:space="preserve">Q. Lyu* </w:t>
-            </w:r>
-            <w:proofErr w:type="gramStart"/>
-            <w:r>
-              <w:t>and</w:t>
-            </w:r>
-            <w:proofErr w:type="gramEnd"/>
-            <w:r>
-              <w:t xml:space="preserve"> C. Callison-Burch. </w:t>
+              <w:t xml:space="preserve">Q. Lyu* and C. Callison-Burch. </w:t>
             </w:r>
             <w:r>
               <w:rPr>
                 <w:i/>
               </w:rPr>
-              <w:t xml:space="preserve">Reasoning about Goals, Steps, and Temporal Ordering with </w:t>
-            </w:r>
-            <w:proofErr w:type="spellStart"/>
-            <w:r>
-              <w:rPr>
-                <w:i/>
-              </w:rPr>
-              <w:t>WikiHow</w:t>
-            </w:r>
-            <w:proofErr w:type="spellEnd"/>
+              <w:t>Reasoning about Goals, Steps, and Temporal Ordering with WikiHow</w:t>
+            </w:r>
             <w:r>
               <w:t>. In EMNLP 2020; presented at Workshop on Enormous Language Models at ICLR 2021.</w:t>
             </w:r>
@@ -2693,21 +2550,7 @@
               <w:rPr>
                 <w:b/>
               </w:rPr>
-              <w:t xml:space="preserve">Alexa Prize </w:t>
-            </w:r>
-            <w:proofErr w:type="spellStart"/>
-            <w:r>
-              <w:rPr>
-                <w:b/>
-              </w:rPr>
-              <w:t>TaskBot</w:t>
-            </w:r>
-            <w:proofErr w:type="spellEnd"/>
-            <w:r>
-              <w:rPr>
-                <w:b/>
-              </w:rPr>
-              <w:t xml:space="preserve"> Challenge ($250,000)</w:t>
+              <w:t>Alexa Prize TaskBot Challenge ($250,000)</w:t>
             </w:r>
             <w:r>
               <w:tab/>
@@ -2743,15 +2586,7 @@
               </w:rPr>
             </w:pPr>
             <w:r>
-              <w:t xml:space="preserve">• Primarily authored, applied, and received a stipend award of $250,000 to lead University of Pennsylvania’s effort in the Alexa Prize </w:t>
-            </w:r>
-            <w:proofErr w:type="spellStart"/>
-            <w:r>
-              <w:t>TaskBot</w:t>
-            </w:r>
-            <w:proofErr w:type="spellEnd"/>
-            <w:r>
-              <w:t xml:space="preserve"> Challenge 2021.</w:t>
+              <w:t>• Primarily authored, applied, and received a stipend award of $250,000 to lead University of Pennsylvania’s effort in the Alexa Prize TaskBot Challenge 2021.</w:t>
             </w:r>
           </w:p>
         </w:tc>
@@ -4109,16 +3944,8 @@
               <w:rPr>
                 <w:bCs/>
               </w:rPr>
-              <w:t xml:space="preserve">Rikhil </w:t>
-            </w:r>
-            <w:proofErr w:type="spellStart"/>
-            <w:r>
-              <w:rPr>
-                <w:bCs/>
-              </w:rPr>
-              <w:t>Amonkar</w:t>
-            </w:r>
-            <w:proofErr w:type="spellEnd"/>
+              <w:t>Rikhil Amonkar</w:t>
+            </w:r>
             <w:r>
               <w:rPr>
                 <w:b/>
@@ -4230,16 +4057,8 @@
               <w:rPr>
                 <w:bCs/>
               </w:rPr>
-              <w:t xml:space="preserve">Yuan </w:t>
-            </w:r>
-            <w:proofErr w:type="spellStart"/>
-            <w:r>
-              <w:rPr>
-                <w:bCs/>
-              </w:rPr>
-              <w:t>Yuan</w:t>
-            </w:r>
-            <w:proofErr w:type="spellEnd"/>
+              <w:t>Yuan Yuan</w:t>
+            </w:r>
             <w:r>
               <w:rPr>
                 <w:b/>
@@ -4314,39 +4133,7 @@
                 <w:bCs/>
                 <w:lang w:eastAsia="zh-CN"/>
               </w:rPr>
-              <w:t xml:space="preserve">Krystal Gong, Tianyi Zhang, </w:t>
-            </w:r>
-            <w:proofErr w:type="spellStart"/>
-            <w:r>
-              <w:rPr>
-                <w:bCs/>
-                <w:lang w:eastAsia="zh-CN"/>
-              </w:rPr>
-              <w:t>Hainiu</w:t>
-            </w:r>
-            <w:proofErr w:type="spellEnd"/>
-            <w:r>
-              <w:rPr>
-                <w:bCs/>
-                <w:lang w:eastAsia="zh-CN"/>
-              </w:rPr>
-              <w:t xml:space="preserve"> Xu, </w:t>
-            </w:r>
-            <w:proofErr w:type="spellStart"/>
-            <w:r>
-              <w:rPr>
-                <w:bCs/>
-                <w:lang w:eastAsia="zh-CN"/>
-              </w:rPr>
-              <w:t>Zhaoyi</w:t>
-            </w:r>
-            <w:proofErr w:type="spellEnd"/>
-            <w:r>
-              <w:rPr>
-                <w:bCs/>
-                <w:lang w:eastAsia="zh-CN"/>
-              </w:rPr>
-              <w:t xml:space="preserve"> Hou, Young-Min Cho</w:t>
+              <w:t>Krystal Gong, Tianyi Zhang, Hainiu Xu, Zhaoyi Hou, Young-Min Cho</w:t>
             </w:r>
           </w:p>
         </w:tc>

--- a/docs/CV.docx
+++ b/docs/CV.docx
@@ -26,8 +26,14 @@
           <w:p>
             <w:pPr>
               <w:pStyle w:val="Heading1"/>
-            </w:pPr>
-            <w:r>
+              <w:rPr>
+                <w:color w:val="000000" w:themeColor="text1"/>
+              </w:rPr>
+            </w:pPr>
+            <w:r>
+              <w:rPr>
+                <w:color w:val="000000" w:themeColor="text1"/>
+              </w:rPr>
               <w:t>Li “Harry” Zhang</w:t>
             </w:r>
           </w:p>
@@ -39,16 +45,28 @@
           <w:p>
             <w:pPr>
               <w:pStyle w:val="ContactInfo"/>
-            </w:pPr>
-            <w:r>
+              <w:rPr>
+                <w:color w:val="000000" w:themeColor="text1"/>
+              </w:rPr>
+            </w:pPr>
+            <w:r>
+              <w:rPr>
+                <w:color w:val="000000" w:themeColor="text1"/>
+              </w:rPr>
               <w:t>zharry.com</w:t>
             </w:r>
           </w:p>
           <w:p>
             <w:pPr>
               <w:pStyle w:val="ContactInfo"/>
-            </w:pPr>
-            <w:r>
+              <w:rPr>
+                <w:color w:val="000000" w:themeColor="text1"/>
+              </w:rPr>
+            </w:pPr>
+            <w:r>
+              <w:rPr>
+                <w:color w:val="000000" w:themeColor="text1"/>
+              </w:rPr>
               <w:t>Harry.Zhang@drexel.edu</w:t>
             </w:r>
           </w:p>
@@ -56,6 +74,9 @@
             <w:pPr>
               <w:pStyle w:val="ContactInfo"/>
               <w:ind w:right="110"/>
+              <w:rPr>
+                <w:color w:val="000000" w:themeColor="text1"/>
+              </w:rPr>
             </w:pPr>
           </w:p>
         </w:tc>
@@ -74,39 +95,44 @@
               <w:rPr>
                 <w:b/>
                 <w:bCs/>
-              </w:rPr>
-            </w:pPr>
-            <w:r>
-              <w:rPr>
+                <w:color w:val="000000" w:themeColor="text1"/>
+              </w:rPr>
+            </w:pPr>
+            <w:r>
+              <w:rPr>
+                <w:color w:val="000000" w:themeColor="text1"/>
                 <w:lang w:eastAsia="zh-CN"/>
               </w:rPr>
               <w:t xml:space="preserve">Last updated: </w:t>
             </w:r>
             <w:r>
               <w:rPr>
-                <w:lang w:eastAsia="zh-CN"/>
-              </w:rPr>
-              <w:t>Oct</w:t>
-            </w:r>
-            <w:r>
-              <w:rPr>
-                <w:rFonts w:hint="eastAsia"/>
+                <w:color w:val="000000" w:themeColor="text1"/>
+                <w:lang w:eastAsia="zh-CN"/>
+              </w:rPr>
+              <w:t>Jun</w:t>
+            </w:r>
+            <w:r>
+              <w:rPr>
+                <w:rFonts w:hint="eastAsia"/>
+                <w:color w:val="000000" w:themeColor="text1"/>
                 <w:lang w:eastAsia="zh-CN"/>
               </w:rPr>
               <w:t xml:space="preserve"> </w:t>
             </w:r>
             <w:r>
               <w:rPr>
+                <w:color w:val="000000" w:themeColor="text1"/>
                 <w:lang w:eastAsia="zh-CN"/>
               </w:rPr>
               <w:t>202</w:t>
             </w:r>
             <w:r>
               <w:rPr>
-                <w:rFonts w:hint="eastAsia"/>
-                <w:lang w:eastAsia="zh-CN"/>
-              </w:rPr>
-              <w:t>5</w:t>
+                <w:color w:val="000000" w:themeColor="text1"/>
+                <w:lang w:eastAsia="zh-CN"/>
+              </w:rPr>
+              <w:t>6</w:t>
             </w:r>
           </w:p>
         </w:tc>
@@ -117,6 +143,9 @@
           <w:p>
             <w:pPr>
               <w:pStyle w:val="ContactInfo"/>
+              <w:rPr>
+                <w:color w:val="000000" w:themeColor="text1"/>
+              </w:rPr>
             </w:pPr>
           </w:p>
         </w:tc>
@@ -132,8 +161,14 @@
           <w:p>
             <w:pPr>
               <w:pStyle w:val="Heading2"/>
-            </w:pPr>
-            <w:r>
+              <w:rPr>
+                <w:color w:val="000000" w:themeColor="text1"/>
+              </w:rPr>
+            </w:pPr>
+            <w:r>
+              <w:rPr>
+                <w:color w:val="000000" w:themeColor="text1"/>
+              </w:rPr>
               <w:t>RESEARCH INTERESTS</w:t>
             </w:r>
           </w:p>
@@ -142,7 +177,13 @@
           <w:tcPr>
             <w:tcW w:w="270" w:type="dxa"/>
           </w:tcPr>
-          <w:p/>
+          <w:p>
+            <w:pPr>
+              <w:rPr>
+                <w:color w:val="000000" w:themeColor="text1"/>
+              </w:rPr>
+            </w:pPr>
+          </w:p>
         </w:tc>
         <w:tc>
           <w:tcPr>
@@ -150,18 +191,28 @@
             <w:gridSpan w:val="2"/>
           </w:tcPr>
           <w:p>
-            <w:r>
+            <w:pPr>
+              <w:rPr>
+                <w:color w:val="000000" w:themeColor="text1"/>
+              </w:rPr>
+            </w:pPr>
+            <w:r>
+              <w:rPr>
+                <w:color w:val="000000" w:themeColor="text1"/>
+              </w:rPr>
               <w:t>Artificial Intelligence, Machine Learning, Natural Language Processing</w:t>
             </w:r>
           </w:p>
           <w:p>
             <w:pPr>
               <w:rPr>
-                <w:lang w:eastAsia="zh-CN"/>
-              </w:rPr>
-            </w:pPr>
-            <w:r>
-              <w:rPr>
+                <w:color w:val="000000" w:themeColor="text1"/>
+                <w:lang w:eastAsia="zh-CN"/>
+              </w:rPr>
+            </w:pPr>
+            <w:r>
+              <w:rPr>
+                <w:color w:val="000000" w:themeColor="text1"/>
                 <w:lang w:eastAsia="zh-CN"/>
               </w:rPr>
               <w:t>Large Language Models, Planning</w:t>
@@ -169,12 +220,14 @@
             <w:r>
               <w:rPr>
                 <w:rFonts w:hint="eastAsia"/>
+                <w:color w:val="000000" w:themeColor="text1"/>
                 <w:lang w:eastAsia="zh-CN"/>
               </w:rPr>
               <w:t xml:space="preserve">, </w:t>
             </w:r>
             <w:r>
               <w:rPr>
+                <w:color w:val="000000" w:themeColor="text1"/>
                 <w:lang w:eastAsia="zh-CN"/>
               </w:rPr>
               <w:t xml:space="preserve">Reasoning, </w:t>
@@ -182,12 +235,14 @@
             <w:r>
               <w:rPr>
                 <w:rFonts w:hint="eastAsia"/>
+                <w:color w:val="000000" w:themeColor="text1"/>
                 <w:lang w:eastAsia="zh-CN"/>
               </w:rPr>
               <w:t>Agents, Formal Methods</w:t>
             </w:r>
             <w:r>
               <w:rPr>
+                <w:color w:val="000000" w:themeColor="text1"/>
                 <w:lang w:eastAsia="zh-CN"/>
               </w:rPr>
               <w:t>, etc.</w:t>
@@ -204,7 +259,13 @@
             <w:tcW w:w="10705" w:type="dxa"/>
             <w:gridSpan w:val="4"/>
           </w:tcPr>
-          <w:p/>
+          <w:p>
+            <w:pPr>
+              <w:rPr>
+                <w:color w:val="000000" w:themeColor="text1"/>
+              </w:rPr>
+            </w:pPr>
+          </w:p>
         </w:tc>
       </w:tr>
       <w:tr>
@@ -219,12 +280,14 @@
             <w:pPr>
               <w:pStyle w:val="Heading2"/>
               <w:rPr>
-                <w:lang w:eastAsia="zh-CN"/>
-              </w:rPr>
-            </w:pPr>
-            <w:r>
-              <w:rPr>
-                <w:rFonts w:hint="eastAsia"/>
+                <w:color w:val="000000" w:themeColor="text1"/>
+                <w:lang w:eastAsia="zh-CN"/>
+              </w:rPr>
+            </w:pPr>
+            <w:r>
+              <w:rPr>
+                <w:rFonts w:hint="eastAsia"/>
+                <w:color w:val="000000" w:themeColor="text1"/>
                 <w:lang w:eastAsia="zh-CN"/>
               </w:rPr>
               <w:t>ACADEMIC AFFILIATIONS</w:t>
@@ -235,7 +298,13 @@
           <w:tcPr>
             <w:tcW w:w="270" w:type="dxa"/>
           </w:tcPr>
-          <w:p/>
+          <w:p>
+            <w:pPr>
+              <w:rPr>
+                <w:color w:val="000000" w:themeColor="text1"/>
+              </w:rPr>
+            </w:pPr>
+          </w:p>
         </w:tc>
         <w:tc>
           <w:tcPr>
@@ -249,23 +318,29 @@
               </w:tabs>
               <w:ind w:left="6020" w:hanging="6020"/>
               <w:rPr>
-                <w:lang w:eastAsia="zh-CN"/>
-              </w:rPr>
-            </w:pPr>
-            <w:r>
-              <w:rPr>
-                <w:rFonts w:hint="eastAsia"/>
-                <w:b/>
+                <w:color w:val="000000" w:themeColor="text1"/>
+                <w:lang w:eastAsia="zh-CN"/>
+              </w:rPr>
+            </w:pPr>
+            <w:r>
+              <w:rPr>
+                <w:rFonts w:hint="eastAsia"/>
+                <w:b/>
+                <w:color w:val="000000" w:themeColor="text1"/>
                 <w:lang w:eastAsia="zh-CN"/>
               </w:rPr>
               <w:t>Drexel University</w:t>
             </w:r>
             <w:r>
+              <w:rPr>
+                <w:color w:val="000000" w:themeColor="text1"/>
+              </w:rPr>
               <w:t>, Philadelphia, PA</w:t>
             </w:r>
             <w:r>
               <w:rPr>
                 <w:b/>
+                <w:color w:val="000000" w:themeColor="text1"/>
                 <w:sz w:val="21"/>
                 <w:szCs w:val="21"/>
               </w:rPr>
@@ -274,6 +349,7 @@
             <w:r>
               <w:rPr>
                 <w:b/>
+                <w:color w:val="000000" w:themeColor="text1"/>
                 <w:sz w:val="21"/>
                 <w:szCs w:val="21"/>
               </w:rPr>
@@ -282,26 +358,35 @@
             <w:r>
               <w:rPr>
                 <w:rFonts w:hint="eastAsia"/>
+                <w:color w:val="000000" w:themeColor="text1"/>
                 <w:lang w:eastAsia="zh-CN"/>
               </w:rPr>
               <w:t>Dec</w:t>
             </w:r>
             <w:r>
+              <w:rPr>
+                <w:color w:val="000000" w:themeColor="text1"/>
+              </w:rPr>
               <w:t xml:space="preserve"> 20</w:t>
             </w:r>
             <w:r>
               <w:rPr>
                 <w:rFonts w:hint="eastAsia"/>
+                <w:color w:val="000000" w:themeColor="text1"/>
                 <w:lang w:eastAsia="zh-CN"/>
               </w:rPr>
               <w:t>24</w:t>
             </w:r>
             <w:r>
+              <w:rPr>
+                <w:color w:val="000000" w:themeColor="text1"/>
+              </w:rPr>
               <w:t xml:space="preserve"> – </w:t>
             </w:r>
             <w:r>
               <w:rPr>
                 <w:rFonts w:hint="eastAsia"/>
+                <w:color w:val="000000" w:themeColor="text1"/>
                 <w:lang w:eastAsia="zh-CN"/>
               </w:rPr>
               <w:t>Present</w:t>
@@ -314,17 +399,22 @@
               </w:tabs>
               <w:ind w:left="6020" w:right="-20" w:hanging="6020"/>
               <w:rPr>
-                <w:lang w:eastAsia="zh-CN"/>
-              </w:rPr>
-            </w:pPr>
-            <w:r>
-              <w:rPr>
-                <w:rFonts w:hint="eastAsia"/>
+                <w:color w:val="000000" w:themeColor="text1"/>
+                <w:lang w:eastAsia="zh-CN"/>
+              </w:rPr>
+            </w:pPr>
+            <w:r>
+              <w:rPr>
+                <w:rFonts w:hint="eastAsia"/>
+                <w:color w:val="000000" w:themeColor="text1"/>
                 <w:lang w:eastAsia="zh-CN"/>
               </w:rPr>
               <w:t>Tenure-Track Assistant Professor</w:t>
             </w:r>
             <w:r>
+              <w:rPr>
+                <w:color w:val="000000" w:themeColor="text1"/>
+              </w:rPr>
               <w:tab/>
             </w:r>
           </w:p>
@@ -342,6 +432,7 @@
             <w:pPr>
               <w:pStyle w:val="Heading2"/>
               <w:rPr>
+                <w:color w:val="000000" w:themeColor="text1"/>
                 <w:lang w:eastAsia="zh-CN"/>
               </w:rPr>
             </w:pPr>
@@ -351,7 +442,13 @@
           <w:tcPr>
             <w:tcW w:w="270" w:type="dxa"/>
           </w:tcPr>
-          <w:p/>
+          <w:p>
+            <w:pPr>
+              <w:rPr>
+                <w:color w:val="000000" w:themeColor="text1"/>
+              </w:rPr>
+            </w:pPr>
+          </w:p>
         </w:tc>
         <w:tc>
           <w:tcPr>
@@ -364,19 +461,27 @@
                 <w:tab w:val="right" w:pos="8160"/>
               </w:tabs>
               <w:ind w:left="6020" w:hanging="6020"/>
-            </w:pPr>
-            <w:r>
-              <w:rPr>
-                <w:b/>
+              <w:rPr>
+                <w:color w:val="000000" w:themeColor="text1"/>
+              </w:rPr>
+            </w:pPr>
+            <w:r>
+              <w:rPr>
+                <w:b/>
+                <w:color w:val="000000" w:themeColor="text1"/>
               </w:rPr>
               <w:t>University of Pennsylvania</w:t>
             </w:r>
             <w:r>
+              <w:rPr>
+                <w:color w:val="000000" w:themeColor="text1"/>
+              </w:rPr>
               <w:t>, Philadelphia, PA</w:t>
             </w:r>
             <w:r>
               <w:rPr>
                 <w:b/>
+                <w:color w:val="000000" w:themeColor="text1"/>
                 <w:sz w:val="21"/>
                 <w:szCs w:val="21"/>
               </w:rPr>
@@ -385,22 +490,30 @@
             <w:r>
               <w:rPr>
                 <w:b/>
+                <w:color w:val="000000" w:themeColor="text1"/>
                 <w:sz w:val="21"/>
                 <w:szCs w:val="21"/>
               </w:rPr>
               <w:tab/>
             </w:r>
             <w:r>
+              <w:rPr>
+                <w:color w:val="000000" w:themeColor="text1"/>
+              </w:rPr>
               <w:t xml:space="preserve">Aug 2019 – </w:t>
             </w:r>
             <w:r>
               <w:rPr>
                 <w:rFonts w:hint="eastAsia"/>
+                <w:color w:val="000000" w:themeColor="text1"/>
                 <w:lang w:eastAsia="zh-CN"/>
               </w:rPr>
               <w:t>Aug</w:t>
             </w:r>
             <w:r>
+              <w:rPr>
+                <w:color w:val="000000" w:themeColor="text1"/>
+              </w:rPr>
               <w:t xml:space="preserve"> 2024</w:t>
             </w:r>
           </w:p>
@@ -411,22 +524,33 @@
               </w:tabs>
               <w:ind w:left="6020" w:right="-20" w:hanging="6020"/>
               <w:rPr>
-                <w:lang w:eastAsia="zh-CN"/>
-              </w:rPr>
-            </w:pPr>
-            <w:r>
+                <w:color w:val="000000" w:themeColor="text1"/>
+                <w:lang w:eastAsia="zh-CN"/>
+              </w:rPr>
+            </w:pPr>
+            <w:r>
+              <w:rPr>
+                <w:color w:val="000000" w:themeColor="text1"/>
+              </w:rPr>
               <w:t>Ph.D. Computer and Information Science</w:t>
             </w:r>
             <w:r>
+              <w:rPr>
+                <w:color w:val="000000" w:themeColor="text1"/>
+              </w:rPr>
               <w:tab/>
               <w:t xml:space="preserve"> </w:t>
             </w:r>
             <w:r>
+              <w:rPr>
+                <w:color w:val="000000" w:themeColor="text1"/>
+              </w:rPr>
               <w:tab/>
               <w:t>GPA: 3.9</w:t>
             </w:r>
             <w:r>
               <w:rPr>
+                <w:color w:val="000000" w:themeColor="text1"/>
                 <w:lang w:eastAsia="zh-CN"/>
               </w:rPr>
               <w:t>6</w:t>
@@ -434,6 +558,7 @@
             <w:r>
               <w:rPr>
                 <w:rFonts w:hint="eastAsia"/>
+                <w:color w:val="000000" w:themeColor="text1"/>
                 <w:lang w:eastAsia="zh-CN"/>
               </w:rPr>
               <w:t>/4.00</w:t>
@@ -446,11 +571,13 @@
               </w:tabs>
               <w:ind w:left="6020" w:right="-20" w:hanging="6020"/>
               <w:rPr>
-                <w:lang w:eastAsia="zh-CN"/>
-              </w:rPr>
-            </w:pPr>
-            <w:r>
-              <w:rPr>
+                <w:color w:val="000000" w:themeColor="text1"/>
+                <w:lang w:eastAsia="zh-CN"/>
+              </w:rPr>
+            </w:pPr>
+            <w:r>
+              <w:rPr>
+                <w:color w:val="000000" w:themeColor="text1"/>
                 <w:lang w:eastAsia="zh-CN"/>
               </w:rPr>
               <w:t>Adviser: Prof. Chris Callison-Burch</w:t>
@@ -465,11 +592,13 @@
               <w:rPr>
                 <w:i/>
                 <w:iCs/>
-                <w:lang w:eastAsia="zh-CN"/>
-              </w:rPr>
-            </w:pPr>
-            <w:r>
-              <w:rPr>
+                <w:color w:val="000000" w:themeColor="text1"/>
+                <w:lang w:eastAsia="zh-CN"/>
+              </w:rPr>
+            </w:pPr>
+            <w:r>
+              <w:rPr>
+                <w:color w:val="000000" w:themeColor="text1"/>
                 <w:lang w:eastAsia="zh-CN"/>
               </w:rPr>
               <w:t xml:space="preserve">Thesis: </w:t>
@@ -478,6 +607,7 @@
               <w:rPr>
                 <w:i/>
                 <w:iCs/>
+                <w:color w:val="000000" w:themeColor="text1"/>
                 <w:lang w:eastAsia="zh-CN"/>
               </w:rPr>
               <w:t>Structured Event Reasoning with Large Language Models</w:t>
@@ -490,11 +620,13 @@
               </w:tabs>
               <w:ind w:left="6020" w:right="-20" w:hanging="6020"/>
               <w:rPr>
-                <w:lang w:eastAsia="zh-CN"/>
-              </w:rPr>
-            </w:pPr>
-            <w:r>
-              <w:rPr>
+                <w:color w:val="000000" w:themeColor="text1"/>
+                <w:lang w:eastAsia="zh-CN"/>
+              </w:rPr>
+            </w:pPr>
+            <w:r>
+              <w:rPr>
+                <w:color w:val="000000" w:themeColor="text1"/>
                 <w:lang w:eastAsia="zh-CN"/>
               </w:rPr>
               <w:t>Committee: Prof. Dan Roth (chair), Prof. Rada Mihalcea, Prof. Graham Neubig,</w:t>
@@ -508,14 +640,25 @@
               <w:ind w:left="6020" w:hanging="6020"/>
               <w:rPr>
                 <w:b/>
-              </w:rPr>
-            </w:pPr>
-            <w:r>
-              <w:rPr>
-                <w:lang w:eastAsia="zh-CN"/>
-              </w:rPr>
-              <w:t>Prof. Mark Yatskar, Dr. Marianna Apidianaki</w:t>
-            </w:r>
+                <w:color w:val="000000" w:themeColor="text1"/>
+              </w:rPr>
+            </w:pPr>
+            <w:r>
+              <w:rPr>
+                <w:color w:val="000000" w:themeColor="text1"/>
+                <w:lang w:eastAsia="zh-CN"/>
+              </w:rPr>
+              <w:t xml:space="preserve">Prof. Mark Yatskar, Dr. Marianna </w:t>
+            </w:r>
+            <w:proofErr w:type="spellStart"/>
+            <w:r>
+              <w:rPr>
+                <w:color w:val="000000" w:themeColor="text1"/>
+                <w:lang w:eastAsia="zh-CN"/>
+              </w:rPr>
+              <w:t>Apidianaki</w:t>
+            </w:r>
+            <w:proofErr w:type="spellEnd"/>
           </w:p>
         </w:tc>
       </w:tr>
@@ -530,6 +673,9 @@
           <w:p>
             <w:pPr>
               <w:pStyle w:val="Heading2"/>
+              <w:rPr>
+                <w:color w:val="000000" w:themeColor="text1"/>
+              </w:rPr>
             </w:pPr>
           </w:p>
         </w:tc>
@@ -537,7 +683,13 @@
           <w:tcPr>
             <w:tcW w:w="270" w:type="dxa"/>
           </w:tcPr>
-          <w:p/>
+          <w:p>
+            <w:pPr>
+              <w:rPr>
+                <w:color w:val="000000" w:themeColor="text1"/>
+              </w:rPr>
+            </w:pPr>
+          </w:p>
         </w:tc>
         <w:tc>
           <w:tcPr>
@@ -550,19 +702,27 @@
                 <w:tab w:val="right" w:pos="8160"/>
               </w:tabs>
               <w:ind w:left="6020" w:hanging="6020"/>
-            </w:pPr>
-            <w:r>
-              <w:rPr>
-                <w:b/>
+              <w:rPr>
+                <w:color w:val="000000" w:themeColor="text1"/>
+              </w:rPr>
+            </w:pPr>
+            <w:r>
+              <w:rPr>
+                <w:b/>
+                <w:color w:val="000000" w:themeColor="text1"/>
               </w:rPr>
               <w:t>University of Michigan</w:t>
             </w:r>
             <w:r>
+              <w:rPr>
+                <w:color w:val="000000" w:themeColor="text1"/>
+              </w:rPr>
               <w:t>, Ann Arbor, MI</w:t>
             </w:r>
             <w:r>
               <w:rPr>
                 <w:b/>
+                <w:color w:val="000000" w:themeColor="text1"/>
                 <w:sz w:val="21"/>
                 <w:szCs w:val="21"/>
               </w:rPr>
@@ -571,6 +731,7 @@
             <w:r>
               <w:rPr>
                 <w:b/>
+                <w:color w:val="000000" w:themeColor="text1"/>
                 <w:sz w:val="21"/>
                 <w:szCs w:val="21"/>
               </w:rPr>
@@ -579,11 +740,15 @@
             <w:r>
               <w:rPr>
                 <w:rFonts w:hint="eastAsia"/>
+                <w:color w:val="000000" w:themeColor="text1"/>
                 <w:lang w:eastAsia="zh-CN"/>
               </w:rPr>
               <w:t>Aug</w:t>
             </w:r>
             <w:r>
+              <w:rPr>
+                <w:color w:val="000000" w:themeColor="text1"/>
+              </w:rPr>
               <w:t xml:space="preserve"> 2015 – Dec 2018</w:t>
             </w:r>
           </w:p>
@@ -594,25 +759,34 @@
               </w:tabs>
               <w:ind w:left="6020" w:hanging="6020"/>
               <w:rPr>
-                <w:lang w:eastAsia="zh-CN"/>
-              </w:rPr>
-            </w:pPr>
-            <w:r>
+                <w:color w:val="000000" w:themeColor="text1"/>
+                <w:lang w:eastAsia="zh-CN"/>
+              </w:rPr>
+            </w:pPr>
+            <w:r>
+              <w:rPr>
+                <w:color w:val="000000" w:themeColor="text1"/>
+              </w:rPr>
               <w:t xml:space="preserve">B.S.E. Computer Science, </w:t>
             </w:r>
             <w:r>
               <w:rPr>
                 <w:iCs/>
+                <w:color w:val="000000" w:themeColor="text1"/>
               </w:rPr>
               <w:t>summa cum laude</w:t>
             </w:r>
             <w:r>
+              <w:rPr>
+                <w:color w:val="000000" w:themeColor="text1"/>
+              </w:rPr>
               <w:tab/>
               <w:t xml:space="preserve">               GPA: 3.8</w:t>
             </w:r>
             <w:r>
               <w:rPr>
                 <w:rFonts w:hint="eastAsia"/>
+                <w:color w:val="000000" w:themeColor="text1"/>
                 <w:lang w:eastAsia="zh-CN"/>
               </w:rPr>
               <w:t>2/4.00</w:t>
@@ -626,10 +800,12 @@
               <w:ind w:left="6020" w:hanging="6020"/>
               <w:rPr>
                 <w:b/>
-              </w:rPr>
-            </w:pPr>
-            <w:r>
-              <w:rPr>
+                <w:color w:val="000000" w:themeColor="text1"/>
+              </w:rPr>
+            </w:pPr>
+            <w:r>
+              <w:rPr>
+                <w:color w:val="000000" w:themeColor="text1"/>
                 <w:lang w:eastAsia="zh-CN"/>
               </w:rPr>
               <w:t>Mentors: Prof. Rada Mihalcea and Prof. Dragomir Radev</w:t>
@@ -646,7 +822,13 @@
             <w:tcW w:w="10705" w:type="dxa"/>
             <w:gridSpan w:val="4"/>
           </w:tcPr>
-          <w:p/>
+          <w:p>
+            <w:pPr>
+              <w:rPr>
+                <w:color w:val="000000" w:themeColor="text1"/>
+              </w:rPr>
+            </w:pPr>
+          </w:p>
         </w:tc>
       </w:tr>
       <w:tr>
@@ -660,8 +842,14 @@
           <w:p>
             <w:pPr>
               <w:pStyle w:val="Heading2"/>
-            </w:pPr>
-            <w:r>
+              <w:rPr>
+                <w:color w:val="000000" w:themeColor="text1"/>
+              </w:rPr>
+            </w:pPr>
+            <w:r>
+              <w:rPr>
+                <w:color w:val="000000" w:themeColor="text1"/>
+              </w:rPr>
               <w:t>PUBLICATIONS</w:t>
             </w:r>
           </w:p>
@@ -673,6 +861,9 @@
           <w:p>
             <w:pPr>
               <w:ind w:left="-20"/>
+              <w:rPr>
+                <w:color w:val="000000" w:themeColor="text1"/>
+              </w:rPr>
             </w:pPr>
           </w:p>
         </w:tc>
@@ -684,25 +875,39 @@
           <w:p>
             <w:pPr>
               <w:ind w:left="-20"/>
-            </w:pPr>
-            <w:r>
+              <w:rPr>
+                <w:color w:val="000000" w:themeColor="text1"/>
+              </w:rPr>
+            </w:pPr>
+            <w:r>
+              <w:rPr>
+                <w:color w:val="000000" w:themeColor="text1"/>
+              </w:rPr>
               <w:t>3</w:t>
             </w:r>
             <w:r>
+              <w:rPr>
+                <w:color w:val="000000" w:themeColor="text1"/>
+              </w:rPr>
               <w:t>3</w:t>
             </w:r>
             <w:r>
+              <w:rPr>
+                <w:color w:val="000000" w:themeColor="text1"/>
+              </w:rPr>
               <w:t xml:space="preserve"> </w:t>
             </w:r>
             <w:r>
               <w:rPr>
                 <w:rFonts w:hint="eastAsia"/>
+                <w:color w:val="000000" w:themeColor="text1"/>
                 <w:lang w:eastAsia="zh-CN"/>
               </w:rPr>
               <w:t xml:space="preserve">papers </w:t>
             </w:r>
             <w:r>
               <w:rPr>
+                <w:color w:val="000000" w:themeColor="text1"/>
                 <w:lang w:eastAsia="zh-CN"/>
               </w:rPr>
               <w:t xml:space="preserve">peer-reviewed and </w:t>
@@ -710,14 +915,21 @@
             <w:r>
               <w:rPr>
                 <w:rFonts w:hint="eastAsia"/>
+                <w:color w:val="000000" w:themeColor="text1"/>
                 <w:lang w:eastAsia="zh-CN"/>
               </w:rPr>
               <w:t>published in</w:t>
             </w:r>
             <w:r>
+              <w:rPr>
+                <w:color w:val="000000" w:themeColor="text1"/>
+              </w:rPr>
               <w:t xml:space="preserve"> conferences and workshops</w:t>
             </w:r>
             <w:r>
+              <w:rPr>
+                <w:color w:val="000000" w:themeColor="text1"/>
+              </w:rPr>
               <w:br/>
             </w:r>
             <w:r>
@@ -725,44 +937,71 @@
                 <w:rFonts w:ascii="Cambria Math" w:hAnsi="Cambria Math" w:cs="Cambria Math"/>
                 <w:b/>
                 <w:bCs/>
+                <w:color w:val="000000" w:themeColor="text1"/>
               </w:rPr>
               <w:t>⊃</w:t>
             </w:r>
             <w:r>
+              <w:rPr>
+                <w:color w:val="000000" w:themeColor="text1"/>
+              </w:rPr>
               <w:t xml:space="preserve"> 1</w:t>
             </w:r>
             <w:r>
               <w:rPr>
                 <w:rFonts w:hint="eastAsia"/>
+                <w:color w:val="000000" w:themeColor="text1"/>
                 <w:lang w:eastAsia="zh-CN"/>
               </w:rPr>
               <w:t>3</w:t>
             </w:r>
             <w:r>
+              <w:rPr>
+                <w:color w:val="000000" w:themeColor="text1"/>
+              </w:rPr>
               <w:t xml:space="preserve"> first-authored </w:t>
             </w:r>
             <w:r>
+              <w:rPr>
+                <w:color w:val="000000" w:themeColor="text1"/>
+              </w:rPr>
               <w:t>∪</w:t>
             </w:r>
             <w:r>
+              <w:rPr>
+                <w:color w:val="000000" w:themeColor="text1"/>
+              </w:rPr>
               <w:t xml:space="preserve"> </w:t>
             </w:r>
             <w:r>
+              <w:rPr>
+                <w:color w:val="000000" w:themeColor="text1"/>
+              </w:rPr>
               <w:t>6</w:t>
             </w:r>
             <w:r>
+              <w:rPr>
+                <w:color w:val="000000" w:themeColor="text1"/>
+              </w:rPr>
               <w:t xml:space="preserve"> last-authored</w:t>
             </w:r>
           </w:p>
           <w:p>
             <w:pPr>
               <w:ind w:left="-20"/>
-            </w:pPr>
-            <w:r>
+              <w:rPr>
+                <w:color w:val="000000" w:themeColor="text1"/>
+              </w:rPr>
+            </w:pPr>
+            <w:r>
+              <w:rPr>
+                <w:color w:val="000000" w:themeColor="text1"/>
+              </w:rPr>
               <w:t xml:space="preserve">Total citations: </w:t>
             </w:r>
             <w:r>
               <w:rPr>
+                <w:color w:val="000000" w:themeColor="text1"/>
                 <w:lang w:eastAsia="zh-CN"/>
               </w:rPr>
               <w:t>4</w:t>
@@ -770,16 +1009,21 @@
             <w:r>
               <w:rPr>
                 <w:rFonts w:hint="eastAsia"/>
+                <w:color w:val="000000" w:themeColor="text1"/>
                 <w:lang w:eastAsia="zh-CN"/>
               </w:rPr>
               <w:t>000+</w:t>
             </w:r>
             <w:r>
+              <w:rPr>
+                <w:color w:val="000000" w:themeColor="text1"/>
+              </w:rPr>
               <w:t>; h-index: 1</w:t>
             </w:r>
             <w:r>
               <w:rPr>
                 <w:rFonts w:hint="eastAsia"/>
+                <w:color w:val="000000" w:themeColor="text1"/>
                 <w:lang w:eastAsia="zh-CN"/>
               </w:rPr>
               <w:t>5</w:t>
@@ -787,6 +1031,7 @@
             <w:r>
               <w:rPr>
                 <w:rFonts w:hint="eastAsia"/>
+                <w:color w:val="000000" w:themeColor="text1"/>
                 <w:lang w:eastAsia="zh-CN"/>
               </w:rPr>
               <w:t>+</w:t>
@@ -796,19 +1041,27 @@
             <w:pPr>
               <w:ind w:left="-20"/>
               <w:rPr>
-                <w:lang w:eastAsia="zh-CN"/>
-              </w:rPr>
-            </w:pPr>
-            <w:r>
+                <w:color w:val="000000" w:themeColor="text1"/>
+                <w:lang w:eastAsia="zh-CN"/>
+              </w:rPr>
+            </w:pPr>
+            <w:r>
+              <w:rPr>
+                <w:color w:val="000000" w:themeColor="text1"/>
+              </w:rPr>
               <w:t>(*Equal contribution</w:t>
             </w:r>
             <w:r>
               <w:rPr>
+                <w:color w:val="000000" w:themeColor="text1"/>
                 <w:lang w:eastAsia="zh-CN"/>
               </w:rPr>
               <w:t>; ^Mentored students</w:t>
             </w:r>
             <w:r>
+              <w:rPr>
+                <w:color w:val="000000" w:themeColor="text1"/>
+              </w:rPr>
               <w:t xml:space="preserve">) </w:t>
             </w:r>
           </w:p>
@@ -816,11 +1069,188 @@
             <w:pPr>
               <w:ind w:left="-20"/>
               <w:rPr>
-                <w:lang w:eastAsia="zh-CN"/>
-              </w:rPr>
-            </w:pPr>
-            <w:r>
-              <w:rPr>
+                <w:color w:val="000000" w:themeColor="text1"/>
+                <w:lang w:eastAsia="zh-CN"/>
+              </w:rPr>
+            </w:pPr>
+            <w:r>
+              <w:rPr>
+                <w:color w:val="000000" w:themeColor="text1"/>
+                <w:lang w:eastAsia="zh-CN"/>
+              </w:rPr>
+              <w:t>[4</w:t>
+            </w:r>
+            <w:r>
+              <w:rPr>
+                <w:color w:val="000000" w:themeColor="text1"/>
+                <w:lang w:eastAsia="zh-CN"/>
+              </w:rPr>
+              <w:t>4</w:t>
+            </w:r>
+            <w:r>
+              <w:rPr>
+                <w:color w:val="000000" w:themeColor="text1"/>
+                <w:lang w:eastAsia="zh-CN"/>
+              </w:rPr>
+              <w:t xml:space="preserve">] Do Value Vectors in Deep Layers Need Context from the Residual </w:t>
+            </w:r>
+            <w:proofErr w:type="gramStart"/>
+            <w:r>
+              <w:rPr>
+                <w:color w:val="000000" w:themeColor="text1"/>
+                <w:lang w:eastAsia="zh-CN"/>
+              </w:rPr>
+              <w:t>Stream?;</w:t>
+            </w:r>
+            <w:proofErr w:type="gramEnd"/>
+            <w:r>
+              <w:rPr>
+                <w:color w:val="000000" w:themeColor="text1"/>
+                <w:lang w:eastAsia="zh-CN"/>
+              </w:rPr>
+              <w:t xml:space="preserve"> Muyu He, Yuchen Liu, Qingya Huang and Li Zhang; </w:t>
+            </w:r>
+            <w:r>
+              <w:rPr>
+                <w:color w:val="000000" w:themeColor="text1"/>
+                <w:lang w:eastAsia="zh-CN"/>
+              </w:rPr>
+              <w:t>in submission to EMNLP 2026</w:t>
+            </w:r>
+            <w:r>
+              <w:rPr>
+                <w:color w:val="000000" w:themeColor="text1"/>
+                <w:lang w:eastAsia="zh-CN"/>
+              </w:rPr>
+              <w:t>.</w:t>
+            </w:r>
+            <w:r>
+              <w:rPr>
+                <w:color w:val="000000" w:themeColor="text1"/>
+                <w:lang w:eastAsia="zh-CN"/>
+              </w:rPr>
+              <w:t xml:space="preserve"> </w:t>
+            </w:r>
+          </w:p>
+          <w:p>
+            <w:pPr>
+              <w:ind w:left="-20"/>
+              <w:rPr>
+                <w:color w:val="000000" w:themeColor="text1"/>
+                <w:lang w:eastAsia="zh-CN"/>
+              </w:rPr>
+            </w:pPr>
+            <w:r>
+              <w:rPr>
+                <w:color w:val="000000" w:themeColor="text1"/>
+                <w:lang w:eastAsia="zh-CN"/>
+              </w:rPr>
+              <w:t>[4</w:t>
+            </w:r>
+            <w:r>
+              <w:rPr>
+                <w:color w:val="000000" w:themeColor="text1"/>
+                <w:lang w:eastAsia="zh-CN"/>
+              </w:rPr>
+              <w:t>3</w:t>
+            </w:r>
+            <w:r>
+              <w:rPr>
+                <w:color w:val="000000" w:themeColor="text1"/>
+                <w:lang w:eastAsia="zh-CN"/>
+              </w:rPr>
+              <w:t xml:space="preserve">] Robust Asynchronous Planning via Auto-Formalization; Jiayi Zhang*, </w:t>
+            </w:r>
+            <w:proofErr w:type="spellStart"/>
+            <w:r>
+              <w:rPr>
+                <w:color w:val="000000" w:themeColor="text1"/>
+                <w:lang w:eastAsia="zh-CN"/>
+              </w:rPr>
+              <w:t>Jianing</w:t>
+            </w:r>
+            <w:proofErr w:type="spellEnd"/>
+            <w:r>
+              <w:rPr>
+                <w:color w:val="000000" w:themeColor="text1"/>
+                <w:lang w:eastAsia="zh-CN"/>
+              </w:rPr>
+              <w:t xml:space="preserve"> Yin*, Ben Zhou and Li Zhang; in submission to EMNLP 2026.</w:t>
+            </w:r>
+          </w:p>
+          <w:p>
+            <w:pPr>
+              <w:ind w:left="-20"/>
+              <w:rPr>
+                <w:color w:val="000000" w:themeColor="text1"/>
+                <w:lang w:eastAsia="zh-CN"/>
+              </w:rPr>
+            </w:pPr>
+            <w:r>
+              <w:rPr>
+                <w:color w:val="000000" w:themeColor="text1"/>
+                <w:lang w:eastAsia="zh-CN"/>
+              </w:rPr>
+              <w:t>[4</w:t>
+            </w:r>
+            <w:r>
+              <w:rPr>
+                <w:color w:val="000000" w:themeColor="text1"/>
+                <w:lang w:eastAsia="zh-CN"/>
+              </w:rPr>
+              <w:t>2</w:t>
+            </w:r>
+            <w:r>
+              <w:rPr>
+                <w:color w:val="000000" w:themeColor="text1"/>
+                <w:lang w:eastAsia="zh-CN"/>
+              </w:rPr>
+              <w:t>] Language Model Planners do not Scale, but do Formalizers? Owen Jiang, Cassie Huang, Ashish Sabharwal and Li Zhang; in submission to EMNLP 2026.</w:t>
+            </w:r>
+          </w:p>
+          <w:p>
+            <w:pPr>
+              <w:ind w:left="-20"/>
+              <w:rPr>
+                <w:color w:val="000000" w:themeColor="text1"/>
+                <w:lang w:eastAsia="zh-CN"/>
+              </w:rPr>
+            </w:pPr>
+            <w:r>
+              <w:rPr>
+                <w:color w:val="000000" w:themeColor="text1"/>
+                <w:lang w:eastAsia="zh-CN"/>
+              </w:rPr>
+              <w:t xml:space="preserve">[41] C. Huang, S. Mohan, Z. Yang, S. </w:t>
+            </w:r>
+            <w:proofErr w:type="spellStart"/>
+            <w:r>
+              <w:rPr>
+                <w:color w:val="000000" w:themeColor="text1"/>
+                <w:lang w:eastAsia="zh-CN"/>
+              </w:rPr>
+              <w:t>Tellex</w:t>
+            </w:r>
+            <w:proofErr w:type="spellEnd"/>
+            <w:r>
+              <w:rPr>
+                <w:color w:val="000000" w:themeColor="text1"/>
+                <w:lang w:eastAsia="zh-CN"/>
+              </w:rPr>
+              <w:t xml:space="preserve"> and L. Zhang. Language Model as Planner and Formalizer under Constraints. In ACL 2026.</w:t>
+            </w:r>
+          </w:p>
+          <w:p>
+            <w:pPr>
+              <w:ind w:left="-20"/>
+              <w:rPr>
+                <w:color w:val="000000" w:themeColor="text1"/>
+                <w:lang w:eastAsia="zh-CN"/>
+              </w:rPr>
+            </w:pPr>
+            <w:r>
+              <w:rPr>
+                <w:color w:val="000000" w:themeColor="text1"/>
                 <w:lang w:eastAsia="zh-CN"/>
               </w:rPr>
               <w:t xml:space="preserve">[40] V. Menon, A. Cherney, E. Cloude, </w:t>
@@ -829,50 +1259,65 @@
               <w:rPr>
                 <w:b/>
                 <w:bCs/>
+                <w:color w:val="000000" w:themeColor="text1"/>
                 <w:lang w:eastAsia="zh-CN"/>
               </w:rPr>
               <w:t>L. Zhang</w:t>
             </w:r>
             <w:r>
               <w:rPr>
-                <w:lang w:eastAsia="zh-CN"/>
-              </w:rPr>
-              <w:t xml:space="preserve">, T. Do. </w:t>
-            </w:r>
-            <w:r>
-              <w:rPr>
-                <w:lang w:eastAsia="zh-CN"/>
-              </w:rPr>
-              <w:t>Evaluating the Impact of LLM-guided Reflection on Learning Outcomes with Interactive AI-Generated Educational Podcasts</w:t>
-            </w:r>
-            <w:r>
-              <w:rPr>
-                <w:lang w:eastAsia="zh-CN"/>
-              </w:rPr>
-              <w:t>. In AIME-Con 2025.</w:t>
+                <w:color w:val="000000" w:themeColor="text1"/>
+                <w:lang w:eastAsia="zh-CN"/>
+              </w:rPr>
+              <w:t>, T. Do. Evaluating the Impact of LLM-guided Reflection on Learning Outcomes with Interactive AI-Generated Educational Podcasts. In AIME-Con 2025.</w:t>
             </w:r>
           </w:p>
           <w:p>
             <w:pPr>
               <w:ind w:left="-20"/>
               <w:rPr>
-                <w:lang w:eastAsia="zh-CN"/>
-              </w:rPr>
-            </w:pPr>
-            <w:r>
-              <w:rPr>
-                <w:lang w:eastAsia="zh-CN"/>
-              </w:rPr>
-              <w:t xml:space="preserve">[39] C. Huang, S. Mohan, Z. Yang, S. Tellex and L. Zhang. Language Model as Planner and Formalizer under Constraints. </w:t>
-            </w:r>
-            <w:r>
-              <w:rPr>
-                <w:lang w:eastAsia="zh-CN"/>
-              </w:rPr>
-              <w:t>In ACL 2026</w:t>
-            </w:r>
-            <w:r>
-              <w:rPr>
+                <w:color w:val="000000" w:themeColor="text1"/>
+                <w:lang w:eastAsia="zh-CN"/>
+              </w:rPr>
+            </w:pPr>
+            <w:r>
+              <w:rPr>
+                <w:color w:val="000000" w:themeColor="text1"/>
+                <w:lang w:eastAsia="zh-CN"/>
+              </w:rPr>
+              <w:t>[3</w:t>
+            </w:r>
+            <w:r>
+              <w:rPr>
+                <w:color w:val="000000" w:themeColor="text1"/>
+                <w:lang w:eastAsia="zh-CN"/>
+              </w:rPr>
+              <w:t>9</w:t>
+            </w:r>
+            <w:r>
+              <w:rPr>
+                <w:color w:val="000000" w:themeColor="text1"/>
+                <w:lang w:eastAsia="zh-CN"/>
+              </w:rPr>
+              <w:t>] C. E. Kayan and L. Zhang. Prototype-Based Dynamic Steering for Large Language Models</w:t>
+            </w:r>
+            <w:r>
+              <w:rPr>
+                <w:color w:val="000000" w:themeColor="text1"/>
+                <w:lang w:eastAsia="zh-CN"/>
+              </w:rPr>
+              <w:t xml:space="preserve">; </w:t>
+            </w:r>
+            <w:r>
+              <w:rPr>
+                <w:color w:val="000000" w:themeColor="text1"/>
+                <w:lang w:eastAsia="zh-CN"/>
+              </w:rPr>
+              <w:t>in submission to EMNLP 2026</w:t>
+            </w:r>
+            <w:r>
+              <w:rPr>
+                <w:color w:val="000000" w:themeColor="text1"/>
                 <w:lang w:eastAsia="zh-CN"/>
               </w:rPr>
               <w:t>.</w:t>
@@ -882,78 +1327,476 @@
             <w:pPr>
               <w:ind w:left="-20"/>
               <w:rPr>
-                <w:lang w:eastAsia="zh-CN"/>
-              </w:rPr>
-            </w:pPr>
-            <w:r>
-              <w:rPr>
-                <w:lang w:eastAsia="zh-CN"/>
-              </w:rPr>
-              <w:t>[38] C. E. Kayan and L. Zhang. Prototype-Based Dynamic Steering for Large Language Models. Preprint.</w:t>
+                <w:color w:val="000000" w:themeColor="text1"/>
+                <w:lang w:eastAsia="zh-CN"/>
+              </w:rPr>
+            </w:pPr>
+            <w:r>
+              <w:rPr>
+                <w:color w:val="000000" w:themeColor="text1"/>
+                <w:lang w:eastAsia="zh-CN"/>
+              </w:rPr>
+              <w:t>[3</w:t>
+            </w:r>
+            <w:r>
+              <w:rPr>
+                <w:color w:val="000000" w:themeColor="text1"/>
+                <w:lang w:eastAsia="zh-CN"/>
+              </w:rPr>
+              <w:t>8</w:t>
+            </w:r>
+            <w:r>
+              <w:rPr>
+                <w:color w:val="000000" w:themeColor="text1"/>
+                <w:lang w:eastAsia="zh-CN"/>
+              </w:rPr>
+              <w:t xml:space="preserve">] M. He, Y. Zheng, Y. Liu, Z. An, B. Cai, J. Huang, L. Zhou, F. Liu, Z. Li and L. Zhang. Vision Language Models Cannot Plan, but Can They Formalize? </w:t>
+            </w:r>
+            <w:r>
+              <w:rPr>
+                <w:color w:val="000000" w:themeColor="text1"/>
+                <w:lang w:eastAsia="zh-CN"/>
+              </w:rPr>
+              <w:t xml:space="preserve">In submission to </w:t>
+            </w:r>
+            <w:r>
+              <w:rPr>
+                <w:color w:val="000000" w:themeColor="text1"/>
+                <w:lang w:eastAsia="zh-CN"/>
+              </w:rPr>
+              <w:t>ECCV 2026 Workshop</w:t>
+            </w:r>
+            <w:r>
+              <w:rPr>
+                <w:color w:val="000000" w:themeColor="text1"/>
+                <w:lang w:eastAsia="zh-CN"/>
+              </w:rPr>
+              <w:t xml:space="preserve">. </w:t>
             </w:r>
           </w:p>
           <w:p>
             <w:pPr>
               <w:ind w:left="-20"/>
               <w:rPr>
-                <w:lang w:eastAsia="zh-CN"/>
-              </w:rPr>
-            </w:pPr>
-            <w:r>
-              <w:rPr>
-                <w:lang w:eastAsia="zh-CN"/>
-              </w:rPr>
-              <w:t xml:space="preserve">[37] M. He, Y. Zheng, Y. Liu, Z. An, B. Cai, J. Huang, L. Zhou, F. Liu, Z. Li and L. Zhang. Vision Language Models Cannot Plan, but Can They Formalize? Preprint. </w:t>
+                <w:color w:val="000000" w:themeColor="text1"/>
+                <w:lang w:eastAsia="zh-CN"/>
+              </w:rPr>
+            </w:pPr>
+            <w:r>
+              <w:rPr>
+                <w:color w:val="000000" w:themeColor="text1"/>
+                <w:lang w:eastAsia="zh-CN"/>
+              </w:rPr>
+              <w:t>[3</w:t>
+            </w:r>
+            <w:r>
+              <w:rPr>
+                <w:color w:val="000000" w:themeColor="text1"/>
+                <w:lang w:eastAsia="zh-CN"/>
+              </w:rPr>
+              <w:t>7</w:t>
+            </w:r>
+            <w:r>
+              <w:rPr>
+                <w:color w:val="000000" w:themeColor="text1"/>
+                <w:lang w:eastAsia="zh-CN"/>
+              </w:rPr>
+              <w:t xml:space="preserve">] R. Wang and </w:t>
+            </w:r>
+            <w:r>
+              <w:rPr>
+                <w:b/>
+                <w:bCs/>
+                <w:color w:val="000000" w:themeColor="text1"/>
+                <w:lang w:eastAsia="zh-CN"/>
+              </w:rPr>
+              <w:t>L. Zhang</w:t>
+            </w:r>
+            <w:r>
+              <w:rPr>
+                <w:color w:val="000000" w:themeColor="text1"/>
+                <w:lang w:eastAsia="zh-CN"/>
+              </w:rPr>
+              <w:t>. Documentation Retrieval Improves Planning Language Generation. In AACL 2025</w:t>
+            </w:r>
+            <w:r>
+              <w:rPr>
+                <w:rFonts w:hint="eastAsia"/>
+                <w:color w:val="000000" w:themeColor="text1"/>
+                <w:lang w:eastAsia="zh-CN"/>
+              </w:rPr>
+              <w:t>.</w:t>
             </w:r>
           </w:p>
           <w:p>
             <w:pPr>
               <w:ind w:left="-20"/>
               <w:rPr>
-                <w:lang w:eastAsia="zh-CN"/>
-              </w:rPr>
-            </w:pPr>
-            <w:r>
-              <w:rPr>
-                <w:lang w:eastAsia="zh-CN"/>
-              </w:rPr>
-              <w:t xml:space="preserve">[36] R. Wang and </w:t>
-            </w:r>
-            <w:r>
-              <w:rPr>
-                <w:b/>
-                <w:bCs/>
+                <w:color w:val="000000" w:themeColor="text1"/>
+                <w:lang w:eastAsia="zh-CN"/>
+              </w:rPr>
+            </w:pPr>
+            <w:r>
+              <w:rPr>
+                <w:color w:val="000000" w:themeColor="text1"/>
+                <w:lang w:eastAsia="zh-CN"/>
+              </w:rPr>
+              <w:t>[3</w:t>
+            </w:r>
+            <w:r>
+              <w:rPr>
+                <w:color w:val="000000" w:themeColor="text1"/>
+                <w:lang w:eastAsia="zh-CN"/>
+              </w:rPr>
+              <w:t>6</w:t>
+            </w:r>
+            <w:r>
+              <w:rPr>
+                <w:color w:val="000000" w:themeColor="text1"/>
+                <w:lang w:eastAsia="zh-CN"/>
+              </w:rPr>
+              <w:t xml:space="preserve">] L. Gong, W. Zhu, J. Thomason and </w:t>
+            </w:r>
+            <w:r>
+              <w:rPr>
+                <w:b/>
+                <w:bCs/>
+                <w:color w:val="000000" w:themeColor="text1"/>
                 <w:lang w:eastAsia="zh-CN"/>
               </w:rPr>
               <w:t>L. Zhang</w:t>
             </w:r>
             <w:r>
               <w:rPr>
+                <w:color w:val="000000" w:themeColor="text1"/>
+                <w:lang w:eastAsia="zh-CN"/>
+              </w:rPr>
+              <w:t xml:space="preserve">. Zero-Shot Iterative Formalization and Planning in Partially Observable Environments. </w:t>
+            </w:r>
+            <w:r>
+              <w:rPr>
+                <w:color w:val="000000" w:themeColor="text1"/>
+                <w:lang w:eastAsia="zh-CN"/>
+              </w:rPr>
+              <w:t>In Findings of ACL 2026</w:t>
+            </w:r>
+            <w:r>
+              <w:rPr>
+                <w:rFonts w:hint="eastAsia"/>
+                <w:color w:val="000000" w:themeColor="text1"/>
+                <w:lang w:eastAsia="zh-CN"/>
+              </w:rPr>
+              <w:t>.</w:t>
+            </w:r>
+          </w:p>
+          <w:p>
+            <w:pPr>
+              <w:ind w:left="-20"/>
+              <w:rPr>
+                <w:color w:val="000000" w:themeColor="text1"/>
+                <w:lang w:eastAsia="zh-CN"/>
+              </w:rPr>
+            </w:pPr>
+            <w:r>
+              <w:rPr>
+                <w:color w:val="000000" w:themeColor="text1"/>
+                <w:lang w:eastAsia="zh-CN"/>
+              </w:rPr>
+              <w:t>[3</w:t>
+            </w:r>
+            <w:r>
+              <w:rPr>
+                <w:color w:val="000000" w:themeColor="text1"/>
+                <w:lang w:eastAsia="zh-CN"/>
+              </w:rPr>
+              <w:t>5</w:t>
+            </w:r>
+            <w:r>
+              <w:rPr>
+                <w:color w:val="000000" w:themeColor="text1"/>
+                <w:lang w:eastAsia="zh-CN"/>
+              </w:rPr>
+              <w:t xml:space="preserve">] P. </w:t>
+            </w:r>
+            <w:proofErr w:type="spellStart"/>
+            <w:r>
+              <w:rPr>
+                <w:color w:val="000000" w:themeColor="text1"/>
+                <w:lang w:eastAsia="zh-CN"/>
+              </w:rPr>
+              <w:t>Kagitha</w:t>
+            </w:r>
+            <w:proofErr w:type="spellEnd"/>
+            <w:r>
+              <w:rPr>
+                <w:color w:val="000000" w:themeColor="text1"/>
+                <w:lang w:eastAsia="zh-CN"/>
+              </w:rPr>
+              <w:t xml:space="preserve"> and </w:t>
+            </w:r>
+            <w:r>
+              <w:rPr>
+                <w:b/>
+                <w:bCs/>
+                <w:color w:val="000000" w:themeColor="text1"/>
+                <w:lang w:eastAsia="zh-CN"/>
+              </w:rPr>
+              <w:t>L. Zhang</w:t>
+            </w:r>
+            <w:r>
+              <w:rPr>
+                <w:color w:val="000000" w:themeColor="text1"/>
+                <w:lang w:eastAsia="zh-CN"/>
+              </w:rPr>
+              <w:t xml:space="preserve">. Addressing the Challenges of Planning Language Generation. </w:t>
+            </w:r>
+            <w:r>
+              <w:rPr>
+                <w:color w:val="000000" w:themeColor="text1"/>
+                <w:lang w:eastAsia="zh-CN"/>
+              </w:rPr>
+              <w:t>In Findings of ACL 2026</w:t>
+            </w:r>
+            <w:r>
+              <w:rPr>
+                <w:color w:val="000000" w:themeColor="text1"/>
+                <w:lang w:eastAsia="zh-CN"/>
+              </w:rPr>
+              <w:t>.</w:t>
+            </w:r>
+          </w:p>
+          <w:p>
+            <w:pPr>
+              <w:ind w:left="-20"/>
+              <w:rPr>
+                <w:color w:val="000000" w:themeColor="text1"/>
+                <w:lang w:eastAsia="zh-CN"/>
+              </w:rPr>
+            </w:pPr>
+            <w:r>
+              <w:rPr>
+                <w:color w:val="000000" w:themeColor="text1"/>
+                <w:lang w:eastAsia="zh-CN"/>
+              </w:rPr>
+              <w:t>[3</w:t>
+            </w:r>
+            <w:r>
+              <w:rPr>
+                <w:color w:val="000000" w:themeColor="text1"/>
+                <w:lang w:eastAsia="zh-CN"/>
+              </w:rPr>
+              <w:t>4</w:t>
+            </w:r>
+            <w:r>
+              <w:rPr>
+                <w:color w:val="000000" w:themeColor="text1"/>
+                <w:lang w:eastAsia="zh-CN"/>
+              </w:rPr>
+              <w:t xml:space="preserve">] </w:t>
+            </w:r>
+            <w:r>
+              <w:rPr>
+                <w:rFonts w:hint="eastAsia"/>
+                <w:color w:val="000000" w:themeColor="text1"/>
+                <w:lang w:eastAsia="zh-CN"/>
+              </w:rPr>
+              <w:t>R</w:t>
+            </w:r>
+            <w:r>
+              <w:rPr>
+                <w:color w:val="000000" w:themeColor="text1"/>
                 <w:lang w:eastAsia="zh-CN"/>
               </w:rPr>
               <w:t xml:space="preserve">. </w:t>
             </w:r>
-            <w:r>
-              <w:rPr>
-                <w:lang w:eastAsia="zh-CN"/>
-              </w:rPr>
-              <w:t>Documentation Retrieval Improves Planning Language Generation</w:t>
-            </w:r>
-            <w:r>
-              <w:rPr>
+            <w:proofErr w:type="spellStart"/>
+            <w:r>
+              <w:rPr>
+                <w:rFonts w:hint="eastAsia"/>
+                <w:color w:val="000000" w:themeColor="text1"/>
+                <w:lang w:eastAsia="zh-CN"/>
+              </w:rPr>
+              <w:t>Amonkar</w:t>
+            </w:r>
+            <w:proofErr w:type="spellEnd"/>
+            <w:r>
+              <w:rPr>
+                <w:rFonts w:hint="eastAsia"/>
+                <w:color w:val="000000" w:themeColor="text1"/>
+                <w:lang w:eastAsia="zh-CN"/>
+              </w:rPr>
+              <w:t>, M. Lai, R. Le Bras</w:t>
+            </w:r>
+            <w:r>
+              <w:rPr>
+                <w:color w:val="000000" w:themeColor="text1"/>
+                <w:lang w:eastAsia="zh-CN"/>
+              </w:rPr>
+              <w:t xml:space="preserve"> and </w:t>
+            </w:r>
+            <w:r>
+              <w:rPr>
+                <w:b/>
+                <w:bCs/>
+                <w:color w:val="000000" w:themeColor="text1"/>
+                <w:lang w:eastAsia="zh-CN"/>
+              </w:rPr>
+              <w:t>L. Zhang</w:t>
+            </w:r>
+            <w:r>
+              <w:rPr>
+                <w:color w:val="000000" w:themeColor="text1"/>
+                <w:lang w:eastAsia="zh-CN"/>
+              </w:rPr>
+              <w:t xml:space="preserve">. Are LLMs Better Formalizers than Solvers on Complex Problems? </w:t>
+            </w:r>
+            <w:r>
+              <w:rPr>
+                <w:color w:val="000000" w:themeColor="text1"/>
+                <w:lang w:eastAsia="zh-CN"/>
+              </w:rPr>
+              <w:t>I</w:t>
+            </w:r>
+            <w:r>
+              <w:rPr>
+                <w:color w:val="000000" w:themeColor="text1"/>
+                <w:lang w:eastAsia="zh-CN"/>
+              </w:rPr>
+              <w:t xml:space="preserve">n submission to </w:t>
+            </w:r>
+            <w:r>
+              <w:rPr>
+                <w:color w:val="000000" w:themeColor="text1"/>
+                <w:lang w:eastAsia="zh-CN"/>
+              </w:rPr>
+              <w:t>COLM</w:t>
+            </w:r>
+            <w:r>
+              <w:rPr>
+                <w:color w:val="000000" w:themeColor="text1"/>
+                <w:lang w:eastAsia="zh-CN"/>
+              </w:rPr>
+              <w:t xml:space="preserve"> 2026</w:t>
+            </w:r>
+            <w:r>
+              <w:rPr>
+                <w:color w:val="000000" w:themeColor="text1"/>
                 <w:lang w:eastAsia="zh-CN"/>
               </w:rPr>
               <w:t>.</w:t>
             </w:r>
-            <w:r>
-              <w:rPr>
-                <w:lang w:eastAsia="zh-CN"/>
-              </w:rPr>
-              <w:t xml:space="preserve"> In AACL 2025</w:t>
-            </w:r>
-            <w:r>
-              <w:rPr>
-                <w:rFonts w:hint="eastAsia"/>
+          </w:p>
+          <w:p>
+            <w:pPr>
+              <w:ind w:left="-20"/>
+              <w:rPr>
+                <w:color w:val="000000" w:themeColor="text1"/>
+                <w:lang w:eastAsia="zh-CN"/>
+              </w:rPr>
+            </w:pPr>
+            <w:r>
+              <w:rPr>
+                <w:color w:val="000000" w:themeColor="text1"/>
+                <w:lang w:eastAsia="zh-CN"/>
+              </w:rPr>
+              <w:lastRenderedPageBreak/>
+              <w:t>[3</w:t>
+            </w:r>
+            <w:r>
+              <w:rPr>
+                <w:color w:val="000000" w:themeColor="text1"/>
+                <w:lang w:eastAsia="zh-CN"/>
+              </w:rPr>
+              <w:t>3</w:t>
+            </w:r>
+            <w:r>
+              <w:rPr>
+                <w:color w:val="000000" w:themeColor="text1"/>
+                <w:lang w:eastAsia="zh-CN"/>
+              </w:rPr>
+              <w:t xml:space="preserve">] Y. Yuan, M. He, A. Shahid, J. Huang, Z. Li, </w:t>
+            </w:r>
+            <w:r>
+              <w:rPr>
+                <w:b/>
+                <w:bCs/>
+                <w:color w:val="000000" w:themeColor="text1"/>
+                <w:lang w:eastAsia="zh-CN"/>
+              </w:rPr>
+              <w:t>L. Zhang</w:t>
+            </w:r>
+            <w:r>
+              <w:rPr>
+                <w:color w:val="000000" w:themeColor="text1"/>
+                <w:lang w:eastAsia="zh-CN"/>
+              </w:rPr>
+              <w:t xml:space="preserve">. </w:t>
+            </w:r>
+            <w:proofErr w:type="spellStart"/>
+            <w:r>
+              <w:rPr>
+                <w:color w:val="000000" w:themeColor="text1"/>
+                <w:lang w:eastAsia="zh-CN"/>
+              </w:rPr>
+              <w:t>TurnaboutLLM</w:t>
+            </w:r>
+            <w:proofErr w:type="spellEnd"/>
+            <w:r>
+              <w:rPr>
+                <w:color w:val="000000" w:themeColor="text1"/>
+                <w:lang w:eastAsia="zh-CN"/>
+              </w:rPr>
+              <w:t xml:space="preserve">: A Deductive Reasoning Benchmark from Detective Games. </w:t>
+            </w:r>
+            <w:r>
+              <w:rPr>
+                <w:color w:val="000000" w:themeColor="text1"/>
+                <w:lang w:eastAsia="zh-CN"/>
+              </w:rPr>
+              <w:t>In</w:t>
+            </w:r>
+            <w:r>
+              <w:rPr>
+                <w:color w:val="000000" w:themeColor="text1"/>
+                <w:lang w:eastAsia="zh-CN"/>
+              </w:rPr>
+              <w:t xml:space="preserve"> EMNLP 2025.</w:t>
+            </w:r>
+          </w:p>
+          <w:p>
+            <w:pPr>
+              <w:ind w:left="-20"/>
+              <w:rPr>
+                <w:color w:val="000000" w:themeColor="text1"/>
+                <w:lang w:eastAsia="zh-CN"/>
+              </w:rPr>
+            </w:pPr>
+            <w:proofErr w:type="gramStart"/>
+            <w:r>
+              <w:rPr>
+                <w:color w:val="000000" w:themeColor="text1"/>
+                <w:lang w:eastAsia="zh-CN"/>
+              </w:rPr>
+              <w:t>[32] Not</w:t>
+            </w:r>
+            <w:proofErr w:type="gramEnd"/>
+            <w:r>
+              <w:rPr>
+                <w:color w:val="000000" w:themeColor="text1"/>
+                <w:lang w:eastAsia="zh-CN"/>
+              </w:rPr>
+              <w:t xml:space="preserve"> that Groove: Zero-Shot Symbolic Music Editing; Li Zhang; </w:t>
+            </w:r>
+            <w:r>
+              <w:rPr>
+                <w:color w:val="000000" w:themeColor="text1"/>
+                <w:lang w:eastAsia="zh-CN"/>
+              </w:rPr>
+              <w:t>in submission to ISMIR</w:t>
+            </w:r>
+            <w:r>
+              <w:rPr>
+                <w:color w:val="000000" w:themeColor="text1"/>
                 <w:lang w:eastAsia="zh-CN"/>
               </w:rPr>
               <w:t>.</w:t>
@@ -963,847 +1806,785 @@
             <w:pPr>
               <w:ind w:left="-20"/>
               <w:rPr>
-                <w:lang w:eastAsia="zh-CN"/>
-              </w:rPr>
-            </w:pPr>
-            <w:r>
-              <w:rPr>
-                <w:lang w:eastAsia="zh-CN"/>
-              </w:rPr>
-              <w:t>[3</w:t>
-            </w:r>
-            <w:r>
-              <w:rPr>
-                <w:rFonts w:hint="eastAsia"/>
-                <w:lang w:eastAsia="zh-CN"/>
-              </w:rPr>
-              <w:t>5</w:t>
-            </w:r>
-            <w:r>
-              <w:rPr>
-                <w:lang w:eastAsia="zh-CN"/>
-              </w:rPr>
-              <w:t xml:space="preserve">] L. Gong, W. Zhu, J. Thomason and </w:t>
-            </w:r>
-            <w:r>
-              <w:rPr>
-                <w:b/>
-                <w:bCs/>
+                <w:color w:val="000000" w:themeColor="text1"/>
+                <w:lang w:eastAsia="zh-CN"/>
+              </w:rPr>
+            </w:pPr>
+            <w:r>
+              <w:rPr>
+                <w:rFonts w:hint="eastAsia"/>
+                <w:color w:val="000000" w:themeColor="text1"/>
+                <w:lang w:eastAsia="zh-CN"/>
+              </w:rPr>
+              <w:t xml:space="preserve">[31] W. Hu, J. Duan, C. Wei, </w:t>
+            </w:r>
+            <w:r>
+              <w:rPr>
+                <w:rFonts w:hint="eastAsia"/>
+                <w:b/>
+                <w:bCs/>
+                <w:color w:val="000000" w:themeColor="text1"/>
                 <w:lang w:eastAsia="zh-CN"/>
               </w:rPr>
               <w:t>L. Zhang</w:t>
             </w:r>
             <w:r>
               <w:rPr>
-                <w:lang w:eastAsia="zh-CN"/>
+                <w:rFonts w:hint="eastAsia"/>
+                <w:color w:val="000000" w:themeColor="text1"/>
+                <w:lang w:eastAsia="zh-CN"/>
+              </w:rPr>
+              <w:t xml:space="preserve">, Y. Zhang and K. Xu. </w:t>
+            </w:r>
+            <w:proofErr w:type="spellStart"/>
+            <w:r>
+              <w:rPr>
+                <w:color w:val="000000" w:themeColor="text1"/>
+                <w:lang w:eastAsia="zh-CN"/>
+              </w:rPr>
+              <w:t>DynaCode</w:t>
+            </w:r>
+            <w:proofErr w:type="spellEnd"/>
+            <w:r>
+              <w:rPr>
+                <w:color w:val="000000" w:themeColor="text1"/>
+                <w:lang w:eastAsia="zh-CN"/>
+              </w:rPr>
+              <w:t>: A Dynamic Complexity-Aware Code Benchmark for Evaluating Large Language Models in Code Generation</w:t>
+            </w:r>
+            <w:r>
+              <w:rPr>
+                <w:rFonts w:hint="eastAsia"/>
+                <w:color w:val="000000" w:themeColor="text1"/>
+                <w:lang w:eastAsia="zh-CN"/>
+              </w:rPr>
+              <w:t xml:space="preserve">. In </w:t>
+            </w:r>
+            <w:r>
+              <w:rPr>
+                <w:color w:val="000000" w:themeColor="text1"/>
+                <w:lang w:eastAsia="zh-CN"/>
+              </w:rPr>
+              <w:t>Findings of ACL 2025.</w:t>
+            </w:r>
+          </w:p>
+          <w:p>
+            <w:pPr>
+              <w:ind w:left="-20"/>
+              <w:rPr>
+                <w:color w:val="000000" w:themeColor="text1"/>
+                <w:lang w:eastAsia="zh-CN"/>
+              </w:rPr>
+            </w:pPr>
+            <w:r>
+              <w:rPr>
+                <w:color w:val="000000" w:themeColor="text1"/>
+              </w:rPr>
+              <w:t>[</w:t>
+            </w:r>
+            <w:r>
+              <w:rPr>
+                <w:rFonts w:hint="eastAsia"/>
+                <w:color w:val="000000" w:themeColor="text1"/>
+                <w:lang w:eastAsia="zh-CN"/>
+              </w:rPr>
+              <w:t>30</w:t>
+            </w:r>
+            <w:r>
+              <w:rPr>
+                <w:color w:val="000000" w:themeColor="text1"/>
+              </w:rPr>
+              <w:t xml:space="preserve">] </w:t>
+            </w:r>
+            <w:r>
+              <w:rPr>
+                <w:rFonts w:hint="eastAsia"/>
+                <w:color w:val="000000" w:themeColor="text1"/>
+                <w:lang w:eastAsia="zh-CN"/>
+              </w:rPr>
+              <w:t xml:space="preserve">C. Huang and </w:t>
+            </w:r>
+            <w:r>
+              <w:rPr>
+                <w:b/>
+                <w:bCs/>
+                <w:color w:val="000000" w:themeColor="text1"/>
+              </w:rPr>
+              <w:t>L. Zhang</w:t>
+            </w:r>
+            <w:r>
+              <w:rPr>
+                <w:color w:val="000000" w:themeColor="text1"/>
+              </w:rPr>
+              <w:t xml:space="preserve">. On the Limit of Language Models as Planning Formalizers. In </w:t>
+            </w:r>
+            <w:r>
+              <w:rPr>
+                <w:rFonts w:hint="eastAsia"/>
+                <w:color w:val="000000" w:themeColor="text1"/>
+                <w:lang w:eastAsia="zh-CN"/>
+              </w:rPr>
+              <w:t>ACL 2025</w:t>
+            </w:r>
+            <w:r>
+              <w:rPr>
+                <w:color w:val="000000" w:themeColor="text1"/>
+              </w:rPr>
+              <w:t>.</w:t>
+            </w:r>
+          </w:p>
+          <w:p>
+            <w:pPr>
+              <w:ind w:left="-20"/>
+              <w:rPr>
+                <w:color w:val="000000" w:themeColor="text1"/>
+              </w:rPr>
+            </w:pPr>
+            <w:r>
+              <w:rPr>
+                <w:color w:val="000000" w:themeColor="text1"/>
+              </w:rPr>
+              <w:t>[2</w:t>
+            </w:r>
+            <w:r>
+              <w:rPr>
+                <w:rFonts w:hint="eastAsia"/>
+                <w:color w:val="000000" w:themeColor="text1"/>
+                <w:lang w:eastAsia="zh-CN"/>
+              </w:rPr>
+              <w:t>9</w:t>
+            </w:r>
+            <w:r>
+              <w:rPr>
+                <w:color w:val="000000" w:themeColor="text1"/>
+              </w:rPr>
+              <w:t xml:space="preserve">] </w:t>
+            </w:r>
+            <w:r>
+              <w:rPr>
+                <w:b/>
+                <w:bCs/>
+                <w:color w:val="000000" w:themeColor="text1"/>
+              </w:rPr>
+              <w:t>L. Zhang</w:t>
+            </w:r>
+            <w:r>
+              <w:rPr>
+                <w:color w:val="000000" w:themeColor="text1"/>
+              </w:rPr>
+              <w:t xml:space="preserve">, </w:t>
+            </w:r>
+            <w:r>
+              <w:rPr>
+                <w:rFonts w:hint="eastAsia"/>
+                <w:color w:val="000000" w:themeColor="text1"/>
+                <w:lang w:eastAsia="zh-CN"/>
+              </w:rPr>
+              <w:t>P. Jansen</w:t>
+            </w:r>
+            <w:r>
+              <w:rPr>
+                <w:color w:val="000000" w:themeColor="text1"/>
+              </w:rPr>
+              <w:t xml:space="preserve">, P. Clark, C. Callison-Burch and N. Tandon. PDDLEGO: Iterative Planning in Textual Environments. In </w:t>
+            </w:r>
+            <w:r>
+              <w:rPr>
+                <w:rFonts w:hint="eastAsia"/>
+                <w:color w:val="000000" w:themeColor="text1"/>
+                <w:lang w:eastAsia="zh-CN"/>
+              </w:rPr>
+              <w:t>*SEM 2024</w:t>
+            </w:r>
+            <w:r>
+              <w:rPr>
+                <w:color w:val="000000" w:themeColor="text1"/>
+              </w:rPr>
+              <w:t>.</w:t>
+            </w:r>
+          </w:p>
+          <w:p>
+            <w:pPr>
+              <w:ind w:left="-20"/>
+              <w:rPr>
+                <w:color w:val="000000" w:themeColor="text1"/>
+              </w:rPr>
+            </w:pPr>
+            <w:r>
+              <w:rPr>
+                <w:color w:val="000000" w:themeColor="text1"/>
+              </w:rPr>
+              <w:t xml:space="preserve">[28] T. Zhang*^, </w:t>
+            </w:r>
+            <w:r>
+              <w:rPr>
+                <w:b/>
+                <w:bCs/>
+                <w:color w:val="000000" w:themeColor="text1"/>
+              </w:rPr>
+              <w:t>L. Zhang</w:t>
+            </w:r>
+            <w:r>
+              <w:rPr>
+                <w:color w:val="000000" w:themeColor="text1"/>
+              </w:rPr>
+              <w:t>*, Z. Hou^, Z. Wang^, Y. Gu, P. Clark, C. Callison-Burch and N. Tandon. PROC2PDDL: Open-Domain Planning Representations from Texts. I</w:t>
+            </w:r>
+            <w:r>
+              <w:rPr>
+                <w:rFonts w:hint="eastAsia"/>
+                <w:color w:val="000000" w:themeColor="text1"/>
+                <w:lang w:eastAsia="zh-CN"/>
+              </w:rPr>
+              <w:t>n</w:t>
+            </w:r>
+            <w:r>
+              <w:rPr>
+                <w:color w:val="000000" w:themeColor="text1"/>
+                <w:lang w:eastAsia="zh-CN"/>
+              </w:rPr>
+              <w:t xml:space="preserve"> the</w:t>
+            </w:r>
+            <w:r>
+              <w:rPr>
+                <w:color w:val="000000" w:themeColor="text1"/>
+              </w:rPr>
+              <w:t xml:space="preserve"> </w:t>
+            </w:r>
+            <w:r>
+              <w:rPr>
+                <w:rFonts w:hint="eastAsia"/>
+                <w:color w:val="000000" w:themeColor="text1"/>
+                <w:lang w:eastAsia="zh-CN"/>
+              </w:rPr>
+              <w:t>2</w:t>
+            </w:r>
+            <w:r>
+              <w:rPr>
+                <w:rFonts w:hint="eastAsia"/>
+                <w:color w:val="000000" w:themeColor="text1"/>
+                <w:vertAlign w:val="superscript"/>
+                <w:lang w:eastAsia="zh-CN"/>
+              </w:rPr>
+              <w:t>nd</w:t>
+            </w:r>
+            <w:r>
+              <w:rPr>
+                <w:rFonts w:hint="eastAsia"/>
+                <w:color w:val="000000" w:themeColor="text1"/>
+                <w:lang w:eastAsia="zh-CN"/>
+              </w:rPr>
+              <w:t xml:space="preserve"> </w:t>
+            </w:r>
+            <w:r>
+              <w:rPr>
+                <w:color w:val="000000" w:themeColor="text1"/>
+              </w:rPr>
+              <w:t xml:space="preserve"> Natural Language Reasoning and Structured Explanations Workshop at ACL 202</w:t>
+            </w:r>
+            <w:r>
+              <w:rPr>
+                <w:rFonts w:hint="eastAsia"/>
+                <w:color w:val="000000" w:themeColor="text1"/>
+                <w:lang w:eastAsia="zh-CN"/>
+              </w:rPr>
+              <w:t>4</w:t>
+            </w:r>
+            <w:r>
+              <w:rPr>
+                <w:color w:val="000000" w:themeColor="text1"/>
+              </w:rPr>
+              <w:t>.</w:t>
+            </w:r>
+          </w:p>
+          <w:p>
+            <w:pPr>
+              <w:ind w:left="-20"/>
+              <w:rPr>
+                <w:color w:val="000000" w:themeColor="text1"/>
+                <w:lang w:eastAsia="zh-CN"/>
+              </w:rPr>
+            </w:pPr>
+            <w:r>
+              <w:rPr>
+                <w:color w:val="000000" w:themeColor="text1"/>
+              </w:rPr>
+              <w:t>[</w:t>
+            </w:r>
+            <w:r>
+              <w:rPr>
+                <w:rFonts w:hint="eastAsia"/>
+                <w:color w:val="000000" w:themeColor="text1"/>
+                <w:lang w:eastAsia="zh-CN"/>
+              </w:rPr>
+              <w:t>27</w:t>
+            </w:r>
+            <w:r>
+              <w:rPr>
+                <w:color w:val="000000" w:themeColor="text1"/>
+              </w:rPr>
+              <w:t xml:space="preserve">] </w:t>
+            </w:r>
+            <w:r>
+              <w:rPr>
+                <w:color w:val="000000" w:themeColor="text1"/>
+                <w:lang w:eastAsia="zh-CN"/>
+              </w:rPr>
+              <w:t xml:space="preserve">Q. Lyu, K. Shridhar, C. Malaviya, </w:t>
+            </w:r>
+            <w:r>
+              <w:rPr>
+                <w:b/>
+                <w:bCs/>
+                <w:color w:val="000000" w:themeColor="text1"/>
+                <w:lang w:eastAsia="zh-CN"/>
+              </w:rPr>
+              <w:t>L. Zhang</w:t>
+            </w:r>
+            <w:r>
+              <w:rPr>
+                <w:color w:val="000000" w:themeColor="text1"/>
+                <w:lang w:eastAsia="zh-CN"/>
+              </w:rPr>
+              <w:t>, Y. Elazar, N. Tandon, M. Apidianaki, M. Sachan</w:t>
+            </w:r>
+            <w:r>
+              <w:rPr>
+                <w:color w:val="000000" w:themeColor="text1"/>
+              </w:rPr>
+              <w:t xml:space="preserve"> and C. Callison-Burch. Calibrating Large Language Models with Sample Consistency. In </w:t>
+            </w:r>
+            <w:r>
+              <w:rPr>
+                <w:rFonts w:hint="eastAsia"/>
+                <w:color w:val="000000" w:themeColor="text1"/>
+                <w:lang w:eastAsia="zh-CN"/>
+              </w:rPr>
+              <w:t>AAAI 2025</w:t>
+            </w:r>
+            <w:r>
+              <w:rPr>
+                <w:rFonts w:hint="eastAsia"/>
+                <w:color w:val="000000" w:themeColor="text1"/>
+                <w:lang w:eastAsia="zh-CN"/>
+              </w:rPr>
+              <w:t>;</w:t>
+            </w:r>
+            <w:r>
+              <w:rPr>
+                <w:color w:val="000000" w:themeColor="text1"/>
+              </w:rPr>
+              <w:t xml:space="preserve"> </w:t>
+            </w:r>
+            <w:r>
+              <w:rPr>
+                <w:rFonts w:hint="eastAsia"/>
+                <w:b/>
+                <w:bCs/>
+                <w:color w:val="000000" w:themeColor="text1"/>
+                <w:lang w:eastAsia="zh-CN"/>
+              </w:rPr>
+              <w:t>Area Chair Award</w:t>
+            </w:r>
+            <w:r>
+              <w:rPr>
+                <w:rFonts w:hint="eastAsia"/>
+                <w:color w:val="000000" w:themeColor="text1"/>
+                <w:lang w:eastAsia="zh-CN"/>
+              </w:rPr>
+              <w:t>.</w:t>
+            </w:r>
+          </w:p>
+          <w:p>
+            <w:pPr>
+              <w:ind w:left="-20"/>
+              <w:rPr>
+                <w:color w:val="000000" w:themeColor="text1"/>
+              </w:rPr>
+            </w:pPr>
+            <w:r>
+              <w:rPr>
+                <w:color w:val="000000" w:themeColor="text1"/>
+              </w:rPr>
+              <w:t xml:space="preserve">[26] </w:t>
+            </w:r>
+            <w:r>
+              <w:rPr>
+                <w:rFonts w:hint="eastAsia"/>
+                <w:color w:val="000000" w:themeColor="text1"/>
+                <w:lang w:eastAsia="zh-CN"/>
+              </w:rPr>
+              <w:t>Y</w:t>
+            </w:r>
+            <w:r>
+              <w:rPr>
+                <w:color w:val="000000" w:themeColor="text1"/>
+              </w:rPr>
+              <w:t xml:space="preserve">. Lal, </w:t>
+            </w:r>
+            <w:r>
+              <w:rPr>
+                <w:b/>
+                <w:bCs/>
+                <w:color w:val="000000" w:themeColor="text1"/>
+              </w:rPr>
+              <w:t>L. Zhang</w:t>
+            </w:r>
+            <w:r>
+              <w:rPr>
+                <w:color w:val="000000" w:themeColor="text1"/>
+              </w:rPr>
+              <w:t>, F. Brahman, B. Majumder, Peter Clark and N. Tandon. One Size Does Not Fit All: Customizing Open-Domain Procedures. In Findings of ACL 2024.</w:t>
+            </w:r>
+          </w:p>
+          <w:p>
+            <w:pPr>
+              <w:ind w:left="-20"/>
+              <w:rPr>
+                <w:color w:val="000000" w:themeColor="text1"/>
+              </w:rPr>
+            </w:pPr>
+            <w:r>
+              <w:rPr>
+                <w:color w:val="000000" w:themeColor="text1"/>
+              </w:rPr>
+              <w:t xml:space="preserve">[25] B. Majumder, B. Dalvi, P. Jansen, O. Tafjord, N. Tandon, </w:t>
+            </w:r>
+            <w:r>
+              <w:rPr>
+                <w:b/>
+                <w:bCs/>
+                <w:color w:val="000000" w:themeColor="text1"/>
+              </w:rPr>
+              <w:t>L. Zhang</w:t>
+            </w:r>
+            <w:r>
+              <w:rPr>
+                <w:color w:val="000000" w:themeColor="text1"/>
+              </w:rPr>
+              <w:t xml:space="preserve"> and C. Callison-Burch, Peter Clark. CLIN: A Continually Learning Language Agent for Rapid Task Adaptation and Generalization. In </w:t>
+            </w:r>
+            <w:r>
+              <w:rPr>
+                <w:rFonts w:hint="eastAsia"/>
+                <w:color w:val="000000" w:themeColor="text1"/>
+                <w:lang w:eastAsia="zh-CN"/>
+              </w:rPr>
+              <w:t>COLM 2024</w:t>
+            </w:r>
+            <w:r>
+              <w:rPr>
+                <w:color w:val="000000" w:themeColor="text1"/>
               </w:rPr>
               <w:t xml:space="preserve">. </w:t>
             </w:r>
-            <w:r>
-              <w:rPr>
-                <w:lang w:eastAsia="zh-CN"/>
-              </w:rPr>
-              <w:t>Zero-Shot Iterative Formalization and Planning in Partially Observable Environments.</w:t>
-            </w:r>
-            <w:r>
-              <w:rPr>
-                <w:lang w:eastAsia="zh-CN"/>
+          </w:p>
+          <w:p>
+            <w:pPr>
+              <w:ind w:left="-20"/>
+              <w:rPr>
+                <w:color w:val="000000" w:themeColor="text1"/>
+              </w:rPr>
+            </w:pPr>
+            <w:r>
+              <w:rPr>
+                <w:color w:val="000000" w:themeColor="text1"/>
+              </w:rPr>
+              <w:t xml:space="preserve">[24] </w:t>
+            </w:r>
+            <w:r>
+              <w:rPr>
+                <w:rFonts w:hint="eastAsia"/>
+                <w:color w:val="000000" w:themeColor="text1"/>
+                <w:lang w:eastAsia="zh-CN"/>
+              </w:rPr>
+              <w:t>Z</w:t>
+            </w:r>
+            <w:r>
+              <w:rPr>
+                <w:color w:val="000000" w:themeColor="text1"/>
+                <w:lang w:eastAsia="zh-CN"/>
+              </w:rPr>
+              <w:t>. Hou^,</w:t>
+            </w:r>
+            <w:r>
+              <w:rPr>
+                <w:color w:val="000000" w:themeColor="text1"/>
               </w:rPr>
               <w:t xml:space="preserve"> </w:t>
             </w:r>
             <w:r>
               <w:rPr>
-                <w:lang w:eastAsia="zh-CN"/>
-              </w:rPr>
-              <w:t>In Findings of ACL 2026</w:t>
-            </w:r>
-            <w:r>
-              <w:rPr>
-                <w:rFonts w:hint="eastAsia"/>
-                <w:lang w:eastAsia="zh-CN"/>
-              </w:rPr>
-              <w:t>.</w:t>
-            </w:r>
-          </w:p>
-          <w:p>
-            <w:pPr>
-              <w:ind w:left="-20"/>
-              <w:rPr>
-                <w:lang w:eastAsia="zh-CN"/>
-              </w:rPr>
-            </w:pPr>
-            <w:r>
-              <w:rPr>
-                <w:lang w:eastAsia="zh-CN"/>
-              </w:rPr>
-              <w:t>[3</w:t>
-            </w:r>
-            <w:r>
-              <w:rPr>
-                <w:rFonts w:hint="eastAsia"/>
-                <w:lang w:eastAsia="zh-CN"/>
-              </w:rPr>
-              <w:t>4</w:t>
-            </w:r>
-            <w:r>
-              <w:rPr>
-                <w:lang w:eastAsia="zh-CN"/>
-              </w:rPr>
-              <w:t xml:space="preserve">] P. Kagitha and </w:t>
-            </w:r>
-            <w:r>
-              <w:rPr>
-                <w:b/>
-                <w:bCs/>
-                <w:lang w:eastAsia="zh-CN"/>
+                <w:b/>
+                <w:bCs/>
+                <w:color w:val="000000" w:themeColor="text1"/>
               </w:rPr>
               <w:t>L. Zhang</w:t>
             </w:r>
             <w:r>
               <w:rPr>
-                <w:lang w:eastAsia="zh-CN"/>
-              </w:rPr>
-              <w:t xml:space="preserve">. </w:t>
-            </w:r>
-            <w:r>
-              <w:rPr>
-                <w:lang w:eastAsia="zh-CN"/>
-              </w:rPr>
-              <w:t>Addressing the Challenges of Planning Language Generation.</w:t>
-            </w:r>
-            <w:r>
-              <w:rPr>
+                <w:color w:val="000000" w:themeColor="text1"/>
                 <w:lang w:eastAsia="zh-CN"/>
               </w:rPr>
               <w:t xml:space="preserve"> </w:t>
             </w:r>
             <w:r>
               <w:rPr>
-                <w:lang w:eastAsia="zh-CN"/>
-              </w:rPr>
-              <w:t>In Findings of ACL 2026</w:t>
-            </w:r>
-            <w:r>
-              <w:rPr>
-                <w:lang w:eastAsia="zh-CN"/>
-              </w:rPr>
-              <w:t>.</w:t>
-            </w:r>
-          </w:p>
-          <w:p>
-            <w:pPr>
-              <w:ind w:left="-20"/>
-              <w:rPr>
-                <w:lang w:eastAsia="zh-CN"/>
-              </w:rPr>
-            </w:pPr>
-            <w:r>
-              <w:rPr>
-                <w:lang w:eastAsia="zh-CN"/>
-              </w:rPr>
-              <w:t>[3</w:t>
-            </w:r>
-            <w:r>
-              <w:rPr>
-                <w:rFonts w:hint="eastAsia"/>
-                <w:lang w:eastAsia="zh-CN"/>
-              </w:rPr>
-              <w:t>3</w:t>
-            </w:r>
-            <w:r>
-              <w:rPr>
-                <w:lang w:eastAsia="zh-CN"/>
-              </w:rPr>
-              <w:t xml:space="preserve">] </w:t>
-            </w:r>
-            <w:r>
-              <w:rPr>
-                <w:rFonts w:hint="eastAsia"/>
-                <w:lang w:eastAsia="zh-CN"/>
-              </w:rPr>
-              <w:t>R</w:t>
-            </w:r>
-            <w:r>
-              <w:rPr>
-                <w:lang w:eastAsia="zh-CN"/>
-              </w:rPr>
-              <w:t xml:space="preserve">. </w:t>
-            </w:r>
-            <w:r>
-              <w:rPr>
-                <w:rFonts w:hint="eastAsia"/>
-                <w:lang w:eastAsia="zh-CN"/>
-              </w:rPr>
-              <w:t>Amonkar, M. Lai, R. Le Bras</w:t>
-            </w:r>
-            <w:r>
-              <w:rPr>
-                <w:lang w:eastAsia="zh-CN"/>
-              </w:rPr>
-              <w:t xml:space="preserve"> and </w:t>
-            </w:r>
-            <w:r>
-              <w:rPr>
-                <w:b/>
-                <w:bCs/>
-                <w:lang w:eastAsia="zh-CN"/>
-              </w:rPr>
-              <w:t>L. Zhang</w:t>
-            </w:r>
-            <w:r>
-              <w:rPr>
-                <w:lang w:eastAsia="zh-CN"/>
-              </w:rPr>
-              <w:t xml:space="preserve">. </w:t>
-            </w:r>
-            <w:r>
-              <w:rPr>
-                <w:lang w:eastAsia="zh-CN"/>
-              </w:rPr>
-              <w:t>Are LLMs Better Formalizers than Solvers on Complex Problems?</w:t>
-            </w:r>
-            <w:r>
-              <w:rPr>
-                <w:lang w:eastAsia="zh-CN"/>
-              </w:rPr>
-              <w:t xml:space="preserve"> </w:t>
-            </w:r>
-            <w:r>
-              <w:rPr>
-                <w:rFonts w:hint="eastAsia"/>
-                <w:lang w:eastAsia="zh-CN"/>
-              </w:rPr>
-              <w:t>Preprint</w:t>
-            </w:r>
-            <w:r>
-              <w:rPr>
-                <w:lang w:eastAsia="zh-CN"/>
-              </w:rPr>
-              <w:t>.</w:t>
-            </w:r>
-          </w:p>
-          <w:p>
-            <w:pPr>
-              <w:ind w:left="-20"/>
-              <w:rPr>
-                <w:lang w:eastAsia="zh-CN"/>
-              </w:rPr>
-            </w:pPr>
-            <w:r>
-              <w:rPr>
-                <w:lang w:eastAsia="zh-CN"/>
-              </w:rPr>
-              <w:t>[3</w:t>
-            </w:r>
-            <w:r>
-              <w:rPr>
-                <w:rFonts w:hint="eastAsia"/>
-                <w:lang w:eastAsia="zh-CN"/>
-              </w:rPr>
-              <w:t>2</w:t>
-            </w:r>
-            <w:r>
-              <w:rPr>
-                <w:lang w:eastAsia="zh-CN"/>
-              </w:rPr>
-              <w:t xml:space="preserve">] Y. Yuan, M. He, A. Shahid, J. Huang, Z. Li, </w:t>
-            </w:r>
-            <w:r>
-              <w:rPr>
-                <w:b/>
-                <w:bCs/>
-                <w:lang w:eastAsia="zh-CN"/>
-              </w:rPr>
-              <w:t>L. Zhang</w:t>
-            </w:r>
-            <w:r>
-              <w:rPr>
-                <w:lang w:eastAsia="zh-CN"/>
-              </w:rPr>
-              <w:t xml:space="preserve">. </w:t>
-            </w:r>
-            <w:r>
-              <w:rPr>
-                <w:lang w:eastAsia="zh-CN"/>
-              </w:rPr>
-              <w:t>TurnaboutLLM: A Deductive Reasoning Benchmark from Detective Games</w:t>
-            </w:r>
-            <w:r>
-              <w:rPr>
-                <w:lang w:eastAsia="zh-CN"/>
-              </w:rPr>
-              <w:t xml:space="preserve">. </w:t>
-            </w:r>
-            <w:r>
-              <w:rPr>
-                <w:lang w:eastAsia="zh-CN"/>
-              </w:rPr>
-              <w:t>In</w:t>
-            </w:r>
-            <w:r>
-              <w:rPr>
-                <w:lang w:eastAsia="zh-CN"/>
-              </w:rPr>
-              <w:t xml:space="preserve"> EMNLP 2025.</w:t>
-            </w:r>
-          </w:p>
-          <w:p>
-            <w:pPr>
-              <w:ind w:left="-20"/>
-              <w:rPr>
-                <w:lang w:eastAsia="zh-CN"/>
-              </w:rPr>
-            </w:pPr>
-            <w:r>
-              <w:rPr>
-                <w:rFonts w:hint="eastAsia"/>
-                <w:lang w:eastAsia="zh-CN"/>
-              </w:rPr>
-              <w:t xml:space="preserve">[31] W. Hu, J. Duan, C. Wei, </w:t>
-            </w:r>
-            <w:r>
-              <w:rPr>
-                <w:rFonts w:hint="eastAsia"/>
-                <w:b/>
-                <w:bCs/>
-                <w:lang w:eastAsia="zh-CN"/>
-              </w:rPr>
-              <w:t>L. Zhang</w:t>
-            </w:r>
-            <w:r>
-              <w:rPr>
-                <w:rFonts w:hint="eastAsia"/>
-                <w:lang w:eastAsia="zh-CN"/>
-              </w:rPr>
-              <w:t xml:space="preserve">, Y. Zhang and K. Xu. </w:t>
-            </w:r>
-            <w:r>
-              <w:rPr>
-                <w:lang w:eastAsia="zh-CN"/>
-              </w:rPr>
-              <w:t>DynaCode: A Dynamic Complexity-Aware Code Benchmark for Evaluating Large Language Models in Code Generation</w:t>
-            </w:r>
-            <w:r>
-              <w:rPr>
-                <w:rFonts w:hint="eastAsia"/>
-                <w:lang w:eastAsia="zh-CN"/>
-              </w:rPr>
-              <w:t xml:space="preserve">. In </w:t>
-            </w:r>
-            <w:r>
-              <w:rPr>
-                <w:lang w:eastAsia="zh-CN"/>
-              </w:rPr>
-              <w:t>Findings of ACL 2025.</w:t>
-            </w:r>
-          </w:p>
-          <w:p>
-            <w:pPr>
-              <w:ind w:left="-20"/>
-              <w:rPr>
-                <w:lang w:eastAsia="zh-CN"/>
-              </w:rPr>
-            </w:pPr>
-            <w:r>
-              <w:t>[</w:t>
-            </w:r>
-            <w:r>
-              <w:rPr>
-                <w:rFonts w:hint="eastAsia"/>
-                <w:lang w:eastAsia="zh-CN"/>
-              </w:rPr>
-              <w:t>30</w:t>
-            </w:r>
-            <w:r>
-              <w:t xml:space="preserve">] </w:t>
-            </w:r>
-            <w:r>
-              <w:rPr>
-                <w:rFonts w:hint="eastAsia"/>
-                <w:lang w:eastAsia="zh-CN"/>
-              </w:rPr>
-              <w:t xml:space="preserve">C. Huang and </w:t>
-            </w:r>
-            <w:r>
-              <w:rPr>
-                <w:b/>
-                <w:bCs/>
-              </w:rPr>
-              <w:t>L. Zhang</w:t>
-            </w:r>
-            <w:r>
-              <w:t xml:space="preserve">. </w:t>
-            </w:r>
-            <w:r>
-              <w:t>On the Limit of Language Models as Planning Formalizers</w:t>
-            </w:r>
-            <w:r>
-              <w:t xml:space="preserve">. In </w:t>
-            </w:r>
-            <w:r>
-              <w:rPr>
-                <w:rFonts w:hint="eastAsia"/>
-                <w:lang w:eastAsia="zh-CN"/>
-              </w:rPr>
-              <w:t>ACL 2025</w:t>
-            </w:r>
-            <w:r>
-              <w:t>.</w:t>
-            </w:r>
-          </w:p>
-          <w:p>
-            <w:pPr>
-              <w:ind w:left="-20"/>
-            </w:pPr>
-            <w:r>
-              <w:lastRenderedPageBreak/>
-              <w:t>[2</w:t>
-            </w:r>
-            <w:r>
-              <w:rPr>
-                <w:rFonts w:hint="eastAsia"/>
-                <w:lang w:eastAsia="zh-CN"/>
-              </w:rPr>
-              <w:t>9</w:t>
-            </w:r>
-            <w:r>
-              <w:t xml:space="preserve">] </w:t>
-            </w:r>
-            <w:r>
-              <w:rPr>
-                <w:b/>
-                <w:bCs/>
-              </w:rPr>
-              <w:t>L. Zhang</w:t>
-            </w:r>
-            <w:r>
-              <w:t xml:space="preserve">, </w:t>
-            </w:r>
-            <w:r>
-              <w:rPr>
-                <w:rFonts w:hint="eastAsia"/>
-                <w:lang w:eastAsia="zh-CN"/>
-              </w:rPr>
-              <w:t>P. Jansen</w:t>
-            </w:r>
-            <w:r>
-              <w:t xml:space="preserve">, P. Clark, C. Callison-Burch and N. Tandon. PDDLEGO: Iterative Planning in Textual Environments. In </w:t>
-            </w:r>
-            <w:r>
-              <w:rPr>
-                <w:rFonts w:hint="eastAsia"/>
-                <w:lang w:eastAsia="zh-CN"/>
-              </w:rPr>
-              <w:t>*SEM 2024</w:t>
-            </w:r>
-            <w:r>
-              <w:t>.</w:t>
-            </w:r>
-          </w:p>
-          <w:p>
-            <w:pPr>
-              <w:ind w:left="-20"/>
-            </w:pPr>
-            <w:r>
-              <w:t xml:space="preserve">[28] T. Zhang*^, </w:t>
-            </w:r>
-            <w:r>
-              <w:rPr>
-                <w:b/>
-                <w:bCs/>
-              </w:rPr>
-              <w:t>L. Zhang</w:t>
-            </w:r>
-            <w:r>
-              <w:t>*, Z. Hou^, Z. Wang^, Y. Gu, P. Clark, C. Callison-Burch and N. Tandon. PROC2PDDL: Open-Domain Planning Representations from Texts. I</w:t>
-            </w:r>
-            <w:r>
-              <w:rPr>
-                <w:rFonts w:hint="eastAsia"/>
-                <w:lang w:eastAsia="zh-CN"/>
-              </w:rPr>
-              <w:t>n</w:t>
-            </w:r>
-            <w:r>
-              <w:rPr>
-                <w:lang w:eastAsia="zh-CN"/>
-              </w:rPr>
-              <w:t xml:space="preserve"> the</w:t>
-            </w:r>
-            <w:r>
-              <w:t xml:space="preserve"> </w:t>
-            </w:r>
-            <w:r>
-              <w:rPr>
-                <w:rFonts w:hint="eastAsia"/>
-                <w:lang w:eastAsia="zh-CN"/>
-              </w:rPr>
-              <w:t>2</w:t>
-            </w:r>
-            <w:r>
-              <w:rPr>
-                <w:rFonts w:hint="eastAsia"/>
-                <w:vertAlign w:val="superscript"/>
-                <w:lang w:eastAsia="zh-CN"/>
-              </w:rPr>
-              <w:t>nd</w:t>
-            </w:r>
-            <w:r>
-              <w:rPr>
-                <w:rFonts w:hint="eastAsia"/>
-                <w:lang w:eastAsia="zh-CN"/>
-              </w:rPr>
-              <w:t xml:space="preserve"> </w:t>
-            </w:r>
-            <w:r>
-              <w:t xml:space="preserve"> Natural Language Reasoning and Structured Explanations Workshop at ACL 202</w:t>
-            </w:r>
-            <w:r>
-              <w:rPr>
-                <w:rFonts w:hint="eastAsia"/>
-                <w:lang w:eastAsia="zh-CN"/>
-              </w:rPr>
-              <w:t>4</w:t>
-            </w:r>
-            <w:r>
-              <w:t>.</w:t>
-            </w:r>
-          </w:p>
-          <w:p>
-            <w:pPr>
-              <w:ind w:left="-20"/>
-              <w:rPr>
-                <w:lang w:eastAsia="zh-CN"/>
-              </w:rPr>
-            </w:pPr>
-            <w:r>
-              <w:t>[</w:t>
-            </w:r>
-            <w:r>
-              <w:rPr>
-                <w:rFonts w:hint="eastAsia"/>
-                <w:lang w:eastAsia="zh-CN"/>
-              </w:rPr>
-              <w:t>27</w:t>
-            </w:r>
-            <w:r>
-              <w:t xml:space="preserve">] </w:t>
-            </w:r>
-            <w:r>
-              <w:rPr>
-                <w:lang w:eastAsia="zh-CN"/>
-              </w:rPr>
-              <w:t xml:space="preserve">Q. Lyu, K. Shridhar, C. Malaviya, </w:t>
-            </w:r>
-            <w:r>
-              <w:rPr>
-                <w:b/>
-                <w:bCs/>
-                <w:lang w:eastAsia="zh-CN"/>
-              </w:rPr>
-              <w:t>L. Zhang</w:t>
-            </w:r>
-            <w:r>
-              <w:rPr>
-                <w:lang w:eastAsia="zh-CN"/>
-              </w:rPr>
-              <w:t>, Y. Elazar, N. Tandon, M. Apidianaki, M. Sachan</w:t>
-            </w:r>
-            <w:r>
-              <w:t xml:space="preserve"> and C. Callison-Burch. Calibrating Large Language Models with Sample Consistency. In </w:t>
-            </w:r>
-            <w:r>
-              <w:rPr>
-                <w:rFonts w:hint="eastAsia"/>
-                <w:lang w:eastAsia="zh-CN"/>
-              </w:rPr>
-              <w:t>AAAI 2025</w:t>
-            </w:r>
-            <w:r>
-              <w:rPr>
-                <w:rFonts w:hint="eastAsia"/>
-                <w:lang w:eastAsia="zh-CN"/>
-              </w:rPr>
-              <w:t>;</w:t>
-            </w:r>
-            <w:r>
-              <w:t xml:space="preserve"> </w:t>
-            </w:r>
-            <w:r>
-              <w:rPr>
-                <w:rFonts w:hint="eastAsia"/>
-                <w:b/>
-                <w:bCs/>
-                <w:lang w:eastAsia="zh-CN"/>
-              </w:rPr>
-              <w:t>Area Chair Award</w:t>
-            </w:r>
-            <w:r>
-              <w:rPr>
-                <w:rFonts w:hint="eastAsia"/>
-                <w:lang w:eastAsia="zh-CN"/>
-              </w:rPr>
-              <w:t>.</w:t>
-            </w:r>
-          </w:p>
-          <w:p>
-            <w:pPr>
-              <w:ind w:left="-20"/>
-            </w:pPr>
-            <w:r>
-              <w:t xml:space="preserve">[26] </w:t>
-            </w:r>
-            <w:r>
-              <w:rPr>
-                <w:rFonts w:hint="eastAsia"/>
-                <w:lang w:eastAsia="zh-CN"/>
-              </w:rPr>
-              <w:t>Y</w:t>
-            </w:r>
-            <w:r>
-              <w:t xml:space="preserve">. Lal, </w:t>
-            </w:r>
-            <w:r>
-              <w:rPr>
-                <w:b/>
-                <w:bCs/>
-              </w:rPr>
-              <w:t>L. Zhang</w:t>
-            </w:r>
-            <w:r>
-              <w:t>, F. Brahman, B. Majumder, Peter Clark and N. Tandon. One Size Does Not Fit All: Customizing Open-Domain Procedures. In Findings of ACL 2024.</w:t>
-            </w:r>
-          </w:p>
-          <w:p>
-            <w:pPr>
-              <w:ind w:left="-20"/>
-            </w:pPr>
-            <w:r>
-              <w:t xml:space="preserve">[25] B. Majumder, B. Dalvi, P. Jansen, O. Tafjord, N. Tandon, </w:t>
-            </w:r>
-            <w:r>
-              <w:rPr>
-                <w:b/>
-                <w:bCs/>
-              </w:rPr>
-              <w:t>L. Zhang</w:t>
-            </w:r>
-            <w:r>
-              <w:t xml:space="preserve"> and C. Callison-Burch, Peter Clark. CLIN: A Continually Learning Language Agent for Rapid Task Adaptation and Generalization. In </w:t>
-            </w:r>
-            <w:r>
-              <w:rPr>
-                <w:rFonts w:hint="eastAsia"/>
-                <w:lang w:eastAsia="zh-CN"/>
-              </w:rPr>
-              <w:t>COLM 2024</w:t>
-            </w:r>
-            <w:r>
-              <w:t xml:space="preserve">. </w:t>
-            </w:r>
-          </w:p>
-          <w:p>
-            <w:pPr>
-              <w:ind w:left="-20"/>
-            </w:pPr>
-            <w:r>
-              <w:t xml:space="preserve">[24] </w:t>
-            </w:r>
-            <w:r>
-              <w:rPr>
-                <w:rFonts w:hint="eastAsia"/>
-                <w:lang w:eastAsia="zh-CN"/>
-              </w:rPr>
-              <w:t>Z</w:t>
-            </w:r>
-            <w:r>
-              <w:rPr>
-                <w:lang w:eastAsia="zh-CN"/>
-              </w:rPr>
-              <w:t>. Hou^,</w:t>
-            </w:r>
-            <w:r>
-              <w:t xml:space="preserve"> </w:t>
-            </w:r>
-            <w:r>
-              <w:rPr>
-                <w:b/>
-                <w:bCs/>
-              </w:rPr>
-              <w:t>L. Zhang</w:t>
-            </w:r>
-            <w:r>
-              <w:rPr>
-                <w:lang w:eastAsia="zh-CN"/>
-              </w:rPr>
-              <w:t xml:space="preserve"> </w:t>
-            </w:r>
-            <w:r>
+                <w:color w:val="000000" w:themeColor="text1"/>
+              </w:rPr>
               <w:t xml:space="preserve">and C. Callison-Burch. </w:t>
             </w:r>
             <w:r>
               <w:rPr>
                 <w:i/>
                 <w:iCs/>
+                <w:color w:val="000000" w:themeColor="text1"/>
               </w:rPr>
               <w:t>Choice-75: A Dataset on Decision Branching in Script Learning</w:t>
             </w:r>
             <w:r>
+              <w:rPr>
+                <w:color w:val="000000" w:themeColor="text1"/>
+              </w:rPr>
               <w:t xml:space="preserve">. In LREC-COLING 2024. </w:t>
             </w:r>
           </w:p>
           <w:p>
             <w:pPr>
               <w:ind w:left="-20"/>
-            </w:pPr>
-            <w:r>
+              <w:rPr>
+                <w:color w:val="000000" w:themeColor="text1"/>
+              </w:rPr>
+            </w:pPr>
+            <w:r>
+              <w:rPr>
+                <w:color w:val="000000" w:themeColor="text1"/>
+              </w:rPr>
               <w:t xml:space="preserve">[23] </w:t>
             </w:r>
             <w:r>
               <w:rPr>
                 <w:b/>
                 <w:bCs/>
+                <w:color w:val="000000" w:themeColor="text1"/>
               </w:rPr>
               <w:t>L. Zhang</w:t>
             </w:r>
             <w:r>
               <w:rPr>
                 <w:rFonts w:hint="eastAsia"/>
+                <w:color w:val="000000" w:themeColor="text1"/>
                 <w:lang w:eastAsia="zh-CN"/>
               </w:rPr>
               <w:t>,</w:t>
             </w:r>
             <w:r>
               <w:rPr>
+                <w:color w:val="000000" w:themeColor="text1"/>
                 <w:lang w:eastAsia="zh-CN"/>
               </w:rPr>
               <w:t xml:space="preserve"> H. Xu</w:t>
             </w:r>
             <w:r>
+              <w:rPr>
+                <w:color w:val="000000" w:themeColor="text1"/>
+              </w:rPr>
               <w:t>^</w:t>
             </w:r>
             <w:r>
               <w:rPr>
-                <w:lang w:eastAsia="zh-CN"/>
-              </w:rPr>
-              <w:t>, A. Kommula, N. Tandon</w:t>
-            </w:r>
-            <w:r>
+                <w:color w:val="000000" w:themeColor="text1"/>
+                <w:lang w:eastAsia="zh-CN"/>
+              </w:rPr>
+              <w:t xml:space="preserve">, A. </w:t>
+            </w:r>
+            <w:proofErr w:type="spellStart"/>
+            <w:r>
+              <w:rPr>
+                <w:color w:val="000000" w:themeColor="text1"/>
+                <w:lang w:eastAsia="zh-CN"/>
+              </w:rPr>
+              <w:t>Kommula</w:t>
+            </w:r>
+            <w:proofErr w:type="spellEnd"/>
+            <w:r>
+              <w:rPr>
+                <w:color w:val="000000" w:themeColor="text1"/>
+                <w:lang w:eastAsia="zh-CN"/>
+              </w:rPr>
+              <w:t>, N. Tandon</w:t>
+            </w:r>
+            <w:r>
+              <w:rPr>
+                <w:color w:val="000000" w:themeColor="text1"/>
+              </w:rPr>
               <w:t xml:space="preserve"> and C. Callison-Burch. </w:t>
             </w:r>
             <w:r>
               <w:rPr>
                 <w:i/>
                 <w:iCs/>
+                <w:color w:val="000000" w:themeColor="text1"/>
               </w:rPr>
               <w:t>OpenPI2.0: An Improved Dataset for Entity Tracking in Texts</w:t>
             </w:r>
             <w:r>
+              <w:rPr>
+                <w:color w:val="000000" w:themeColor="text1"/>
+              </w:rPr>
               <w:t xml:space="preserve">. In EACL 2024. </w:t>
             </w:r>
           </w:p>
           <w:p>
             <w:pPr>
               <w:ind w:left="-20"/>
-            </w:pPr>
-            <w:r>
+              <w:rPr>
+                <w:color w:val="000000" w:themeColor="text1"/>
+              </w:rPr>
+            </w:pPr>
+            <w:r>
+              <w:rPr>
+                <w:color w:val="000000" w:themeColor="text1"/>
+              </w:rPr>
               <w:t xml:space="preserve">[22] </w:t>
             </w:r>
             <w:r>
               <w:rPr>
                 <w:b/>
                 <w:bCs/>
+                <w:color w:val="000000" w:themeColor="text1"/>
               </w:rPr>
               <w:t>L. Zhang</w:t>
             </w:r>
             <w:r>
+              <w:rPr>
+                <w:color w:val="000000" w:themeColor="text1"/>
+              </w:rPr>
               <w:t xml:space="preserve">*, L. Dugan*, H. Xu*^ and C. Callison-Burch. </w:t>
             </w:r>
             <w:r>
               <w:rPr>
                 <w:i/>
                 <w:iCs/>
+                <w:color w:val="000000" w:themeColor="text1"/>
               </w:rPr>
               <w:t>Exploring the Curious Case of Code Prompts</w:t>
             </w:r>
             <w:r>
+              <w:rPr>
+                <w:color w:val="000000" w:themeColor="text1"/>
+              </w:rPr>
               <w:t>. In preprint. I</w:t>
             </w:r>
             <w:r>
               <w:rPr>
                 <w:rFonts w:hint="eastAsia"/>
+                <w:color w:val="000000" w:themeColor="text1"/>
                 <w:lang w:eastAsia="zh-CN"/>
               </w:rPr>
               <w:t>n</w:t>
             </w:r>
             <w:r>
               <w:rPr>
+                <w:color w:val="000000" w:themeColor="text1"/>
                 <w:lang w:eastAsia="zh-CN"/>
               </w:rPr>
               <w:t xml:space="preserve"> the</w:t>
             </w:r>
             <w:r>
+              <w:rPr>
+                <w:color w:val="000000" w:themeColor="text1"/>
+              </w:rPr>
               <w:t xml:space="preserve"> 1</w:t>
             </w:r>
             <w:r>
               <w:rPr>
+                <w:color w:val="000000" w:themeColor="text1"/>
                 <w:vertAlign w:val="superscript"/>
               </w:rPr>
               <w:t>st</w:t>
             </w:r>
             <w:r>
+              <w:rPr>
+                <w:color w:val="000000" w:themeColor="text1"/>
+              </w:rPr>
               <w:t xml:space="preserve"> Natural Language Reasoning and Structured Explanations Workshop at ACL 2023.</w:t>
             </w:r>
           </w:p>
           <w:p>
             <w:pPr>
               <w:ind w:left="-20"/>
-            </w:pPr>
-            <w:r>
+              <w:rPr>
+                <w:color w:val="000000" w:themeColor="text1"/>
+              </w:rPr>
+            </w:pPr>
+            <w:r>
+              <w:rPr>
+                <w:color w:val="000000" w:themeColor="text1"/>
+              </w:rPr>
               <w:t xml:space="preserve">[21] T. Zhang^, I. Tham, Z. Hou^, Jia. Ren, L. Zhou, H. Xu^, </w:t>
             </w:r>
             <w:r>
               <w:rPr>
                 <w:b/>
                 <w:bCs/>
+                <w:color w:val="000000" w:themeColor="text1"/>
               </w:rPr>
               <w:t>L. Zhang</w:t>
             </w:r>
             <w:r>
+              <w:rPr>
+                <w:color w:val="000000" w:themeColor="text1"/>
+              </w:rPr>
               <w:t xml:space="preserve">, L. Martin, R. Dror, S. Li, H. Ji, M. Palmer, S. Brown, R. Suchocki, C. Callison-Burch. </w:t>
             </w:r>
             <w:r>
               <w:rPr>
                 <w:i/>
                 <w:iCs/>
+                <w:color w:val="000000" w:themeColor="text1"/>
               </w:rPr>
               <w:t>Human-in-the-Loop Schema Induction</w:t>
             </w:r>
             <w:r>
+              <w:rPr>
+                <w:color w:val="000000" w:themeColor="text1"/>
+              </w:rPr>
               <w:t xml:space="preserve">. In preprint; </w:t>
             </w:r>
             <w:r>
               <w:rPr>
                 <w:rFonts w:hint="eastAsia"/>
+                <w:color w:val="000000" w:themeColor="text1"/>
                 <w:lang w:eastAsia="zh-CN"/>
               </w:rPr>
               <w:t>in</w:t>
             </w:r>
             <w:r>
+              <w:rPr>
+                <w:color w:val="000000" w:themeColor="text1"/>
+              </w:rPr>
               <w:t xml:space="preserve"> ACL 2023 Demos.</w:t>
             </w:r>
           </w:p>
           <w:p>
             <w:pPr>
               <w:ind w:left="-20"/>
-            </w:pPr>
-            <w:r>
+              <w:rPr>
+                <w:color w:val="000000" w:themeColor="text1"/>
+              </w:rPr>
+            </w:pPr>
+            <w:r>
+              <w:rPr>
+                <w:color w:val="000000" w:themeColor="text1"/>
+              </w:rPr>
               <w:t xml:space="preserve">[20] </w:t>
             </w:r>
             <w:r>
               <w:rPr>
                 <w:rFonts w:hint="eastAsia"/>
                 <w:bCs/>
+                <w:color w:val="000000" w:themeColor="text1"/>
                 <w:lang w:eastAsia="zh-CN"/>
               </w:rPr>
               <w:t>Q</w:t>
@@ -1811,139 +2592,252 @@
             <w:r>
               <w:rPr>
                 <w:bCs/>
+                <w:color w:val="000000" w:themeColor="text1"/>
               </w:rPr>
               <w:t>. Lyu*</w:t>
             </w:r>
             <w:r>
-              <w:t xml:space="preserve">, S. Havaldar*, A. Stein*, </w:t>
-            </w:r>
-            <w:r>
-              <w:rPr>
-                <w:b/>
-                <w:bCs/>
+              <w:rPr>
+                <w:color w:val="000000" w:themeColor="text1"/>
+              </w:rPr>
+              <w:t xml:space="preserve">, S. </w:t>
+            </w:r>
+            <w:proofErr w:type="spellStart"/>
+            <w:r>
+              <w:rPr>
+                <w:color w:val="000000" w:themeColor="text1"/>
+              </w:rPr>
+              <w:t>Havaldar</w:t>
+            </w:r>
+            <w:proofErr w:type="spellEnd"/>
+            <w:r>
+              <w:rPr>
+                <w:color w:val="000000" w:themeColor="text1"/>
+              </w:rPr>
+              <w:t xml:space="preserve">*, A. Stein*, </w:t>
+            </w:r>
+            <w:r>
+              <w:rPr>
+                <w:b/>
+                <w:bCs/>
+                <w:color w:val="000000" w:themeColor="text1"/>
               </w:rPr>
               <w:t>L. Zhang</w:t>
             </w:r>
             <w:r>
-              <w:t xml:space="preserve">, D. Rao, E. Wong, M. Apidianaki and C. Callison-Burch. </w:t>
+              <w:rPr>
+                <w:color w:val="000000" w:themeColor="text1"/>
+              </w:rPr>
+              <w:t xml:space="preserve">, D. Rao, E. Wong, M. </w:t>
+            </w:r>
+            <w:proofErr w:type="spellStart"/>
+            <w:r>
+              <w:rPr>
+                <w:color w:val="000000" w:themeColor="text1"/>
+              </w:rPr>
+              <w:t>Apidianaki</w:t>
+            </w:r>
+            <w:proofErr w:type="spellEnd"/>
+            <w:r>
+              <w:rPr>
+                <w:color w:val="000000" w:themeColor="text1"/>
+              </w:rPr>
+              <w:t xml:space="preserve"> and C. Callison-Burch. </w:t>
             </w:r>
             <w:r>
               <w:rPr>
                 <w:i/>
+                <w:color w:val="000000" w:themeColor="text1"/>
               </w:rPr>
               <w:t>Faithful Chain of Thought Reasoning</w:t>
             </w:r>
             <w:r>
+              <w:rPr>
+                <w:color w:val="000000" w:themeColor="text1"/>
+              </w:rPr>
               <w:t xml:space="preserve">. In </w:t>
             </w:r>
             <w:r>
               <w:rPr>
                 <w:rFonts w:hint="eastAsia"/>
+                <w:color w:val="000000" w:themeColor="text1"/>
                 <w:lang w:eastAsia="zh-CN"/>
               </w:rPr>
               <w:t>IJCNLP-AACL 2023</w:t>
             </w:r>
             <w:r>
+              <w:rPr>
+                <w:color w:val="000000" w:themeColor="text1"/>
+              </w:rPr>
               <w:t xml:space="preserve">. </w:t>
             </w:r>
           </w:p>
           <w:p>
-            <w:r>
+            <w:pPr>
+              <w:rPr>
+                <w:color w:val="000000" w:themeColor="text1"/>
+              </w:rPr>
+            </w:pPr>
+            <w:r>
+              <w:rPr>
+                <w:color w:val="000000" w:themeColor="text1"/>
+              </w:rPr>
               <w:t xml:space="preserve">[19] </w:t>
             </w:r>
             <w:r>
               <w:rPr>
                 <w:b/>
+                <w:color w:val="000000" w:themeColor="text1"/>
               </w:rPr>
               <w:t>L. Zhang</w:t>
             </w:r>
             <w:r>
               <w:rPr>
                 <w:bCs/>
+                <w:color w:val="000000" w:themeColor="text1"/>
               </w:rPr>
               <w:t>*</w:t>
             </w:r>
             <w:r>
+              <w:rPr>
+                <w:color w:val="000000" w:themeColor="text1"/>
+              </w:rPr>
               <w:t xml:space="preserve">, H. Xu*^, Y. Yang, S. Zhou, W. You, M. Arora and C. Callison-Burch. </w:t>
             </w:r>
             <w:r>
               <w:rPr>
                 <w:i/>
+                <w:color w:val="000000" w:themeColor="text1"/>
               </w:rPr>
               <w:t>Causal Reasoning of Entities and Events in Procedural Texts</w:t>
             </w:r>
             <w:r>
+              <w:rPr>
+                <w:color w:val="000000" w:themeColor="text1"/>
+              </w:rPr>
               <w:t xml:space="preserve">. In </w:t>
             </w:r>
             <w:r>
               <w:rPr>
                 <w:rFonts w:hint="eastAsia"/>
+                <w:color w:val="000000" w:themeColor="text1"/>
                 <w:lang w:eastAsia="zh-CN"/>
               </w:rPr>
               <w:t>Findings</w:t>
             </w:r>
             <w:r>
+              <w:rPr>
+                <w:color w:val="000000" w:themeColor="text1"/>
+              </w:rPr>
               <w:t xml:space="preserve"> of EACL 2023. </w:t>
             </w:r>
           </w:p>
           <w:p>
             <w:pPr>
               <w:ind w:left="-20"/>
-            </w:pPr>
-            <w:r>
+              <w:rPr>
+                <w:color w:val="000000" w:themeColor="text1"/>
+              </w:rPr>
+            </w:pPr>
+            <w:r>
+              <w:rPr>
+                <w:color w:val="000000" w:themeColor="text1"/>
+              </w:rPr>
               <w:t xml:space="preserve">[18] </w:t>
             </w:r>
             <w:r>
               <w:rPr>
                 <w:b/>
+                <w:color w:val="000000" w:themeColor="text1"/>
               </w:rPr>
               <w:t>L. Zhang</w:t>
             </w:r>
             <w:r>
+              <w:rPr>
+                <w:color w:val="000000" w:themeColor="text1"/>
+              </w:rPr>
               <w:t xml:space="preserve"> and C. Callison-Burch. </w:t>
             </w:r>
             <w:r>
               <w:rPr>
                 <w:i/>
+                <w:color w:val="000000" w:themeColor="text1"/>
               </w:rPr>
               <w:t>Language Models are Drummers: Drum Composition with Natural Language Pre-Training</w:t>
             </w:r>
             <w:r>
+              <w:rPr>
+                <w:color w:val="000000" w:themeColor="text1"/>
+              </w:rPr>
               <w:t>. In 1</w:t>
             </w:r>
             <w:r>
               <w:rPr>
+                <w:color w:val="000000" w:themeColor="text1"/>
                 <w:vertAlign w:val="superscript"/>
               </w:rPr>
               <w:t>st</w:t>
             </w:r>
             <w:r>
+              <w:rPr>
+                <w:color w:val="000000" w:themeColor="text1"/>
+              </w:rPr>
               <w:t xml:space="preserve"> Workshop on Creative AI across Modalities at AAAI 2023. </w:t>
             </w:r>
           </w:p>
           <w:p>
             <w:pPr>
               <w:ind w:left="-20"/>
-            </w:pPr>
-            <w:r>
+              <w:rPr>
+                <w:color w:val="000000" w:themeColor="text1"/>
+              </w:rPr>
+            </w:pPr>
+            <w:r>
+              <w:rPr>
+                <w:color w:val="000000" w:themeColor="text1"/>
+              </w:rPr>
               <w:t xml:space="preserve">[17] Y. M. Cho^, </w:t>
             </w:r>
             <w:r>
               <w:rPr>
                 <w:b/>
+                <w:color w:val="000000" w:themeColor="text1"/>
               </w:rPr>
               <w:t>L. Zhang</w:t>
             </w:r>
             <w:r>
+              <w:rPr>
+                <w:color w:val="000000" w:themeColor="text1"/>
+              </w:rPr>
               <w:t xml:space="preserve"> and C. Callison-Burch. </w:t>
             </w:r>
             <w:r>
               <w:rPr>
                 <w:i/>
-              </w:rPr>
-              <w:t>Unsupervised Entity Linking with Guided Summarization and Multiple Choice Selection</w:t>
-            </w:r>
-            <w:r>
+                <w:color w:val="000000" w:themeColor="text1"/>
+              </w:rPr>
+              <w:t xml:space="preserve">Unsupervised Entity Linking with Guided Summarization and </w:t>
+            </w:r>
+            <w:proofErr w:type="gramStart"/>
+            <w:r>
+              <w:rPr>
+                <w:i/>
+                <w:color w:val="000000" w:themeColor="text1"/>
+              </w:rPr>
+              <w:t>Multiple Choice</w:t>
+            </w:r>
+            <w:proofErr w:type="gramEnd"/>
+            <w:r>
+              <w:rPr>
+                <w:i/>
+                <w:color w:val="000000" w:themeColor="text1"/>
+              </w:rPr>
+              <w:t xml:space="preserve"> Selection</w:t>
+            </w:r>
+            <w:r>
+              <w:rPr>
+                <w:color w:val="000000" w:themeColor="text1"/>
+              </w:rPr>
               <w:t xml:space="preserve">. In EMNLP 2022. </w:t>
             </w:r>
           </w:p>
@@ -1951,51 +2845,69 @@
             <w:pPr>
               <w:ind w:left="-20"/>
               <w:rPr>
+                <w:color w:val="000000" w:themeColor="text1"/>
                 <w:sz w:val="26"/>
                 <w:szCs w:val="23"/>
               </w:rPr>
             </w:pPr>
             <w:r>
+              <w:rPr>
+                <w:color w:val="000000" w:themeColor="text1"/>
+              </w:rPr>
               <w:t xml:space="preserve">[16] S. Gehrmann, </w:t>
             </w:r>
             <w:r>
               <w:rPr>
                 <w:bCs/>
+                <w:color w:val="000000" w:themeColor="text1"/>
               </w:rPr>
               <w:t xml:space="preserve">…, </w:t>
             </w:r>
             <w:r>
               <w:rPr>
                 <w:b/>
+                <w:color w:val="000000" w:themeColor="text1"/>
               </w:rPr>
               <w:t>L. Zhang</w:t>
             </w:r>
             <w:r>
               <w:rPr>
                 <w:bCs/>
+                <w:color w:val="000000" w:themeColor="text1"/>
               </w:rPr>
               <w:t xml:space="preserve">, </w:t>
             </w:r>
             <w:r>
+              <w:rPr>
+                <w:color w:val="000000" w:themeColor="text1"/>
+              </w:rPr>
               <w:t xml:space="preserve">…, H. Zhu, S. Brahma, Y. Li, ... </w:t>
             </w:r>
             <w:r>
               <w:rPr>
                 <w:i/>
+                <w:color w:val="000000" w:themeColor="text1"/>
               </w:rPr>
               <w:t>GEMv2: Multilingual NLG Benchmarking in a Single Line of Code</w:t>
             </w:r>
             <w:r>
+              <w:rPr>
+                <w:color w:val="000000" w:themeColor="text1"/>
+              </w:rPr>
               <w:t xml:space="preserve">. In </w:t>
             </w:r>
             <w:r>
               <w:rPr>
                 <w:rFonts w:hint="eastAsia"/>
+                <w:color w:val="000000" w:themeColor="text1"/>
                 <w:lang w:eastAsia="zh-CN"/>
               </w:rPr>
               <w:t>EMNLP</w:t>
             </w:r>
             <w:r>
+              <w:rPr>
+                <w:color w:val="000000" w:themeColor="text1"/>
+              </w:rPr>
               <w:t xml:space="preserve"> 2022.</w:t>
             </w:r>
           </w:p>
@@ -2003,44 +2915,61 @@
             <w:pPr>
               <w:ind w:left="-20"/>
               <w:rPr>
+                <w:color w:val="000000" w:themeColor="text1"/>
                 <w:sz w:val="26"/>
                 <w:szCs w:val="23"/>
               </w:rPr>
             </w:pPr>
             <w:r>
+              <w:rPr>
+                <w:color w:val="000000" w:themeColor="text1"/>
+              </w:rPr>
               <w:t>[15] A. Srivastava</w:t>
             </w:r>
             <w:r>
               <w:rPr>
                 <w:bCs/>
+                <w:color w:val="000000" w:themeColor="text1"/>
               </w:rPr>
               <w:t xml:space="preserve">, …, </w:t>
             </w:r>
             <w:r>
               <w:rPr>
                 <w:b/>
+                <w:color w:val="000000" w:themeColor="text1"/>
               </w:rPr>
               <w:t>L. Zhang</w:t>
             </w:r>
             <w:r>
+              <w:rPr>
+                <w:color w:val="000000" w:themeColor="text1"/>
+              </w:rPr>
               <w:t>, Q. Lyu and C. Callison-Burch</w:t>
             </w:r>
             <w:r>
               <w:rPr>
                 <w:bCs/>
+                <w:color w:val="000000" w:themeColor="text1"/>
               </w:rPr>
               <w:t>,</w:t>
             </w:r>
             <w:r>
+              <w:rPr>
+                <w:color w:val="000000" w:themeColor="text1"/>
+              </w:rPr>
               <w:t xml:space="preserve"> … </w:t>
             </w:r>
             <w:r>
               <w:rPr>
                 <w:i/>
+                <w:color w:val="000000" w:themeColor="text1"/>
               </w:rPr>
               <w:t xml:space="preserve">Beyond the Imitation Game: Quantifying and extrapolating the capabilities of language models. </w:t>
             </w:r>
             <w:r>
+              <w:rPr>
+                <w:color w:val="000000" w:themeColor="text1"/>
+              </w:rPr>
               <w:t>In TMLR.</w:t>
             </w:r>
           </w:p>
@@ -2048,248 +2977,429 @@
             <w:pPr>
               <w:ind w:left="-20"/>
               <w:rPr>
+                <w:color w:val="000000" w:themeColor="text1"/>
                 <w:sz w:val="26"/>
                 <w:szCs w:val="23"/>
               </w:rPr>
             </w:pPr>
             <w:r>
+              <w:rPr>
+                <w:color w:val="000000" w:themeColor="text1"/>
+              </w:rPr>
               <w:t xml:space="preserve">[12] Q. Lyu, </w:t>
             </w:r>
             <w:r>
               <w:rPr>
                 <w:bCs/>
+                <w:color w:val="000000" w:themeColor="text1"/>
               </w:rPr>
               <w:t xml:space="preserve">H. Zheng, D. Li, </w:t>
             </w:r>
             <w:r>
               <w:rPr>
                 <w:b/>
+                <w:color w:val="000000" w:themeColor="text1"/>
               </w:rPr>
               <w:t>L. Zhang</w:t>
             </w:r>
             <w:r>
               <w:rPr>
                 <w:bCs/>
+                <w:color w:val="000000" w:themeColor="text1"/>
               </w:rPr>
               <w:t xml:space="preserve">, </w:t>
             </w:r>
             <w:r>
+              <w:rPr>
+                <w:color w:val="000000" w:themeColor="text1"/>
+              </w:rPr>
               <w:t xml:space="preserve">M. Apidianaki, and C. Callison-Burch. </w:t>
             </w:r>
             <w:r>
               <w:rPr>
                 <w:i/>
+                <w:color w:val="000000" w:themeColor="text1"/>
               </w:rPr>
               <w:t>Is "my favorite new movie" my favorite movie? Probing the Understanding of Recursive Noun Phrases</w:t>
             </w:r>
             <w:r>
+              <w:rPr>
+                <w:color w:val="000000" w:themeColor="text1"/>
+              </w:rPr>
               <w:t>. In NAACL 2022.</w:t>
             </w:r>
           </w:p>
           <w:p>
             <w:pPr>
               <w:ind w:left="-20"/>
-            </w:pPr>
-            <w:r>
+              <w:rPr>
+                <w:color w:val="000000" w:themeColor="text1"/>
+              </w:rPr>
+            </w:pPr>
+            <w:r>
+              <w:rPr>
+                <w:color w:val="000000" w:themeColor="text1"/>
+              </w:rPr>
               <w:t xml:space="preserve">[11] </w:t>
             </w:r>
             <w:r>
               <w:rPr>
                 <w:b/>
+                <w:color w:val="000000" w:themeColor="text1"/>
               </w:rPr>
               <w:t>L. Zhang</w:t>
             </w:r>
             <w:r>
+              <w:rPr>
+                <w:color w:val="000000" w:themeColor="text1"/>
+              </w:rPr>
               <w:t xml:space="preserve">, I. Jindal and Y. Li. </w:t>
             </w:r>
             <w:r>
               <w:rPr>
                 <w:i/>
+                <w:color w:val="000000" w:themeColor="text1"/>
               </w:rPr>
               <w:t>Label Definitions Improve Semantic Role Labeling</w:t>
             </w:r>
             <w:r>
+              <w:rPr>
+                <w:color w:val="000000" w:themeColor="text1"/>
+              </w:rPr>
               <w:t>. In NAACL 2022.</w:t>
             </w:r>
           </w:p>
           <w:p>
             <w:pPr>
               <w:ind w:left="-20"/>
-            </w:pPr>
-            <w:r>
+              <w:rPr>
+                <w:color w:val="000000" w:themeColor="text1"/>
+              </w:rPr>
+            </w:pPr>
+            <w:r>
+              <w:rPr>
+                <w:color w:val="000000" w:themeColor="text1"/>
+              </w:rPr>
+              <w:lastRenderedPageBreak/>
               <w:t xml:space="preserve">[10] </w:t>
             </w:r>
             <w:r>
               <w:rPr>
                 <w:b/>
+                <w:color w:val="000000" w:themeColor="text1"/>
               </w:rPr>
               <w:t>L. Zhang</w:t>
             </w:r>
             <w:r>
               <w:rPr>
                 <w:bCs/>
+                <w:color w:val="000000" w:themeColor="text1"/>
               </w:rPr>
               <w:t>*</w:t>
             </w:r>
             <w:r>
+              <w:rPr>
+                <w:color w:val="000000" w:themeColor="text1"/>
+              </w:rPr>
               <w:t xml:space="preserve">, S. Zhou*, Q. Lyu, Y. Yang, G. Neubig and C. Callison-Burch. </w:t>
             </w:r>
             <w:r>
               <w:rPr>
                 <w:i/>
-              </w:rPr>
-              <w:t>Show Me More Details: Discovering Event Hierarchies from WikiHow</w:t>
-            </w:r>
-            <w:r>
+                <w:color w:val="000000" w:themeColor="text1"/>
+              </w:rPr>
+              <w:t xml:space="preserve">Show Me More Details: Discovering Event Hierarchies from </w:t>
+            </w:r>
+            <w:proofErr w:type="spellStart"/>
+            <w:r>
+              <w:rPr>
+                <w:i/>
+                <w:color w:val="000000" w:themeColor="text1"/>
+              </w:rPr>
+              <w:t>WikiHow</w:t>
+            </w:r>
+            <w:proofErr w:type="spellEnd"/>
+            <w:r>
+              <w:rPr>
+                <w:color w:val="000000" w:themeColor="text1"/>
+              </w:rPr>
               <w:t xml:space="preserve">. In ACL 2022. </w:t>
             </w:r>
           </w:p>
           <w:p>
             <w:pPr>
               <w:ind w:left="-20"/>
-            </w:pPr>
-            <w:r>
+              <w:rPr>
+                <w:color w:val="000000" w:themeColor="text1"/>
+              </w:rPr>
+            </w:pPr>
+            <w:r>
+              <w:rPr>
+                <w:color w:val="000000" w:themeColor="text1"/>
+              </w:rPr>
               <w:t xml:space="preserve">[9] Y. Yang, A. Panagopoulou, Q. Lyu, </w:t>
             </w:r>
             <w:r>
               <w:rPr>
                 <w:b/>
                 <w:bCs/>
+                <w:color w:val="000000" w:themeColor="text1"/>
               </w:rPr>
               <w:t>L. Zhang</w:t>
             </w:r>
             <w:r>
-              <w:t xml:space="preserve">, M. Yatskar and C. Callison-Burch. </w:t>
+              <w:rPr>
+                <w:color w:val="000000" w:themeColor="text1"/>
+              </w:rPr>
+              <w:t xml:space="preserve">, M. </w:t>
+            </w:r>
+            <w:proofErr w:type="spellStart"/>
+            <w:r>
+              <w:rPr>
+                <w:color w:val="000000" w:themeColor="text1"/>
+              </w:rPr>
+              <w:t>Yatskar</w:t>
+            </w:r>
+            <w:proofErr w:type="spellEnd"/>
+            <w:r>
+              <w:rPr>
+                <w:color w:val="000000" w:themeColor="text1"/>
+              </w:rPr>
+              <w:t xml:space="preserve"> and C. Callison-Burch. </w:t>
             </w:r>
             <w:r>
               <w:rPr>
                 <w:i/>
                 <w:iCs/>
-              </w:rPr>
-              <w:t>Visual Goal-Step Inference using wikiHow</w:t>
-            </w:r>
-            <w:r>
+                <w:color w:val="000000" w:themeColor="text1"/>
+              </w:rPr>
+              <w:t xml:space="preserve">Visual Goal-Step Inference using </w:t>
+            </w:r>
+            <w:proofErr w:type="spellStart"/>
+            <w:r>
+              <w:rPr>
+                <w:i/>
+                <w:iCs/>
+                <w:color w:val="000000" w:themeColor="text1"/>
+              </w:rPr>
+              <w:t>wikiHow</w:t>
+            </w:r>
+            <w:proofErr w:type="spellEnd"/>
+            <w:r>
+              <w:rPr>
+                <w:color w:val="000000" w:themeColor="text1"/>
+              </w:rPr>
               <w:t>. In EMNLP 2021; presented at the 2nd Workshop on Advances in Language and Vision Research at NAACL 2021.</w:t>
             </w:r>
           </w:p>
           <w:p>
             <w:pPr>
               <w:ind w:left="-20"/>
-            </w:pPr>
-            <w:r>
+              <w:rPr>
+                <w:color w:val="000000" w:themeColor="text1"/>
+              </w:rPr>
+            </w:pPr>
+            <w:r>
+              <w:rPr>
+                <w:color w:val="000000" w:themeColor="text1"/>
+              </w:rPr>
               <w:t xml:space="preserve">[8] </w:t>
             </w:r>
             <w:r>
               <w:rPr>
                 <w:b/>
+                <w:color w:val="000000" w:themeColor="text1"/>
               </w:rPr>
               <w:t>L. Zhang</w:t>
             </w:r>
             <w:r>
               <w:rPr>
                 <w:bCs/>
+                <w:color w:val="000000" w:themeColor="text1"/>
               </w:rPr>
               <w:t xml:space="preserve">*, </w:t>
             </w:r>
             <w:r>
+              <w:rPr>
+                <w:color w:val="000000" w:themeColor="text1"/>
+              </w:rPr>
               <w:t xml:space="preserve">Q. Lyu* and C. Callison-Burch. </w:t>
             </w:r>
             <w:r>
               <w:rPr>
                 <w:i/>
+                <w:color w:val="000000" w:themeColor="text1"/>
               </w:rPr>
               <w:t>Goal-Oriented Script Construction</w:t>
             </w:r>
             <w:r>
+              <w:rPr>
+                <w:color w:val="000000" w:themeColor="text1"/>
+              </w:rPr>
               <w:t xml:space="preserve">. In INLG 2021.  </w:t>
             </w:r>
           </w:p>
           <w:p>
             <w:pPr>
               <w:ind w:left="-20"/>
-            </w:pPr>
-            <w:r>
+              <w:rPr>
+                <w:color w:val="000000" w:themeColor="text1"/>
+              </w:rPr>
+            </w:pPr>
+            <w:r>
+              <w:rPr>
+                <w:color w:val="000000" w:themeColor="text1"/>
+              </w:rPr>
               <w:t xml:space="preserve">[7] </w:t>
             </w:r>
             <w:r>
               <w:rPr>
                 <w:b/>
+                <w:color w:val="000000" w:themeColor="text1"/>
               </w:rPr>
               <w:t>L. Zhang</w:t>
             </w:r>
             <w:r>
+              <w:rPr>
+                <w:color w:val="000000" w:themeColor="text1"/>
+              </w:rPr>
               <w:t xml:space="preserve">, Q. Lyu and C. Callison-Burch. </w:t>
             </w:r>
             <w:r>
               <w:rPr>
                 <w:i/>
-              </w:rPr>
-              <w:t>Intent Detection with WikiHow</w:t>
-            </w:r>
-            <w:r>
+                <w:color w:val="000000" w:themeColor="text1"/>
+              </w:rPr>
+              <w:t xml:space="preserve">Intent Detection with </w:t>
+            </w:r>
+            <w:proofErr w:type="spellStart"/>
+            <w:r>
+              <w:rPr>
+                <w:i/>
+                <w:color w:val="000000" w:themeColor="text1"/>
+              </w:rPr>
+              <w:t>WikiHow</w:t>
+            </w:r>
+            <w:proofErr w:type="spellEnd"/>
+            <w:r>
+              <w:rPr>
+                <w:color w:val="000000" w:themeColor="text1"/>
+              </w:rPr>
               <w:t xml:space="preserve">. In AACL-IJCNLP 2020. </w:t>
             </w:r>
           </w:p>
           <w:p>
             <w:pPr>
               <w:ind w:left="-20"/>
-            </w:pPr>
-            <w:r>
-              <w:lastRenderedPageBreak/>
+              <w:rPr>
+                <w:color w:val="000000" w:themeColor="text1"/>
+              </w:rPr>
+            </w:pPr>
+            <w:r>
+              <w:rPr>
+                <w:color w:val="000000" w:themeColor="text1"/>
+              </w:rPr>
               <w:t xml:space="preserve">[6] </w:t>
             </w:r>
             <w:r>
               <w:rPr>
                 <w:b/>
+                <w:color w:val="000000" w:themeColor="text1"/>
               </w:rPr>
               <w:t>L. Zhang</w:t>
             </w:r>
             <w:r>
               <w:rPr>
                 <w:bCs/>
+                <w:color w:val="000000" w:themeColor="text1"/>
               </w:rPr>
               <w:t xml:space="preserve">*, </w:t>
             </w:r>
             <w:r>
-              <w:t xml:space="preserve">Q. Lyu* and C. Callison-Burch. </w:t>
+              <w:rPr>
+                <w:color w:val="000000" w:themeColor="text1"/>
+              </w:rPr>
+              <w:t xml:space="preserve">Q. Lyu* </w:t>
+            </w:r>
+            <w:proofErr w:type="gramStart"/>
+            <w:r>
+              <w:rPr>
+                <w:color w:val="000000" w:themeColor="text1"/>
+              </w:rPr>
+              <w:t>and</w:t>
+            </w:r>
+            <w:proofErr w:type="gramEnd"/>
+            <w:r>
+              <w:rPr>
+                <w:color w:val="000000" w:themeColor="text1"/>
+              </w:rPr>
+              <w:t xml:space="preserve"> C. Callison-Burch. </w:t>
             </w:r>
             <w:r>
               <w:rPr>
                 <w:i/>
-              </w:rPr>
-              <w:t>Reasoning about Goals, Steps, and Temporal Ordering with WikiHow</w:t>
-            </w:r>
-            <w:r>
+                <w:color w:val="000000" w:themeColor="text1"/>
+              </w:rPr>
+              <w:t xml:space="preserve">Reasoning about Goals, Steps, and Temporal Ordering with </w:t>
+            </w:r>
+            <w:proofErr w:type="spellStart"/>
+            <w:r>
+              <w:rPr>
+                <w:i/>
+                <w:color w:val="000000" w:themeColor="text1"/>
+              </w:rPr>
+              <w:t>WikiHow</w:t>
+            </w:r>
+            <w:proofErr w:type="spellEnd"/>
+            <w:r>
+              <w:rPr>
+                <w:color w:val="000000" w:themeColor="text1"/>
+              </w:rPr>
               <w:t>. In EMNLP 2020; presented at Workshop on Enormous Language Models at ICLR 2021.</w:t>
             </w:r>
           </w:p>
           <w:p>
             <w:pPr>
               <w:ind w:left="-20"/>
-            </w:pPr>
-            <w:r>
+              <w:rPr>
+                <w:color w:val="000000" w:themeColor="text1"/>
+              </w:rPr>
+            </w:pPr>
+            <w:r>
+              <w:rPr>
+                <w:color w:val="000000" w:themeColor="text1"/>
+              </w:rPr>
               <w:t xml:space="preserve">[5] </w:t>
             </w:r>
             <w:r>
               <w:rPr>
                 <w:b/>
+                <w:color w:val="000000" w:themeColor="text1"/>
               </w:rPr>
               <w:t>L. Zhang</w:t>
             </w:r>
             <w:r>
+              <w:rPr>
+                <w:color w:val="000000" w:themeColor="text1"/>
+              </w:rPr>
               <w:t xml:space="preserve">, H. Zhu, S. Brahma and Y. Li. </w:t>
             </w:r>
             <w:r>
               <w:rPr>
                 <w:i/>
+                <w:color w:val="000000" w:themeColor="text1"/>
               </w:rPr>
               <w:t>Small but Mighty: New Benchmarks for Split and Rephrase</w:t>
             </w:r>
             <w:r>
+              <w:rPr>
+                <w:color w:val="000000" w:themeColor="text1"/>
+              </w:rPr>
               <w:t>. In EMNLP 2020</w:t>
             </w:r>
             <w:r>
               <w:rPr>
+                <w:color w:val="000000" w:themeColor="text1"/>
                 <w:lang w:eastAsia="zh-CN"/>
               </w:rPr>
               <w:t>.</w:t>
@@ -2298,52 +3408,80 @@
           <w:p>
             <w:pPr>
               <w:ind w:left="-20"/>
-            </w:pPr>
-            <w:r>
+              <w:rPr>
+                <w:color w:val="000000" w:themeColor="text1"/>
+              </w:rPr>
+            </w:pPr>
+            <w:r>
+              <w:rPr>
+                <w:color w:val="000000" w:themeColor="text1"/>
+              </w:rPr>
               <w:t xml:space="preserve">[4] </w:t>
             </w:r>
             <w:r>
               <w:rPr>
                 <w:b/>
+                <w:color w:val="000000" w:themeColor="text1"/>
               </w:rPr>
               <w:t>L. Zhang</w:t>
             </w:r>
             <w:r>
+              <w:rPr>
+                <w:color w:val="000000" w:themeColor="text1"/>
+              </w:rPr>
               <w:t xml:space="preserve">, S. R. Wilson and R. Mihalcea. </w:t>
             </w:r>
             <w:r>
               <w:rPr>
                 <w:i/>
+                <w:color w:val="000000" w:themeColor="text1"/>
               </w:rPr>
               <w:t>Multi-Label Transfer Learning for Semantic Similarity</w:t>
             </w:r>
             <w:r>
+              <w:rPr>
+                <w:color w:val="000000" w:themeColor="text1"/>
+              </w:rPr>
               <w:t>. In *SEM 2019 and presented at NAACL 2019.</w:t>
             </w:r>
           </w:p>
           <w:p>
             <w:pPr>
               <w:ind w:left="-20"/>
-            </w:pPr>
-            <w:r>
+              <w:rPr>
+                <w:color w:val="000000" w:themeColor="text1"/>
+              </w:rPr>
+            </w:pPr>
+            <w:r>
+              <w:rPr>
+                <w:color w:val="000000" w:themeColor="text1"/>
+              </w:rPr>
               <w:t xml:space="preserve">[1] C. Finegan-Dollak, J. K. Kummerfeld, </w:t>
             </w:r>
             <w:r>
               <w:rPr>
                 <w:b/>
+                <w:color w:val="000000" w:themeColor="text1"/>
               </w:rPr>
               <w:t>L. Zhang</w:t>
             </w:r>
             <w:r>
+              <w:rPr>
+                <w:color w:val="000000" w:themeColor="text1"/>
+              </w:rPr>
               <w:t xml:space="preserve">, K. R. D. Ramanathan, S. Sadasivam, R. Zhang and D. Radev. </w:t>
             </w:r>
             <w:r>
               <w:rPr>
                 <w:i/>
+                <w:color w:val="000000" w:themeColor="text1"/>
               </w:rPr>
               <w:t xml:space="preserve">Improving Text-to-SQL Evaluation Methodology. </w:t>
             </w:r>
             <w:r>
+              <w:rPr>
+                <w:color w:val="000000" w:themeColor="text1"/>
+              </w:rPr>
               <w:t xml:space="preserve">In ACL 2018. </w:t>
             </w:r>
           </w:p>
@@ -2361,6 +3499,9 @@
           <w:p>
             <w:pPr>
               <w:ind w:left="-20"/>
+              <w:rPr>
+                <w:color w:val="000000" w:themeColor="text1"/>
+              </w:rPr>
             </w:pPr>
           </w:p>
         </w:tc>
@@ -2376,8 +3517,14 @@
           <w:p>
             <w:pPr>
               <w:pStyle w:val="Heading2"/>
-            </w:pPr>
-            <w:r>
+              <w:rPr>
+                <w:color w:val="000000" w:themeColor="text1"/>
+              </w:rPr>
+            </w:pPr>
+            <w:r>
+              <w:rPr>
+                <w:color w:val="000000" w:themeColor="text1"/>
+              </w:rPr>
               <w:t>External Funding</w:t>
             </w:r>
           </w:p>
@@ -2389,6 +3536,9 @@
           <w:p>
             <w:pPr>
               <w:ind w:left="-20"/>
+              <w:rPr>
+                <w:color w:val="000000" w:themeColor="text1"/>
+              </w:rPr>
             </w:pPr>
           </w:p>
         </w:tc>
@@ -2404,12 +3554,14 @@
               </w:tabs>
               <w:rPr>
                 <w:b/>
-                <w:lang w:eastAsia="zh-CN"/>
-              </w:rPr>
-            </w:pPr>
-            <w:r>
-              <w:rPr>
-                <w:b/>
+                <w:color w:val="000000" w:themeColor="text1"/>
+                <w:lang w:eastAsia="zh-CN"/>
+              </w:rPr>
+            </w:pPr>
+            <w:r>
+              <w:rPr>
+                <w:b/>
+                <w:color w:val="000000" w:themeColor="text1"/>
               </w:rPr>
               <w:t>Decision-Embedded Deep Learning for Transit</w:t>
             </w:r>
@@ -2417,6 +3569,7 @@
               <w:rPr>
                 <w:rFonts w:hint="eastAsia"/>
                 <w:b/>
+                <w:color w:val="000000" w:themeColor="text1"/>
                 <w:lang w:eastAsia="zh-CN"/>
               </w:rPr>
               <w:t xml:space="preserve"> </w:t>
@@ -2424,44 +3577,35 @@
             <w:r>
               <w:rPr>
                 <w:b/>
-              </w:rPr>
-              <w:t xml:space="preserve">Systems </w:t>
-            </w:r>
-            <w:r>
-              <w:rPr>
-                <w:b/>
-              </w:rPr>
-              <w:t>($</w:t>
-            </w:r>
-            <w:r>
-              <w:rPr>
-                <w:b/>
-              </w:rPr>
-              <w:t>432,572</w:t>
-            </w:r>
-            <w:r>
-              <w:rPr>
-                <w:b/>
-              </w:rPr>
-              <w:t>)</w:t>
-            </w:r>
-            <w:r>
+                <w:color w:val="000000" w:themeColor="text1"/>
+              </w:rPr>
+              <w:t>Systems ($432,572)</w:t>
+            </w:r>
+            <w:r>
+              <w:rPr>
+                <w:color w:val="000000" w:themeColor="text1"/>
+              </w:rPr>
               <w:tab/>
               <w:t>202</w:t>
             </w:r>
             <w:r>
               <w:rPr>
                 <w:rFonts w:hint="eastAsia"/>
+                <w:color w:val="000000" w:themeColor="text1"/>
                 <w:lang w:eastAsia="zh-CN"/>
               </w:rPr>
               <w:t>4</w:t>
             </w:r>
             <w:r>
+              <w:rPr>
+                <w:color w:val="000000" w:themeColor="text1"/>
+              </w:rPr>
               <w:t xml:space="preserve"> - 202</w:t>
             </w:r>
             <w:r>
               <w:rPr>
                 <w:rFonts w:hint="eastAsia"/>
+                <w:color w:val="000000" w:themeColor="text1"/>
                 <w:lang w:eastAsia="zh-CN"/>
               </w:rPr>
               <w:t>7</w:t>
@@ -2472,11 +3616,15 @@
               <w:tabs>
                 <w:tab w:val="right" w:pos="8160"/>
               </w:tabs>
+              <w:rPr>
+                <w:color w:val="000000" w:themeColor="text1"/>
+              </w:rPr>
             </w:pPr>
             <w:r>
               <w:rPr>
                 <w:rFonts w:hint="eastAsia"/>
                 <w:i/>
+                <w:color w:val="000000" w:themeColor="text1"/>
                 <w:lang w:eastAsia="zh-CN"/>
               </w:rPr>
               <w:t>NSF</w:t>
@@ -2484,6 +3632,7 @@
             <w:r>
               <w:rPr>
                 <w:i/>
+                <w:color w:val="000000" w:themeColor="text1"/>
               </w:rPr>
               <w:tab/>
             </w:r>
@@ -2491,18 +3640,28 @@
           <w:p>
             <w:pPr>
               <w:ind w:left="-20"/>
-            </w:pPr>
-            <w:r>
+              <w:rPr>
+                <w:color w:val="000000" w:themeColor="text1"/>
+              </w:rPr>
+            </w:pPr>
+            <w:r>
+              <w:rPr>
+                <w:color w:val="000000" w:themeColor="text1"/>
+              </w:rPr>
               <w:t xml:space="preserve">• </w:t>
             </w:r>
             <w:r>
               <w:rPr>
                 <w:rFonts w:hint="eastAsia"/>
+                <w:color w:val="000000" w:themeColor="text1"/>
                 <w:lang w:eastAsia="zh-CN"/>
               </w:rPr>
               <w:t>Inherited from Dr. Kaidi Xu</w:t>
             </w:r>
             <w:r>
+              <w:rPr>
+                <w:color w:val="000000" w:themeColor="text1"/>
+              </w:rPr>
               <w:t>.</w:t>
             </w:r>
           </w:p>
@@ -2519,6 +3678,9 @@
           <w:p>
             <w:pPr>
               <w:pStyle w:val="Heading2"/>
+              <w:rPr>
+                <w:color w:val="000000" w:themeColor="text1"/>
+              </w:rPr>
             </w:pPr>
           </w:p>
         </w:tc>
@@ -2529,6 +3691,9 @@
           <w:p>
             <w:pPr>
               <w:ind w:left="-20"/>
+              <w:rPr>
+                <w:color w:val="000000" w:themeColor="text1"/>
+              </w:rPr>
             </w:pPr>
           </w:p>
         </w:tc>
@@ -2543,16 +3708,37 @@
                 <w:tab w:val="right" w:pos="8160"/>
               </w:tabs>
               <w:rPr>
+                <w:color w:val="000000" w:themeColor="text1"/>
                 <w:u w:val="single"/>
               </w:rPr>
             </w:pPr>
             <w:r>
               <w:rPr>
                 <w:b/>
-              </w:rPr>
-              <w:t>Alexa Prize TaskBot Challenge ($250,000)</w:t>
-            </w:r>
-            <w:r>
+                <w:color w:val="000000" w:themeColor="text1"/>
+              </w:rPr>
+              <w:t xml:space="preserve">Alexa Prize </w:t>
+            </w:r>
+            <w:proofErr w:type="spellStart"/>
+            <w:r>
+              <w:rPr>
+                <w:b/>
+                <w:color w:val="000000" w:themeColor="text1"/>
+              </w:rPr>
+              <w:t>TaskBot</w:t>
+            </w:r>
+            <w:proofErr w:type="spellEnd"/>
+            <w:r>
+              <w:rPr>
+                <w:b/>
+                <w:color w:val="000000" w:themeColor="text1"/>
+              </w:rPr>
+              <w:t xml:space="preserve"> Challenge ($250,000)</w:t>
+            </w:r>
+            <w:r>
+              <w:rPr>
+                <w:color w:val="000000" w:themeColor="text1"/>
+              </w:rPr>
               <w:tab/>
               <w:t>2021 - 2022</w:t>
             </w:r>
@@ -2562,16 +3748,21 @@
               <w:tabs>
                 <w:tab w:val="right" w:pos="8160"/>
               </w:tabs>
+              <w:rPr>
+                <w:color w:val="000000" w:themeColor="text1"/>
+              </w:rPr>
             </w:pPr>
             <w:r>
               <w:rPr>
                 <w:i/>
+                <w:color w:val="000000" w:themeColor="text1"/>
               </w:rPr>
               <w:t>Amazon</w:t>
             </w:r>
             <w:r>
               <w:rPr>
                 <w:i/>
+                <w:color w:val="000000" w:themeColor="text1"/>
               </w:rPr>
               <w:tab/>
             </w:r>
@@ -2583,10 +3774,28 @@
               </w:tabs>
               <w:rPr>
                 <w:b/>
-              </w:rPr>
-            </w:pPr>
-            <w:r>
-              <w:t>• Primarily authored, applied, and received a stipend award of $250,000 to lead University of Pennsylvania’s effort in the Alexa Prize TaskBot Challenge 2021.</w:t>
+                <w:color w:val="000000" w:themeColor="text1"/>
+              </w:rPr>
+            </w:pPr>
+            <w:r>
+              <w:rPr>
+                <w:color w:val="000000" w:themeColor="text1"/>
+              </w:rPr>
+              <w:t xml:space="preserve">• Primarily authored, applied, and received a stipend award of $250,000 to lead University of Pennsylvania’s effort in the Alexa Prize </w:t>
+            </w:r>
+            <w:proofErr w:type="spellStart"/>
+            <w:r>
+              <w:rPr>
+                <w:color w:val="000000" w:themeColor="text1"/>
+              </w:rPr>
+              <w:t>TaskBot</w:t>
+            </w:r>
+            <w:proofErr w:type="spellEnd"/>
+            <w:r>
+              <w:rPr>
+                <w:color w:val="000000" w:themeColor="text1"/>
+              </w:rPr>
+              <w:t xml:space="preserve"> Challenge 2021.</w:t>
             </w:r>
           </w:p>
         </w:tc>
@@ -2603,6 +3812,9 @@
           <w:p>
             <w:pPr>
               <w:ind w:left="-20"/>
+              <w:rPr>
+                <w:color w:val="000000" w:themeColor="text1"/>
+              </w:rPr>
             </w:pPr>
           </w:p>
         </w:tc>
@@ -2619,16 +3831,28 @@
           <w:p>
             <w:pPr>
               <w:pStyle w:val="Heading2"/>
-            </w:pPr>
-            <w:r>
+              <w:rPr>
+                <w:color w:val="000000" w:themeColor="text1"/>
+              </w:rPr>
+            </w:pPr>
+            <w:r>
+              <w:rPr>
+                <w:color w:val="000000" w:themeColor="text1"/>
+              </w:rPr>
               <w:t>INDUSTRY</w:t>
             </w:r>
           </w:p>
           <w:p>
             <w:pPr>
               <w:pStyle w:val="Heading2"/>
-            </w:pPr>
-            <w:r>
+              <w:rPr>
+                <w:color w:val="000000" w:themeColor="text1"/>
+              </w:rPr>
+            </w:pPr>
+            <w:r>
+              <w:rPr>
+                <w:color w:val="000000" w:themeColor="text1"/>
+              </w:rPr>
               <w:t>EXPERIENCE</w:t>
             </w:r>
           </w:p>
@@ -2637,7 +3861,13 @@
           <w:tcPr>
             <w:tcW w:w="270" w:type="dxa"/>
           </w:tcPr>
-          <w:p/>
+          <w:p>
+            <w:pPr>
+              <w:rPr>
+                <w:color w:val="000000" w:themeColor="text1"/>
+              </w:rPr>
+            </w:pPr>
+          </w:p>
         </w:tc>
         <w:tc>
           <w:tcPr>
@@ -2650,20 +3880,28 @@
                 <w:tab w:val="right" w:pos="8160"/>
               </w:tabs>
               <w:rPr>
+                <w:color w:val="000000" w:themeColor="text1"/>
                 <w:u w:val="single"/>
               </w:rPr>
             </w:pPr>
             <w:r>
               <w:rPr>
                 <w:b/>
+                <w:color w:val="000000" w:themeColor="text1"/>
               </w:rPr>
               <w:t>Research Intern</w:t>
             </w:r>
             <w:r>
+              <w:rPr>
+                <w:color w:val="000000" w:themeColor="text1"/>
+              </w:rPr>
               <w:tab/>
               <w:t xml:space="preserve">Apr 2023 – </w:t>
             </w:r>
             <w:r>
+              <w:rPr>
+                <w:color w:val="000000" w:themeColor="text1"/>
+              </w:rPr>
               <w:t>Dec 2023</w:t>
             </w:r>
           </w:p>
@@ -2672,20 +3910,28 @@
               <w:tabs>
                 <w:tab w:val="right" w:pos="8160"/>
               </w:tabs>
+              <w:rPr>
+                <w:color w:val="000000" w:themeColor="text1"/>
+              </w:rPr>
             </w:pPr>
             <w:r>
               <w:rPr>
                 <w:i/>
+                <w:color w:val="000000" w:themeColor="text1"/>
               </w:rPr>
               <w:t>Allen Institute for Artificial Intelligence (AI2)</w:t>
             </w:r>
             <w:r>
               <w:rPr>
                 <w:i/>
+                <w:color w:val="000000" w:themeColor="text1"/>
               </w:rPr>
               <w:tab/>
             </w:r>
             <w:r>
+              <w:rPr>
+                <w:color w:val="000000" w:themeColor="text1"/>
+              </w:rPr>
               <w:t>Seattle, WA</w:t>
             </w:r>
           </w:p>
@@ -2703,6 +3949,9 @@
           <w:p>
             <w:pPr>
               <w:pStyle w:val="Heading2"/>
+              <w:rPr>
+                <w:color w:val="000000" w:themeColor="text1"/>
+              </w:rPr>
             </w:pPr>
           </w:p>
         </w:tc>
@@ -2710,7 +3959,13 @@
           <w:tcPr>
             <w:tcW w:w="270" w:type="dxa"/>
           </w:tcPr>
-          <w:p/>
+          <w:p>
+            <w:pPr>
+              <w:rPr>
+                <w:color w:val="000000" w:themeColor="text1"/>
+              </w:rPr>
+            </w:pPr>
+          </w:p>
         </w:tc>
         <w:tc>
           <w:tcPr>
@@ -2723,16 +3978,21 @@
                 <w:tab w:val="right" w:pos="8160"/>
               </w:tabs>
               <w:rPr>
+                <w:color w:val="000000" w:themeColor="text1"/>
                 <w:u w:val="single"/>
               </w:rPr>
             </w:pPr>
             <w:r>
               <w:rPr>
                 <w:b/>
+                <w:color w:val="000000" w:themeColor="text1"/>
               </w:rPr>
               <w:t>Research Intern</w:t>
             </w:r>
             <w:r>
+              <w:rPr>
+                <w:color w:val="000000" w:themeColor="text1"/>
+              </w:rPr>
               <w:tab/>
               <w:t>Apr 2019 – Jun 2019; May 2021 – Aug 2021</w:t>
             </w:r>
@@ -2742,21 +4002,29 @@
               <w:tabs>
                 <w:tab w:val="right" w:pos="8160"/>
               </w:tabs>
+              <w:rPr>
+                <w:color w:val="000000" w:themeColor="text1"/>
+              </w:rPr>
             </w:pPr>
             <w:r>
               <w:rPr>
                 <w:i/>
+                <w:color w:val="000000" w:themeColor="text1"/>
               </w:rPr>
               <w:t>IBM Research</w:t>
             </w:r>
             <w:r>
               <w:rPr>
                 <w:i/>
+                <w:color w:val="000000" w:themeColor="text1"/>
               </w:rPr>
               <w:tab/>
               <w:t xml:space="preserve"> </w:t>
             </w:r>
             <w:r>
+              <w:rPr>
+                <w:color w:val="000000" w:themeColor="text1"/>
+              </w:rPr>
               <w:t>San Jose, CA</w:t>
             </w:r>
           </w:p>
@@ -2774,6 +4042,9 @@
           <w:p>
             <w:pPr>
               <w:pStyle w:val="Heading2"/>
+              <w:rPr>
+                <w:color w:val="000000" w:themeColor="text1"/>
+              </w:rPr>
             </w:pPr>
           </w:p>
         </w:tc>
@@ -2781,7 +4052,13 @@
           <w:tcPr>
             <w:tcW w:w="270" w:type="dxa"/>
           </w:tcPr>
-          <w:p/>
+          <w:p>
+            <w:pPr>
+              <w:rPr>
+                <w:color w:val="000000" w:themeColor="text1"/>
+              </w:rPr>
+            </w:pPr>
+          </w:p>
         </w:tc>
         <w:tc>
           <w:tcPr>
@@ -2794,16 +4071,21 @@
                 <w:tab w:val="right" w:pos="8160"/>
               </w:tabs>
               <w:rPr>
+                <w:color w:val="000000" w:themeColor="text1"/>
                 <w:u w:val="single"/>
               </w:rPr>
             </w:pPr>
             <w:r>
               <w:rPr>
                 <w:b/>
+                <w:color w:val="000000" w:themeColor="text1"/>
               </w:rPr>
               <w:t>Software Engineer Intern</w:t>
             </w:r>
             <w:r>
+              <w:rPr>
+                <w:color w:val="000000" w:themeColor="text1"/>
+              </w:rPr>
               <w:tab/>
               <w:t>May 2017 – Aug 2017</w:t>
             </w:r>
@@ -2813,21 +4095,29 @@
               <w:tabs>
                 <w:tab w:val="right" w:pos="8160"/>
               </w:tabs>
+              <w:rPr>
+                <w:color w:val="000000" w:themeColor="text1"/>
+              </w:rPr>
             </w:pPr>
             <w:r>
               <w:rPr>
                 <w:i/>
+                <w:color w:val="000000" w:themeColor="text1"/>
               </w:rPr>
               <w:t>Goldman Sachs Group, Inc.</w:t>
             </w:r>
             <w:r>
               <w:rPr>
                 <w:i/>
+                <w:color w:val="000000" w:themeColor="text1"/>
               </w:rPr>
               <w:tab/>
               <w:t xml:space="preserve"> </w:t>
             </w:r>
             <w:r>
+              <w:rPr>
+                <w:color w:val="000000" w:themeColor="text1"/>
+              </w:rPr>
               <w:t>Jersey City, NJ</w:t>
             </w:r>
           </w:p>
@@ -2844,6 +4134,9 @@
           <w:p>
             <w:pPr>
               <w:pStyle w:val="Heading2"/>
+              <w:rPr>
+                <w:color w:val="000000" w:themeColor="text1"/>
+              </w:rPr>
             </w:pPr>
           </w:p>
         </w:tc>
@@ -2851,7 +4144,13 @@
           <w:tcPr>
             <w:tcW w:w="270" w:type="dxa"/>
           </w:tcPr>
-          <w:p/>
+          <w:p>
+            <w:pPr>
+              <w:rPr>
+                <w:color w:val="000000" w:themeColor="text1"/>
+              </w:rPr>
+            </w:pPr>
+          </w:p>
         </w:tc>
         <w:tc>
           <w:tcPr>
@@ -2865,6 +4164,7 @@
               </w:tabs>
               <w:rPr>
                 <w:b/>
+                <w:color w:val="000000" w:themeColor="text1"/>
               </w:rPr>
             </w:pPr>
           </w:p>
@@ -2882,8 +4182,14 @@
           <w:p>
             <w:pPr>
               <w:pStyle w:val="Heading2"/>
-            </w:pPr>
-            <w:r>
+              <w:rPr>
+                <w:color w:val="000000" w:themeColor="text1"/>
+              </w:rPr>
+            </w:pPr>
+            <w:r>
+              <w:rPr>
+                <w:color w:val="000000" w:themeColor="text1"/>
+              </w:rPr>
               <w:t>ACADEMIC SERVICE</w:t>
             </w:r>
           </w:p>
@@ -2893,7 +4199,13 @@
             <w:tcW w:w="270" w:type="dxa"/>
             <w:vMerge w:val="restart"/>
           </w:tcPr>
-          <w:p/>
+          <w:p>
+            <w:pPr>
+              <w:rPr>
+                <w:color w:val="000000" w:themeColor="text1"/>
+              </w:rPr>
+            </w:pPr>
+          </w:p>
         </w:tc>
         <w:tc>
           <w:tcPr>
@@ -2907,17 +4219,20 @@
               </w:tabs>
               <w:rPr>
                 <w:b/>
-              </w:rPr>
-            </w:pPr>
-            <w:r>
-              <w:rPr>
-                <w:b/>
+                <w:color w:val="000000" w:themeColor="text1"/>
+              </w:rPr>
+            </w:pPr>
+            <w:r>
+              <w:rPr>
+                <w:b/>
+                <w:color w:val="000000" w:themeColor="text1"/>
               </w:rPr>
               <w:t>Chair</w:t>
             </w:r>
             <w:r>
               <w:rPr>
                 <w:b/>
+                <w:color w:val="000000" w:themeColor="text1"/>
               </w:rPr>
               <w:tab/>
             </w:r>
@@ -2928,15 +4243,20 @@
                 <w:tab w:val="right" w:pos="8160"/>
               </w:tabs>
               <w:rPr>
-                <w:lang w:eastAsia="zh-CN"/>
-              </w:rPr>
-            </w:pPr>
-            <w:r>
+                <w:color w:val="000000" w:themeColor="text1"/>
+                <w:lang w:eastAsia="zh-CN"/>
+              </w:rPr>
+            </w:pPr>
+            <w:r>
+              <w:rPr>
+                <w:color w:val="000000" w:themeColor="text1"/>
+              </w:rPr>
               <w:t xml:space="preserve">• </w:t>
             </w:r>
             <w:r>
               <w:rPr>
                 <w:rFonts w:hint="eastAsia"/>
+                <w:color w:val="000000" w:themeColor="text1"/>
                 <w:lang w:eastAsia="zh-CN"/>
               </w:rPr>
               <w:t xml:space="preserve">Area Chair: </w:t>
@@ -2944,18 +4264,28 @@
             <w:r>
               <w:rPr>
                 <w:rFonts w:hint="eastAsia"/>
+                <w:color w:val="000000" w:themeColor="text1"/>
                 <w:lang w:eastAsia="zh-CN"/>
               </w:rPr>
               <w:br/>
             </w:r>
             <w:r>
               <w:rPr>
+                <w:color w:val="000000" w:themeColor="text1"/>
+                <w:lang w:eastAsia="zh-CN"/>
+              </w:rPr>
+              <w:t xml:space="preserve">EMNLP 2026, ACL2026, NAACL 2025, </w:t>
+            </w:r>
+            <w:r>
+              <w:rPr>
+                <w:color w:val="000000" w:themeColor="text1"/>
                 <w:lang w:eastAsia="zh-CN"/>
               </w:rPr>
               <w:t xml:space="preserve">AACL 2025, EMNLP 2025, </w:t>
             </w:r>
             <w:r>
               <w:rPr>
+                <w:color w:val="000000" w:themeColor="text1"/>
                 <w:lang w:eastAsia="zh-CN"/>
               </w:rPr>
               <w:t>ACL</w:t>
@@ -2963,12 +4293,14 @@
             <w:r>
               <w:rPr>
                 <w:rFonts w:hint="eastAsia"/>
+                <w:color w:val="000000" w:themeColor="text1"/>
                 <w:lang w:eastAsia="zh-CN"/>
               </w:rPr>
               <w:t xml:space="preserve"> 2025, ACL 2024, EMNLP 2024</w:t>
             </w:r>
             <w:r>
               <w:rPr>
+                <w:color w:val="000000" w:themeColor="text1"/>
                 <w:lang w:eastAsia="zh-CN"/>
               </w:rPr>
               <w:t xml:space="preserve">, </w:t>
@@ -2976,6 +4308,7 @@
             <w:r>
               <w:rPr>
                 <w:rFonts w:hint="eastAsia"/>
+                <w:color w:val="000000" w:themeColor="text1"/>
                 <w:lang w:eastAsia="zh-CN"/>
               </w:rPr>
               <w:t>COLING 2024</w:t>
@@ -2988,15 +4321,20 @@
               </w:tabs>
               <w:rPr>
                 <w:b/>
-                <w:lang w:eastAsia="zh-CN"/>
-              </w:rPr>
-            </w:pPr>
-            <w:r>
+                <w:color w:val="000000" w:themeColor="text1"/>
+                <w:lang w:eastAsia="zh-CN"/>
+              </w:rPr>
+            </w:pPr>
+            <w:r>
+              <w:rPr>
+                <w:color w:val="000000" w:themeColor="text1"/>
+              </w:rPr>
               <w:t xml:space="preserve">• </w:t>
             </w:r>
             <w:r>
               <w:rPr>
                 <w:rFonts w:hint="eastAsia"/>
+                <w:color w:val="000000" w:themeColor="text1"/>
                 <w:lang w:eastAsia="zh-CN"/>
               </w:rPr>
               <w:t xml:space="preserve">Program Chair: </w:t>
@@ -3004,30 +4342,42 @@
             <w:r>
               <w:rPr>
                 <w:rFonts w:hint="eastAsia"/>
+                <w:color w:val="000000" w:themeColor="text1"/>
                 <w:lang w:eastAsia="zh-CN"/>
               </w:rPr>
               <w:br/>
               <w:t>Mid-Atlantic Student Colloquium on Speech, Language and Learning</w:t>
             </w:r>
             <w:r>
+              <w:rPr>
+                <w:color w:val="000000" w:themeColor="text1"/>
+              </w:rPr>
               <w:t xml:space="preserve"> (</w:t>
             </w:r>
             <w:r>
               <w:rPr>
                 <w:rFonts w:hint="eastAsia"/>
+                <w:color w:val="000000" w:themeColor="text1"/>
               </w:rPr>
               <w:t>MASC-SLL</w:t>
             </w:r>
             <w:r>
+              <w:rPr>
+                <w:color w:val="000000" w:themeColor="text1"/>
+              </w:rPr>
               <w:t>)</w:t>
             </w:r>
             <w:r>
+              <w:rPr>
+                <w:color w:val="000000" w:themeColor="text1"/>
+              </w:rPr>
               <w:tab/>
               <w:t>202</w:t>
             </w:r>
             <w:r>
               <w:rPr>
                 <w:rFonts w:hint="eastAsia"/>
+                <w:color w:val="000000" w:themeColor="text1"/>
                 <w:lang w:eastAsia="zh-CN"/>
               </w:rPr>
               <w:t>3</w:t>
@@ -3040,14 +4390,19 @@
               </w:tabs>
               <w:rPr>
                 <w:b/>
-              </w:rPr>
-            </w:pPr>
-            <w:r>
+                <w:color w:val="000000" w:themeColor="text1"/>
+              </w:rPr>
+            </w:pPr>
+            <w:r>
+              <w:rPr>
+                <w:color w:val="000000" w:themeColor="text1"/>
+              </w:rPr>
               <w:t xml:space="preserve">• </w:t>
             </w:r>
             <w:r>
               <w:rPr>
                 <w:rFonts w:hint="eastAsia"/>
+                <w:color w:val="000000" w:themeColor="text1"/>
                 <w:lang w:eastAsia="zh-CN"/>
               </w:rPr>
               <w:t xml:space="preserve">Program Chair: </w:t>
@@ -3055,6 +4410,7 @@
             <w:r>
               <w:rPr>
                 <w:rFonts w:hint="eastAsia"/>
+                <w:color w:val="000000" w:themeColor="text1"/>
                 <w:lang w:eastAsia="zh-CN"/>
               </w:rPr>
               <w:br/>
@@ -3063,6 +4419,7 @@
             <w:r>
               <w:rPr>
                 <w:rFonts w:hint="eastAsia"/>
+                <w:color w:val="000000" w:themeColor="text1"/>
                 <w:vertAlign w:val="superscript"/>
                 <w:lang w:eastAsia="zh-CN"/>
               </w:rPr>
@@ -3071,17 +4428,22 @@
             <w:r>
               <w:rPr>
                 <w:rFonts w:hint="eastAsia"/>
+                <w:color w:val="000000" w:themeColor="text1"/>
                 <w:lang w:eastAsia="zh-CN"/>
               </w:rPr>
               <w:t xml:space="preserve"> Workshop on Data Science with Human in the Loop at EMNLP 2022</w:t>
             </w:r>
             <w:r>
+              <w:rPr>
+                <w:color w:val="000000" w:themeColor="text1"/>
+              </w:rPr>
               <w:tab/>
               <w:t>202</w:t>
             </w:r>
             <w:r>
               <w:rPr>
                 <w:rFonts w:hint="eastAsia"/>
+                <w:color w:val="000000" w:themeColor="text1"/>
                 <w:lang w:eastAsia="zh-CN"/>
               </w:rPr>
               <w:t>2</w:t>
@@ -3092,13 +4454,20 @@
               <w:tabs>
                 <w:tab w:val="right" w:pos="8160"/>
               </w:tabs>
-            </w:pPr>
-            <w:r>
+              <w:rPr>
+                <w:color w:val="000000" w:themeColor="text1"/>
+              </w:rPr>
+            </w:pPr>
+            <w:r>
+              <w:rPr>
+                <w:color w:val="000000" w:themeColor="text1"/>
+              </w:rPr>
               <w:t xml:space="preserve">• </w:t>
             </w:r>
             <w:r>
               <w:rPr>
                 <w:rFonts w:hint="eastAsia"/>
+                <w:color w:val="000000" w:themeColor="text1"/>
                 <w:lang w:eastAsia="zh-CN"/>
               </w:rPr>
               <w:t xml:space="preserve">Session Chair: </w:t>
@@ -3106,26 +4475,16 @@
             <w:r>
               <w:rPr>
                 <w:rFonts w:hint="eastAsia"/>
+                <w:color w:val="000000" w:themeColor="text1"/>
                 <w:lang w:eastAsia="zh-CN"/>
               </w:rPr>
               <w:br/>
             </w:r>
             <w:r>
-              <w:t>Asia-Pacific Chapter of the Association of Computational Linguistics</w:t>
-            </w:r>
-            <w:r>
-              <w:rPr>
-                <w:rFonts w:hint="eastAsia"/>
-                <w:lang w:eastAsia="zh-CN"/>
-              </w:rPr>
-              <w:t xml:space="preserve"> </w:t>
-            </w:r>
-            <w:r>
-              <w:t>(AACL)</w:t>
-            </w:r>
-            <w:r>
-              <w:tab/>
-              <w:t>2020</w:t>
+              <w:rPr>
+                <w:color w:val="000000" w:themeColor="text1"/>
+              </w:rPr>
+              <w:t>ACL 2026, AACL 2020</w:t>
             </w:r>
           </w:p>
         </w:tc>
@@ -3142,6 +4501,9 @@
           <w:p>
             <w:pPr>
               <w:pStyle w:val="Heading2"/>
+              <w:rPr>
+                <w:color w:val="000000" w:themeColor="text1"/>
+              </w:rPr>
             </w:pPr>
           </w:p>
         </w:tc>
@@ -3150,7 +4512,13 @@
             <w:tcW w:w="270" w:type="dxa"/>
             <w:vMerge/>
           </w:tcPr>
-          <w:p/>
+          <w:p>
+            <w:pPr>
+              <w:rPr>
+                <w:color w:val="000000" w:themeColor="text1"/>
+              </w:rPr>
+            </w:pPr>
+          </w:p>
         </w:tc>
         <w:tc>
           <w:tcPr>
@@ -3164,13 +4532,15 @@
               </w:tabs>
               <w:rPr>
                 <w:b/>
-                <w:lang w:eastAsia="zh-CN"/>
-              </w:rPr>
-            </w:pPr>
-            <w:r>
-              <w:rPr>
-                <w:rFonts w:hint="eastAsia"/>
-                <w:b/>
+                <w:color w:val="000000" w:themeColor="text1"/>
+                <w:lang w:eastAsia="zh-CN"/>
+              </w:rPr>
+            </w:pPr>
+            <w:r>
+              <w:rPr>
+                <w:rFonts w:hint="eastAsia"/>
+                <w:b/>
+                <w:color w:val="000000" w:themeColor="text1"/>
                 <w:lang w:eastAsia="zh-CN"/>
               </w:rPr>
               <w:t>Reviewer</w:t>
@@ -3181,14 +4551,26 @@
               <w:tabs>
                 <w:tab w:val="right" w:pos="8160"/>
               </w:tabs>
-            </w:pPr>
-            <w:r>
+              <w:rPr>
+                <w:color w:val="000000" w:themeColor="text1"/>
+              </w:rPr>
+            </w:pPr>
+            <w:r>
+              <w:rPr>
+                <w:color w:val="000000" w:themeColor="text1"/>
+              </w:rPr>
               <w:t>• Association of Computational Linguistics (ACL)</w:t>
             </w:r>
             <w:r>
+              <w:rPr>
+                <w:color w:val="000000" w:themeColor="text1"/>
+              </w:rPr>
               <w:tab/>
             </w:r>
             <w:r>
+              <w:rPr>
+                <w:color w:val="000000" w:themeColor="text1"/>
+              </w:rPr>
               <w:t>recurring</w:t>
             </w:r>
           </w:p>
@@ -3197,11 +4579,20 @@
               <w:tabs>
                 <w:tab w:val="right" w:pos="8160"/>
               </w:tabs>
-            </w:pPr>
-            <w:r>
+              <w:rPr>
+                <w:color w:val="000000" w:themeColor="text1"/>
+              </w:rPr>
+            </w:pPr>
+            <w:r>
+              <w:rPr>
+                <w:color w:val="000000" w:themeColor="text1"/>
+              </w:rPr>
               <w:t>• North American Chapter of ACL (NAACL)</w:t>
             </w:r>
             <w:r>
+              <w:rPr>
+                <w:color w:val="000000" w:themeColor="text1"/>
+              </w:rPr>
               <w:tab/>
               <w:t>recurring</w:t>
             </w:r>
@@ -3211,30 +4602,47 @@
               <w:tabs>
                 <w:tab w:val="right" w:pos="8160"/>
               </w:tabs>
-            </w:pPr>
-            <w:r>
+              <w:rPr>
+                <w:color w:val="000000" w:themeColor="text1"/>
+              </w:rPr>
+            </w:pPr>
+            <w:r>
+              <w:rPr>
+                <w:color w:val="000000" w:themeColor="text1"/>
+              </w:rPr>
               <w:t xml:space="preserve">• </w:t>
             </w:r>
             <w:r>
               <w:rPr>
                 <w:rFonts w:hint="eastAsia"/>
+                <w:color w:val="000000" w:themeColor="text1"/>
               </w:rPr>
               <w:t>Empirical Methods in Natural Language Processing</w:t>
             </w:r>
             <w:r>
+              <w:rPr>
+                <w:color w:val="000000" w:themeColor="text1"/>
+              </w:rPr>
               <w:t xml:space="preserve"> (</w:t>
             </w:r>
             <w:r>
               <w:rPr>
                 <w:rFonts w:hint="eastAsia"/>
+                <w:color w:val="000000" w:themeColor="text1"/>
                 <w:lang w:eastAsia="zh-CN"/>
               </w:rPr>
               <w:t>EMNLP</w:t>
             </w:r>
             <w:r>
+              <w:rPr>
+                <w:color w:val="000000" w:themeColor="text1"/>
+              </w:rPr>
               <w:t>)</w:t>
             </w:r>
             <w:r>
+              <w:rPr>
+                <w:color w:val="000000" w:themeColor="text1"/>
+              </w:rPr>
               <w:tab/>
               <w:t>recurring</w:t>
             </w:r>
@@ -3244,17 +4652,21 @@
               <w:tabs>
                 <w:tab w:val="right" w:pos="8160"/>
               </w:tabs>
-            </w:pPr>
-            <w:r>
-              <w:t xml:space="preserve">• </w:t>
-            </w:r>
-            <w:r>
-              <w:t xml:space="preserve">Association for the Advancement of Artificial Intelligence </w:t>
-            </w:r>
-            <w:r>
-              <w:t>(AAAI)</w:t>
-            </w:r>
-            <w:r>
+              <w:rPr>
+                <w:color w:val="000000" w:themeColor="text1"/>
+              </w:rPr>
+            </w:pPr>
+            <w:r>
+              <w:rPr>
+                <w:color w:val="000000" w:themeColor="text1"/>
+              </w:rPr>
+              <w:lastRenderedPageBreak/>
+              <w:t>• Association for the Advancement of Artificial Intelligence (AAAI)</w:t>
+            </w:r>
+            <w:r>
+              <w:rPr>
+                <w:color w:val="000000" w:themeColor="text1"/>
+              </w:rPr>
               <w:tab/>
               <w:t>recurring</w:t>
             </w:r>
@@ -3265,20 +4677,28 @@
                 <w:tab w:val="right" w:pos="8160"/>
               </w:tabs>
               <w:rPr>
-                <w:lang w:eastAsia="zh-CN"/>
-              </w:rPr>
-            </w:pPr>
-            <w:r>
+                <w:color w:val="000000" w:themeColor="text1"/>
+                <w:lang w:eastAsia="zh-CN"/>
+              </w:rPr>
+            </w:pPr>
+            <w:r>
+              <w:rPr>
+                <w:color w:val="000000" w:themeColor="text1"/>
+              </w:rPr>
               <w:t xml:space="preserve">• </w:t>
             </w:r>
             <w:r>
               <w:rPr>
                 <w:rFonts w:hint="eastAsia"/>
+                <w:color w:val="000000" w:themeColor="text1"/>
                 <w:lang w:eastAsia="zh-CN"/>
               </w:rPr>
               <w:t>Conference on Language Modeling (COLM)</w:t>
             </w:r>
             <w:r>
+              <w:rPr>
+                <w:color w:val="000000" w:themeColor="text1"/>
+              </w:rPr>
               <w:tab/>
               <w:t xml:space="preserve">recurring </w:t>
             </w:r>
@@ -3288,14 +4708,26 @@
               <w:tabs>
                 <w:tab w:val="right" w:pos="8160"/>
               </w:tabs>
-            </w:pPr>
-            <w:r>
+              <w:rPr>
+                <w:color w:val="000000" w:themeColor="text1"/>
+              </w:rPr>
+            </w:pPr>
+            <w:r>
+              <w:rPr>
+                <w:color w:val="000000" w:themeColor="text1"/>
+              </w:rPr>
               <w:t>• International Conference on Language Resources and Evaluation (LREC)</w:t>
             </w:r>
             <w:r>
+              <w:rPr>
+                <w:color w:val="000000" w:themeColor="text1"/>
+              </w:rPr>
               <w:tab/>
             </w:r>
             <w:r>
+              <w:rPr>
+                <w:color w:val="000000" w:themeColor="text1"/>
+              </w:rPr>
               <w:t>recurring</w:t>
             </w:r>
           </w:p>
@@ -3304,14 +4736,26 @@
               <w:tabs>
                 <w:tab w:val="right" w:pos="8160"/>
               </w:tabs>
-            </w:pPr>
-            <w:r>
+              <w:rPr>
+                <w:color w:val="000000" w:themeColor="text1"/>
+              </w:rPr>
+            </w:pPr>
+            <w:r>
+              <w:rPr>
+                <w:color w:val="000000" w:themeColor="text1"/>
+              </w:rPr>
               <w:t>• International Conference on Computational Linguistics (COLING)</w:t>
             </w:r>
             <w:r>
+              <w:rPr>
+                <w:color w:val="000000" w:themeColor="text1"/>
+              </w:rPr>
               <w:tab/>
             </w:r>
             <w:r>
+              <w:rPr>
+                <w:color w:val="000000" w:themeColor="text1"/>
+              </w:rPr>
               <w:t>recurring</w:t>
             </w:r>
           </w:p>
@@ -3322,15 +4766,25 @@
               </w:tabs>
               <w:rPr>
                 <w:b/>
-              </w:rPr>
-            </w:pPr>
-            <w:r>
+                <w:color w:val="000000" w:themeColor="text1"/>
+              </w:rPr>
+            </w:pPr>
+            <w:r>
+              <w:rPr>
+                <w:color w:val="000000" w:themeColor="text1"/>
+              </w:rPr>
               <w:t xml:space="preserve">• Computer Speech and Language (CSL) journal.   </w:t>
             </w:r>
             <w:r>
+              <w:rPr>
+                <w:color w:val="000000" w:themeColor="text1"/>
+              </w:rPr>
               <w:tab/>
             </w:r>
             <w:r>
+              <w:rPr>
+                <w:color w:val="000000" w:themeColor="text1"/>
+              </w:rPr>
               <w:t>recurring</w:t>
             </w:r>
           </w:p>
@@ -3352,6 +4806,7 @@
               </w:tabs>
               <w:rPr>
                 <w:b/>
+                <w:color w:val="000000" w:themeColor="text1"/>
                 <w:lang w:eastAsia="zh-CN"/>
               </w:rPr>
             </w:pPr>
@@ -3369,8 +4824,14 @@
           <w:p>
             <w:pPr>
               <w:pStyle w:val="Heading2"/>
-            </w:pPr>
-            <w:r>
+              <w:rPr>
+                <w:color w:val="000000" w:themeColor="text1"/>
+              </w:rPr>
+            </w:pPr>
+            <w:r>
+              <w:rPr>
+                <w:color w:val="000000" w:themeColor="text1"/>
+              </w:rPr>
               <w:t xml:space="preserve">TEACHING </w:t>
             </w:r>
           </w:p>
@@ -3379,7 +4840,13 @@
           <w:tcPr>
             <w:tcW w:w="270" w:type="dxa"/>
           </w:tcPr>
-          <w:p/>
+          <w:p>
+            <w:pPr>
+              <w:rPr>
+                <w:color w:val="000000" w:themeColor="text1"/>
+              </w:rPr>
+            </w:pPr>
+          </w:p>
         </w:tc>
         <w:tc>
           <w:tcPr>
@@ -3392,13 +4859,15 @@
                 <w:tab w:val="right" w:pos="8160"/>
               </w:tabs>
               <w:rPr>
-                <w:lang w:eastAsia="zh-CN"/>
-              </w:rPr>
-            </w:pPr>
-            <w:r>
-              <w:rPr>
-                <w:rFonts w:hint="eastAsia"/>
-                <w:b/>
+                <w:color w:val="000000" w:themeColor="text1"/>
+                <w:lang w:eastAsia="zh-CN"/>
+              </w:rPr>
+            </w:pPr>
+            <w:r>
+              <w:rPr>
+                <w:rFonts w:hint="eastAsia"/>
+                <w:b/>
+                <w:color w:val="000000" w:themeColor="text1"/>
                 <w:lang w:eastAsia="zh-CN"/>
               </w:rPr>
               <w:t>Instructor</w:t>
@@ -3406,6 +4875,7 @@
             <w:r>
               <w:rPr>
                 <w:b/>
+                <w:color w:val="000000" w:themeColor="text1"/>
               </w:rPr>
               <w:t xml:space="preserve"> — </w:t>
             </w:r>
@@ -3413,6 +4883,7 @@
               <w:rPr>
                 <w:rFonts w:hint="eastAsia"/>
                 <w:b/>
+                <w:color w:val="000000" w:themeColor="text1"/>
                 <w:lang w:eastAsia="zh-CN"/>
               </w:rPr>
               <w:t>Applied Natural Language Processing</w:t>
@@ -3420,45 +4891,16 @@
             <w:r>
               <w:rPr>
                 <w:b/>
+                <w:color w:val="000000" w:themeColor="text1"/>
               </w:rPr>
               <w:tab/>
             </w:r>
             <w:r>
               <w:rPr>
-                <w:rFonts w:hint="eastAsia"/>
-                <w:lang w:eastAsia="zh-CN"/>
-              </w:rPr>
-              <w:t>Apr</w:t>
-            </w:r>
-            <w:r>
-              <w:t xml:space="preserve"> 202</w:t>
-            </w:r>
-            <w:r>
-              <w:rPr>
-                <w:rFonts w:hint="eastAsia"/>
-                <w:lang w:eastAsia="zh-CN"/>
-              </w:rPr>
-              <w:t>5</w:t>
-            </w:r>
-            <w:r>
-              <w:t xml:space="preserve"> – </w:t>
-            </w:r>
-            <w:r>
-              <w:rPr>
-                <w:rFonts w:hint="eastAsia"/>
-                <w:lang w:eastAsia="zh-CN"/>
-              </w:rPr>
-              <w:t>Jun</w:t>
-            </w:r>
-            <w:r>
-              <w:t xml:space="preserve"> 202</w:t>
-            </w:r>
-            <w:r>
-              <w:rPr>
-                <w:rFonts w:hint="eastAsia"/>
-                <w:lang w:eastAsia="zh-CN"/>
-              </w:rPr>
-              <w:t>5</w:t>
+                <w:color w:val="000000" w:themeColor="text1"/>
+                <w:lang w:eastAsia="zh-CN"/>
+              </w:rPr>
+              <w:t>Spring 2025, 2026</w:t>
             </w:r>
           </w:p>
           <w:p>
@@ -3467,12 +4909,14 @@
                 <w:tab w:val="right" w:pos="8160"/>
               </w:tabs>
               <w:rPr>
-                <w:lang w:eastAsia="zh-CN"/>
-              </w:rPr>
-            </w:pPr>
-            <w:r>
-              <w:rPr>
-                <w:rFonts w:hint="eastAsia"/>
+                <w:color w:val="000000" w:themeColor="text1"/>
+                <w:lang w:eastAsia="zh-CN"/>
+              </w:rPr>
+            </w:pPr>
+            <w:r>
+              <w:rPr>
+                <w:rFonts w:hint="eastAsia"/>
+                <w:color w:val="000000" w:themeColor="text1"/>
                 <w:u w:val="single"/>
                 <w:lang w:eastAsia="zh-CN"/>
               </w:rPr>
@@ -3480,6 +4924,7 @@
             </w:r>
             <w:r>
               <w:rPr>
+                <w:color w:val="000000" w:themeColor="text1"/>
                 <w:u w:val="single"/>
               </w:rPr>
               <w:t>The graduate level NLP course</w:t>
@@ -3487,12 +4932,14 @@
             <w:r>
               <w:rPr>
                 <w:i/>
+                <w:color w:val="000000" w:themeColor="text1"/>
               </w:rPr>
               <w:tab/>
             </w:r>
             <w:r>
               <w:rPr>
                 <w:rFonts w:hint="eastAsia"/>
+                <w:color w:val="000000" w:themeColor="text1"/>
                 <w:lang w:eastAsia="zh-CN"/>
               </w:rPr>
               <w:t>Drexel University</w:t>
@@ -3503,21 +4950,57 @@
               <w:tabs>
                 <w:tab w:val="right" w:pos="8160"/>
               </w:tabs>
-            </w:pPr>
-            <w:r>
-              <w:rPr>
-                <w:b/>
-              </w:rPr>
-              <w:t>Teaching Assistant — Computational Linguistics</w:t>
-            </w:r>
-            <w:r>
-              <w:rPr>
-                <w:b/>
+              <w:rPr>
+                <w:color w:val="000000" w:themeColor="text1"/>
+                <w:lang w:eastAsia="zh-CN"/>
+              </w:rPr>
+            </w:pPr>
+            <w:r>
+              <w:rPr>
+                <w:rFonts w:hint="eastAsia"/>
+                <w:b/>
+                <w:color w:val="000000" w:themeColor="text1"/>
+                <w:lang w:eastAsia="zh-CN"/>
+              </w:rPr>
+              <w:t>Instructor</w:t>
+            </w:r>
+            <w:r>
+              <w:rPr>
+                <w:b/>
+                <w:color w:val="000000" w:themeColor="text1"/>
+              </w:rPr>
+              <w:t xml:space="preserve"> — </w:t>
+            </w:r>
+            <w:r>
+              <w:rPr>
+                <w:rFonts w:hint="eastAsia"/>
+                <w:b/>
+                <w:color w:val="000000" w:themeColor="text1"/>
+                <w:lang w:eastAsia="zh-CN"/>
+              </w:rPr>
+              <w:t xml:space="preserve">Applied </w:t>
+            </w:r>
+            <w:r>
+              <w:rPr>
+                <w:b/>
+                <w:color w:val="000000" w:themeColor="text1"/>
+                <w:lang w:eastAsia="zh-CN"/>
+              </w:rPr>
+              <w:t>Machine Learning</w:t>
+            </w:r>
+            <w:r>
+              <w:rPr>
+                <w:b/>
+                <w:color w:val="000000" w:themeColor="text1"/>
               </w:rPr>
               <w:tab/>
             </w:r>
             <w:r>
-              <w:t>Jan 2020 – Dec 2020</w:t>
+              <w:rPr>
+                <w:color w:val="000000" w:themeColor="text1"/>
+                <w:lang w:eastAsia="zh-CN"/>
+              </w:rPr>
+              <w:t>Spring 2026</w:t>
             </w:r>
           </w:p>
           <w:p>
@@ -3525,22 +5008,72 @@
               <w:tabs>
                 <w:tab w:val="right" w:pos="8160"/>
               </w:tabs>
-            </w:pPr>
-            <w:r>
-              <w:rPr>
+              <w:rPr>
+                <w:color w:val="000000" w:themeColor="text1"/>
+                <w:lang w:eastAsia="zh-CN"/>
+              </w:rPr>
+            </w:pPr>
+            <w:r>
+              <w:rPr>
+                <w:rFonts w:hint="eastAsia"/>
+                <w:color w:val="000000" w:themeColor="text1"/>
                 <w:u w:val="single"/>
-              </w:rPr>
-              <w:lastRenderedPageBreak/>
-              <w:t>CIS 530: The graduate level NLP course</w:t>
+                <w:lang w:eastAsia="zh-CN"/>
+              </w:rPr>
+              <w:t>CS T</w:t>
+            </w:r>
+            <w:r>
+              <w:rPr>
+                <w:color w:val="000000" w:themeColor="text1"/>
+                <w:u w:val="single"/>
+                <w:lang w:eastAsia="zh-CN"/>
+              </w:rPr>
+              <w:t>614</w:t>
+            </w:r>
+            <w:r>
+              <w:rPr>
+                <w:rFonts w:hint="eastAsia"/>
+                <w:color w:val="000000" w:themeColor="text1"/>
+                <w:u w:val="single"/>
+                <w:lang w:eastAsia="zh-CN"/>
+              </w:rPr>
+              <w:t xml:space="preserve">: </w:t>
+            </w:r>
+            <w:r>
+              <w:rPr>
+                <w:color w:val="000000" w:themeColor="text1"/>
+                <w:u w:val="single"/>
+              </w:rPr>
+              <w:t xml:space="preserve">The graduate level </w:t>
+            </w:r>
+            <w:r>
+              <w:rPr>
+                <w:color w:val="000000" w:themeColor="text1"/>
+                <w:u w:val="single"/>
+              </w:rPr>
+              <w:t>ML</w:t>
+            </w:r>
+            <w:r>
+              <w:rPr>
+                <w:color w:val="000000" w:themeColor="text1"/>
+                <w:u w:val="single"/>
+              </w:rPr>
+              <w:t xml:space="preserve"> course</w:t>
             </w:r>
             <w:r>
               <w:rPr>
                 <w:i/>
+                <w:color w:val="000000" w:themeColor="text1"/>
               </w:rPr>
               <w:tab/>
             </w:r>
             <w:r>
-              <w:t>University of Pennsylvania</w:t>
+              <w:rPr>
+                <w:rFonts w:hint="eastAsia"/>
+                <w:color w:val="000000" w:themeColor="text1"/>
+                <w:lang w:eastAsia="zh-CN"/>
+              </w:rPr>
+              <w:t>Drexel University</w:t>
             </w:r>
           </w:p>
           <w:p>
@@ -3548,21 +5081,29 @@
               <w:tabs>
                 <w:tab w:val="right" w:pos="8160"/>
               </w:tabs>
-            </w:pPr>
-            <w:r>
-              <w:rPr>
-                <w:b/>
-              </w:rPr>
-              <w:t>Teaching Assistant — Natural Language Processing</w:t>
-            </w:r>
-            <w:r>
-              <w:rPr>
-                <w:b/>
+              <w:rPr>
+                <w:color w:val="000000" w:themeColor="text1"/>
+              </w:rPr>
+            </w:pPr>
+            <w:r>
+              <w:rPr>
+                <w:b/>
+                <w:color w:val="000000" w:themeColor="text1"/>
+              </w:rPr>
+              <w:t>Teaching Assistant — Computational Linguistics</w:t>
+            </w:r>
+            <w:r>
+              <w:rPr>
+                <w:b/>
+                <w:color w:val="000000" w:themeColor="text1"/>
               </w:rPr>
               <w:tab/>
             </w:r>
             <w:r>
-              <w:t>Sept 2018 – Dec 2018</w:t>
+              <w:rPr>
+                <w:color w:val="000000" w:themeColor="text1"/>
+              </w:rPr>
+              <w:t>Jan 2020 – Dec 2020</w:t>
             </w:r>
           </w:p>
           <w:p>
@@ -3570,21 +5111,29 @@
               <w:tabs>
                 <w:tab w:val="right" w:pos="8160"/>
               </w:tabs>
-            </w:pPr>
-            <w:r>
-              <w:rPr>
+              <w:rPr>
+                <w:color w:val="000000" w:themeColor="text1"/>
+              </w:rPr>
+            </w:pPr>
+            <w:r>
+              <w:rPr>
+                <w:color w:val="000000" w:themeColor="text1"/>
                 <w:u w:val="single"/>
               </w:rPr>
-              <w:t>EECS 595: The graduate level NLP course</w:t>
+              <w:t>CIS 530: The graduate level NLP course</w:t>
             </w:r>
             <w:r>
               <w:rPr>
                 <w:i/>
+                <w:color w:val="000000" w:themeColor="text1"/>
               </w:rPr>
               <w:tab/>
             </w:r>
             <w:r>
-              <w:t>University of Michigan</w:t>
+              <w:rPr>
+                <w:color w:val="000000" w:themeColor="text1"/>
+              </w:rPr>
+              <w:t>University of Pennsylvania</w:t>
             </w:r>
           </w:p>
           <w:p>
@@ -3592,21 +5141,29 @@
               <w:tabs>
                 <w:tab w:val="right" w:pos="8160"/>
               </w:tabs>
-            </w:pPr>
-            <w:r>
-              <w:rPr>
-                <w:b/>
-              </w:rPr>
-              <w:t xml:space="preserve">Teaching Assistant — Programming and Data Structures </w:t>
-            </w:r>
-            <w:r>
-              <w:rPr>
-                <w:b/>
+              <w:rPr>
+                <w:color w:val="000000" w:themeColor="text1"/>
+              </w:rPr>
+            </w:pPr>
+            <w:r>
+              <w:rPr>
+                <w:b/>
+                <w:color w:val="000000" w:themeColor="text1"/>
+              </w:rPr>
+              <w:t>Teaching Assistant — Natural Language Processing</w:t>
+            </w:r>
+            <w:r>
+              <w:rPr>
+                <w:b/>
+                <w:color w:val="000000" w:themeColor="text1"/>
               </w:rPr>
               <w:tab/>
             </w:r>
             <w:r>
-              <w:t>Sept 2016 – Apr 2017</w:t>
+              <w:rPr>
+                <w:color w:val="000000" w:themeColor="text1"/>
+              </w:rPr>
+              <w:t>Sept 2018 – Dec 2018</w:t>
             </w:r>
           </w:p>
           <w:p>
@@ -3614,20 +5171,28 @@
               <w:tabs>
                 <w:tab w:val="right" w:pos="8160"/>
               </w:tabs>
-            </w:pPr>
-            <w:r>
-              <w:rPr>
+              <w:rPr>
+                <w:color w:val="000000" w:themeColor="text1"/>
+              </w:rPr>
+            </w:pPr>
+            <w:r>
+              <w:rPr>
+                <w:color w:val="000000" w:themeColor="text1"/>
                 <w:u w:val="single"/>
               </w:rPr>
-              <w:t>EECS 280: An introductory programming course</w:t>
+              <w:t>EECS 595: The graduate level NLP course</w:t>
             </w:r>
             <w:r>
               <w:rPr>
                 <w:i/>
+                <w:color w:val="000000" w:themeColor="text1"/>
               </w:rPr>
               <w:tab/>
             </w:r>
             <w:r>
+              <w:rPr>
+                <w:color w:val="000000" w:themeColor="text1"/>
+              </w:rPr>
               <w:t>University of Michigan</w:t>
             </w:r>
           </w:p>
@@ -3636,16 +5201,29 @@
               <w:tabs>
                 <w:tab w:val="right" w:pos="8160"/>
               </w:tabs>
-            </w:pPr>
-            <w:r>
-              <w:rPr>
-                <w:b/>
-              </w:rPr>
-              <w:t>Tutor — Elementary Chemistry</w:t>
-            </w:r>
-            <w:r>
+              <w:rPr>
+                <w:color w:val="000000" w:themeColor="text1"/>
+              </w:rPr>
+            </w:pPr>
+            <w:r>
+              <w:rPr>
+                <w:b/>
+                <w:color w:val="000000" w:themeColor="text1"/>
+              </w:rPr>
+              <w:t xml:space="preserve">Teaching Assistant — Programming and Data Structures </w:t>
+            </w:r>
+            <w:r>
+              <w:rPr>
+                <w:b/>
+                <w:color w:val="000000" w:themeColor="text1"/>
+              </w:rPr>
               <w:tab/>
-              <w:t>Sept 2016 – Dec 2016</w:t>
+            </w:r>
+            <w:r>
+              <w:rPr>
+                <w:color w:val="000000" w:themeColor="text1"/>
+              </w:rPr>
+              <w:t>Sept 2016 – Apr 2017</w:t>
             </w:r>
           </w:p>
           <w:p>
@@ -3653,20 +5231,82 @@
               <w:tabs>
                 <w:tab w:val="right" w:pos="8160"/>
               </w:tabs>
-            </w:pPr>
-            <w:r>
-              <w:rPr>
+              <w:rPr>
+                <w:color w:val="000000" w:themeColor="text1"/>
+              </w:rPr>
+            </w:pPr>
+            <w:r>
+              <w:rPr>
+                <w:color w:val="000000" w:themeColor="text1"/>
                 <w:u w:val="single"/>
               </w:rPr>
+              <w:t>EECS 280: An introductory programming course</w:t>
+            </w:r>
+            <w:r>
+              <w:rPr>
+                <w:i/>
+                <w:color w:val="000000" w:themeColor="text1"/>
+              </w:rPr>
+              <w:tab/>
+            </w:r>
+            <w:r>
+              <w:rPr>
+                <w:color w:val="000000" w:themeColor="text1"/>
+              </w:rPr>
+              <w:t>University of Michigan</w:t>
+            </w:r>
+          </w:p>
+          <w:p>
+            <w:pPr>
+              <w:tabs>
+                <w:tab w:val="right" w:pos="8160"/>
+              </w:tabs>
+              <w:rPr>
+                <w:color w:val="000000" w:themeColor="text1"/>
+              </w:rPr>
+            </w:pPr>
+            <w:r>
+              <w:rPr>
+                <w:b/>
+                <w:color w:val="000000" w:themeColor="text1"/>
+              </w:rPr>
+              <w:t>Tutor — Elementary Chemistry</w:t>
+            </w:r>
+            <w:r>
+              <w:rPr>
+                <w:color w:val="000000" w:themeColor="text1"/>
+              </w:rPr>
+              <w:tab/>
+              <w:t>Sept 2016 – Dec 2016</w:t>
+            </w:r>
+          </w:p>
+          <w:p>
+            <w:pPr>
+              <w:tabs>
+                <w:tab w:val="right" w:pos="8160"/>
+              </w:tabs>
+              <w:rPr>
+                <w:color w:val="000000" w:themeColor="text1"/>
+              </w:rPr>
+            </w:pPr>
+            <w:r>
+              <w:rPr>
+                <w:color w:val="000000" w:themeColor="text1"/>
+                <w:u w:val="single"/>
+              </w:rPr>
               <w:t>Science Learning Center</w:t>
             </w:r>
             <w:r>
               <w:rPr>
                 <w:i/>
+                <w:color w:val="000000" w:themeColor="text1"/>
               </w:rPr>
               <w:tab/>
             </w:r>
             <w:r>
+              <w:rPr>
+                <w:color w:val="000000" w:themeColor="text1"/>
+              </w:rPr>
               <w:t>University of Michigan</w:t>
             </w:r>
           </w:p>
@@ -3683,6 +5323,9 @@
           <w:p>
             <w:pPr>
               <w:pStyle w:val="Heading2"/>
+              <w:rPr>
+                <w:color w:val="000000" w:themeColor="text1"/>
+              </w:rPr>
             </w:pPr>
           </w:p>
         </w:tc>
@@ -3690,7 +5333,13 @@
           <w:tcPr>
             <w:tcW w:w="270" w:type="dxa"/>
           </w:tcPr>
-          <w:p/>
+          <w:p>
+            <w:pPr>
+              <w:rPr>
+                <w:color w:val="000000" w:themeColor="text1"/>
+              </w:rPr>
+            </w:pPr>
+          </w:p>
         </w:tc>
         <w:tc>
           <w:tcPr>
@@ -3704,6 +5353,7 @@
               </w:tabs>
               <w:rPr>
                 <w:b/>
+                <w:color w:val="000000" w:themeColor="text1"/>
                 <w:lang w:eastAsia="zh-CN"/>
               </w:rPr>
             </w:pPr>
@@ -3721,8 +5371,14 @@
           <w:p>
             <w:pPr>
               <w:pStyle w:val="Heading2"/>
-            </w:pPr>
-            <w:r>
+              <w:rPr>
+                <w:color w:val="000000" w:themeColor="text1"/>
+              </w:rPr>
+            </w:pPr>
+            <w:r>
+              <w:rPr>
+                <w:color w:val="000000" w:themeColor="text1"/>
+              </w:rPr>
               <w:t>ADVISING</w:t>
             </w:r>
           </w:p>
@@ -3731,7 +5387,13 @@
           <w:tcPr>
             <w:tcW w:w="270" w:type="dxa"/>
           </w:tcPr>
-          <w:p/>
+          <w:p>
+            <w:pPr>
+              <w:rPr>
+                <w:color w:val="000000" w:themeColor="text1"/>
+              </w:rPr>
+            </w:pPr>
+          </w:p>
         </w:tc>
         <w:tc>
           <w:tcPr>
@@ -3745,12 +5407,14 @@
               </w:tabs>
               <w:rPr>
                 <w:b/>
-                <w:lang w:eastAsia="zh-CN"/>
-              </w:rPr>
-            </w:pPr>
-            <w:r>
-              <w:rPr>
-                <w:b/>
+                <w:color w:val="000000" w:themeColor="text1"/>
+                <w:lang w:eastAsia="zh-CN"/>
+              </w:rPr>
+            </w:pPr>
+            <w:r>
+              <w:rPr>
+                <w:b/>
+                <w:color w:val="000000" w:themeColor="text1"/>
                 <w:lang w:eastAsia="zh-CN"/>
               </w:rPr>
               <w:t>PhD Students</w:t>
@@ -3762,24 +5426,28 @@
                 <w:tab w:val="right" w:pos="8160"/>
               </w:tabs>
               <w:rPr>
-                <w:lang w:eastAsia="zh-CN"/>
-              </w:rPr>
-            </w:pPr>
-            <w:r>
-              <w:rPr>
-                <w:bCs/>
+                <w:color w:val="000000" w:themeColor="text1"/>
+                <w:lang w:eastAsia="zh-CN"/>
+              </w:rPr>
+            </w:pPr>
+            <w:r>
+              <w:rPr>
+                <w:bCs/>
+                <w:color w:val="000000" w:themeColor="text1"/>
               </w:rPr>
               <w:t>Cassie Huang</w:t>
             </w:r>
             <w:r>
               <w:rPr>
                 <w:b/>
+                <w:color w:val="000000" w:themeColor="text1"/>
               </w:rPr>
               <w:tab/>
             </w:r>
             <w:r>
               <w:rPr>
                 <w:bCs/>
+                <w:color w:val="000000" w:themeColor="text1"/>
                 <w:lang w:eastAsia="zh-CN"/>
               </w:rPr>
               <w:t>Jan 2025 – present</w:t>
@@ -3791,18 +5459,22 @@
                 <w:tab w:val="right" w:pos="8160"/>
               </w:tabs>
               <w:rPr>
-                <w:lang w:eastAsia="zh-CN"/>
-              </w:rPr>
-            </w:pPr>
-            <w:r>
-              <w:rPr>
-                <w:bCs/>
+                <w:bCs/>
+                <w:color w:val="000000" w:themeColor="text1"/>
+                <w:lang w:eastAsia="zh-CN"/>
+              </w:rPr>
+            </w:pPr>
+            <w:r>
+              <w:rPr>
+                <w:bCs/>
+                <w:color w:val="000000" w:themeColor="text1"/>
               </w:rPr>
               <w:t>Ceyhun Efe Kayan</w:t>
             </w:r>
             <w:r>
               <w:rPr>
                 <w:b/>
+                <w:color w:val="000000" w:themeColor="text1"/>
               </w:rPr>
               <w:tab/>
             </w:r>
@@ -3810,6 +5482,7 @@
               <w:rPr>
                 <w:rFonts w:hint="eastAsia"/>
                 <w:bCs/>
+                <w:color w:val="000000" w:themeColor="text1"/>
                 <w:lang w:eastAsia="zh-CN"/>
               </w:rPr>
               <w:t>Sep</w:t>
@@ -3817,6 +5490,7 @@
             <w:r>
               <w:rPr>
                 <w:bCs/>
+                <w:color w:val="000000" w:themeColor="text1"/>
                 <w:lang w:eastAsia="zh-CN"/>
               </w:rPr>
               <w:t xml:space="preserve"> 2025 – present</w:t>
@@ -3828,16 +5502,57 @@
                 <w:tab w:val="right" w:pos="8160"/>
               </w:tabs>
               <w:rPr>
-                <w:b/>
-                <w:lang w:eastAsia="zh-CN"/>
-              </w:rPr>
-            </w:pPr>
-            <w:r>
-              <w:rPr>
-                <w:b/>
-                <w:lang w:eastAsia="zh-CN"/>
-              </w:rPr>
-              <w:t>Master Students</w:t>
+                <w:bCs/>
+                <w:color w:val="000000" w:themeColor="text1"/>
+                <w:lang w:eastAsia="zh-CN"/>
+              </w:rPr>
+            </w:pPr>
+            <w:r>
+              <w:rPr>
+                <w:bCs/>
+                <w:color w:val="000000" w:themeColor="text1"/>
+              </w:rPr>
+              <w:t>Brian Tomasette</w:t>
+            </w:r>
+            <w:r>
+              <w:rPr>
+                <w:b/>
+                <w:color w:val="000000" w:themeColor="text1"/>
+              </w:rPr>
+              <w:tab/>
+            </w:r>
+            <w:r>
+              <w:rPr>
+                <w:rFonts w:hint="eastAsia"/>
+                <w:bCs/>
+                <w:color w:val="000000" w:themeColor="text1"/>
+                <w:lang w:eastAsia="zh-CN"/>
+              </w:rPr>
+              <w:t>Sep</w:t>
+            </w:r>
+            <w:r>
+              <w:rPr>
+                <w:bCs/>
+                <w:color w:val="000000" w:themeColor="text1"/>
+                <w:lang w:eastAsia="zh-CN"/>
+              </w:rPr>
+              <w:t xml:space="preserve"> 202</w:t>
+            </w:r>
+            <w:r>
+              <w:rPr>
+                <w:bCs/>
+                <w:color w:val="000000" w:themeColor="text1"/>
+                <w:lang w:eastAsia="zh-CN"/>
+              </w:rPr>
+              <w:t>6</w:t>
+            </w:r>
+            <w:r>
+              <w:rPr>
+                <w:bCs/>
+                <w:color w:val="000000" w:themeColor="text1"/>
+                <w:lang w:eastAsia="zh-CN"/>
+              </w:rPr>
+              <w:t xml:space="preserve"> – present</w:t>
             </w:r>
           </w:p>
           <w:p>
@@ -3846,27 +5561,18 @@
                 <w:tab w:val="right" w:pos="8160"/>
               </w:tabs>
               <w:rPr>
-                <w:lang w:eastAsia="zh-CN"/>
-              </w:rPr>
-            </w:pPr>
-            <w:r>
-              <w:rPr>
-                <w:bCs/>
-              </w:rPr>
-              <w:t>Prabhu Prakash Kagitha</w:t>
-            </w:r>
-            <w:r>
-              <w:rPr>
-                <w:b/>
-              </w:rPr>
-              <w:tab/>
-            </w:r>
-            <w:r>
-              <w:rPr>
-                <w:bCs/>
-                <w:lang w:eastAsia="zh-CN"/>
-              </w:rPr>
-              <w:t>Feb 2025 – present</w:t>
+                <w:b/>
+                <w:color w:val="000000" w:themeColor="text1"/>
+                <w:lang w:eastAsia="zh-CN"/>
+              </w:rPr>
+            </w:pPr>
+            <w:r>
+              <w:rPr>
+                <w:b/>
+                <w:color w:val="000000" w:themeColor="text1"/>
+                <w:lang w:eastAsia="zh-CN"/>
+              </w:rPr>
+              <w:t>Master Students</w:t>
             </w:r>
           </w:p>
           <w:p>
@@ -3875,35 +5581,40 @@
                 <w:tab w:val="right" w:pos="8160"/>
               </w:tabs>
               <w:rPr>
-                <w:lang w:eastAsia="zh-CN"/>
-              </w:rPr>
-            </w:pPr>
-            <w:r>
-              <w:rPr>
-                <w:bCs/>
-              </w:rPr>
-              <w:t>Chimezie Maduno</w:t>
-            </w:r>
-            <w:r>
-              <w:rPr>
-                <w:b/>
+                <w:color w:val="000000" w:themeColor="text1"/>
+                <w:lang w:eastAsia="zh-CN"/>
+              </w:rPr>
+            </w:pPr>
+            <w:r>
+              <w:rPr>
+                <w:bCs/>
+                <w:color w:val="000000" w:themeColor="text1"/>
+              </w:rPr>
+              <w:t xml:space="preserve">Prabhu Prakash </w:t>
+            </w:r>
+            <w:proofErr w:type="spellStart"/>
+            <w:r>
+              <w:rPr>
+                <w:bCs/>
+                <w:color w:val="000000" w:themeColor="text1"/>
+              </w:rPr>
+              <w:t>Kagitha</w:t>
+            </w:r>
+            <w:proofErr w:type="spellEnd"/>
+            <w:r>
+              <w:rPr>
+                <w:b/>
+                <w:color w:val="000000" w:themeColor="text1"/>
               </w:rPr>
               <w:tab/>
             </w:r>
             <w:r>
               <w:rPr>
-                <w:rFonts w:hint="eastAsia"/>
-                <w:bCs/>
-                <w:lang w:eastAsia="zh-CN"/>
-              </w:rPr>
-              <w:t>May</w:t>
-            </w:r>
-            <w:r>
-              <w:rPr>
-                <w:bCs/>
-                <w:lang w:eastAsia="zh-CN"/>
-              </w:rPr>
-              <w:t xml:space="preserve"> 2025 – present</w:t>
+                <w:bCs/>
+                <w:color w:val="000000" w:themeColor="text1"/>
+                <w:lang w:eastAsia="zh-CN"/>
+              </w:rPr>
+              <w:t>Feb 2025 – present</w:t>
             </w:r>
           </w:p>
           <w:p>
@@ -3913,22 +5624,17 @@
               </w:tabs>
               <w:rPr>
                 <w:b/>
-                <w:lang w:eastAsia="zh-CN"/>
-              </w:rPr>
-            </w:pPr>
-            <w:r>
-              <w:rPr>
-                <w:b/>
-                <w:lang w:eastAsia="zh-CN"/>
-              </w:rPr>
-              <w:t>Undergraduate</w:t>
-            </w:r>
-            <w:r>
-              <w:rPr>
-                <w:b/>
-                <w:lang w:eastAsia="zh-CN"/>
-              </w:rPr>
-              <w:t xml:space="preserve"> Students</w:t>
+                <w:color w:val="000000" w:themeColor="text1"/>
+                <w:lang w:eastAsia="zh-CN"/>
+              </w:rPr>
+            </w:pPr>
+            <w:r>
+              <w:rPr>
+                <w:b/>
+                <w:color w:val="000000" w:themeColor="text1"/>
+                <w:lang w:eastAsia="zh-CN"/>
+              </w:rPr>
+              <w:t>Undergraduate Students</w:t>
             </w:r>
           </w:p>
           <w:p>
@@ -3937,24 +5643,28 @@
                 <w:tab w:val="right" w:pos="8160"/>
               </w:tabs>
               <w:rPr>
-                <w:lang w:eastAsia="zh-CN"/>
-              </w:rPr>
-            </w:pPr>
-            <w:r>
-              <w:rPr>
-                <w:bCs/>
+                <w:color w:val="000000" w:themeColor="text1"/>
+                <w:lang w:eastAsia="zh-CN"/>
+              </w:rPr>
+            </w:pPr>
+            <w:r>
+              <w:rPr>
+                <w:bCs/>
+                <w:color w:val="000000" w:themeColor="text1"/>
               </w:rPr>
               <w:t>Rikhil Amonkar</w:t>
             </w:r>
             <w:r>
               <w:rPr>
                 <w:b/>
+                <w:color w:val="000000" w:themeColor="text1"/>
               </w:rPr>
               <w:tab/>
             </w:r>
             <w:r>
               <w:rPr>
                 <w:bCs/>
+                <w:color w:val="000000" w:themeColor="text1"/>
                 <w:lang w:eastAsia="zh-CN"/>
               </w:rPr>
               <w:t>Feb 2025 – present</w:t>
@@ -3966,24 +5676,28 @@
                 <w:tab w:val="right" w:pos="8160"/>
               </w:tabs>
               <w:rPr>
-                <w:lang w:eastAsia="zh-CN"/>
-              </w:rPr>
-            </w:pPr>
-            <w:r>
-              <w:rPr>
-                <w:bCs/>
+                <w:color w:val="000000" w:themeColor="text1"/>
+                <w:lang w:eastAsia="zh-CN"/>
+              </w:rPr>
+            </w:pPr>
+            <w:r>
+              <w:rPr>
+                <w:bCs/>
+                <w:color w:val="000000" w:themeColor="text1"/>
               </w:rPr>
               <w:t>Stuti Mohan</w:t>
             </w:r>
             <w:r>
               <w:rPr>
                 <w:b/>
+                <w:color w:val="000000" w:themeColor="text1"/>
               </w:rPr>
               <w:tab/>
             </w:r>
             <w:r>
               <w:rPr>
                 <w:bCs/>
+                <w:color w:val="000000" w:themeColor="text1"/>
                 <w:lang w:eastAsia="zh-CN"/>
               </w:rPr>
               <w:t>Jun 2025 – present</w:t>
@@ -3996,22 +5710,17 @@
               </w:tabs>
               <w:rPr>
                 <w:b/>
-                <w:lang w:eastAsia="zh-CN"/>
-              </w:rPr>
-            </w:pPr>
-            <w:r>
-              <w:rPr>
-                <w:b/>
-                <w:lang w:eastAsia="zh-CN"/>
-              </w:rPr>
-              <w:t>Interns and Visiting</w:t>
-            </w:r>
-            <w:r>
-              <w:rPr>
-                <w:b/>
-                <w:lang w:eastAsia="zh-CN"/>
-              </w:rPr>
-              <w:t xml:space="preserve"> Students</w:t>
+                <w:color w:val="000000" w:themeColor="text1"/>
+                <w:lang w:eastAsia="zh-CN"/>
+              </w:rPr>
+            </w:pPr>
+            <w:r>
+              <w:rPr>
+                <w:b/>
+                <w:color w:val="000000" w:themeColor="text1"/>
+                <w:lang w:eastAsia="zh-CN"/>
+              </w:rPr>
+              <w:t>Interns and Visiting Students</w:t>
             </w:r>
           </w:p>
           <w:p>
@@ -4020,28 +5729,48 @@
                 <w:tab w:val="right" w:pos="8160"/>
               </w:tabs>
               <w:rPr>
-                <w:bCs/>
-                <w:lang w:eastAsia="zh-CN"/>
-              </w:rPr>
-            </w:pPr>
-            <w:r>
-              <w:rPr>
-                <w:bCs/>
-              </w:rPr>
-              <w:t>Muyu He</w:t>
-            </w:r>
-            <w:r>
-              <w:rPr>
-                <w:b/>
-              </w:rPr>
-              <w:tab/>
-            </w:r>
-            <w:r>
-              <w:rPr>
-                <w:bCs/>
-                <w:lang w:eastAsia="zh-CN"/>
-              </w:rPr>
-              <w:t>Mar 2025 – present</w:t>
+                <w:color w:val="000000" w:themeColor="text1"/>
+                <w:lang w:eastAsia="zh-CN"/>
+              </w:rPr>
+            </w:pPr>
+            <w:r>
+              <w:rPr>
+                <w:bCs/>
+                <w:color w:val="000000" w:themeColor="text1"/>
+              </w:rPr>
+              <w:t xml:space="preserve">Owen Jiang, Jiayi Zhang, </w:t>
+            </w:r>
+            <w:proofErr w:type="spellStart"/>
+            <w:r>
+              <w:rPr>
+                <w:bCs/>
+                <w:color w:val="000000" w:themeColor="text1"/>
+              </w:rPr>
+              <w:t>Jianing</w:t>
+            </w:r>
+            <w:proofErr w:type="spellEnd"/>
+            <w:r>
+              <w:rPr>
+                <w:bCs/>
+                <w:color w:val="000000" w:themeColor="text1"/>
+              </w:rPr>
+              <w:t xml:space="preserve"> Yin, </w:t>
+            </w:r>
+            <w:proofErr w:type="spellStart"/>
+            <w:r>
+              <w:rPr>
+                <w:bCs/>
+                <w:color w:val="000000" w:themeColor="text1"/>
+              </w:rPr>
+              <w:t>Lingze</w:t>
+            </w:r>
+            <w:proofErr w:type="spellEnd"/>
+            <w:r>
+              <w:rPr>
+                <w:bCs/>
+                <w:color w:val="000000" w:themeColor="text1"/>
+              </w:rPr>
+              <w:t xml:space="preserve"> Zhang, Jen Shi, Kevin Nguyen</w:t>
             </w:r>
           </w:p>
           <w:p>
@@ -4050,27 +5779,16 @@
                 <w:tab w:val="right" w:pos="8160"/>
               </w:tabs>
               <w:rPr>
-                <w:lang w:eastAsia="zh-CN"/>
-              </w:rPr>
-            </w:pPr>
-            <w:r>
-              <w:rPr>
-                <w:bCs/>
-              </w:rPr>
-              <w:t>Yuan Yuan</w:t>
-            </w:r>
-            <w:r>
-              <w:rPr>
-                <w:b/>
-              </w:rPr>
-              <w:tab/>
-            </w:r>
-            <w:r>
-              <w:rPr>
-                <w:bCs/>
-                <w:lang w:eastAsia="zh-CN"/>
-              </w:rPr>
-              <w:t>Sep 2024 – present</w:t>
+                <w:b/>
+                <w:color w:val="000000" w:themeColor="text1"/>
+              </w:rPr>
+            </w:pPr>
+            <w:r>
+              <w:rPr>
+                <w:b/>
+                <w:color w:val="000000" w:themeColor="text1"/>
+              </w:rPr>
+              <w:t>Alumni and Past Students</w:t>
             </w:r>
           </w:p>
           <w:p>
@@ -4079,67 +5797,139 @@
                 <w:tab w:val="right" w:pos="8160"/>
               </w:tabs>
               <w:rPr>
-                <w:lang w:eastAsia="zh-CN"/>
-              </w:rPr>
-            </w:pPr>
-            <w:r>
-              <w:rPr>
-                <w:bCs/>
+                <w:bCs/>
+                <w:color w:val="000000" w:themeColor="text1"/>
+                <w:lang w:eastAsia="zh-CN"/>
+              </w:rPr>
+            </w:pPr>
+            <w:r>
+              <w:rPr>
+                <w:bCs/>
+                <w:color w:val="000000" w:themeColor="text1"/>
+              </w:rPr>
+              <w:t xml:space="preserve">Bo Sun, </w:t>
+            </w:r>
+            <w:r>
+              <w:rPr>
+                <w:bCs/>
+                <w:color w:val="000000" w:themeColor="text1"/>
+              </w:rPr>
+              <w:t>Muyu He</w:t>
+            </w:r>
+            <w:r>
+              <w:rPr>
+                <w:bCs/>
+                <w:color w:val="000000" w:themeColor="text1"/>
+              </w:rPr>
+              <w:t xml:space="preserve">, </w:t>
+            </w:r>
+            <w:r>
+              <w:rPr>
+                <w:bCs/>
+                <w:color w:val="000000" w:themeColor="text1"/>
+              </w:rPr>
+              <w:t xml:space="preserve">Yuan </w:t>
+            </w:r>
+            <w:proofErr w:type="spellStart"/>
+            <w:r>
+              <w:rPr>
+                <w:bCs/>
+                <w:color w:val="000000" w:themeColor="text1"/>
+              </w:rPr>
+              <w:t>Yuan</w:t>
+            </w:r>
+            <w:proofErr w:type="spellEnd"/>
+            <w:r>
+              <w:rPr>
+                <w:bCs/>
+                <w:color w:val="000000" w:themeColor="text1"/>
+              </w:rPr>
+              <w:t xml:space="preserve">, </w:t>
+            </w:r>
+            <w:r>
+              <w:rPr>
+                <w:bCs/>
+                <w:color w:val="000000" w:themeColor="text1"/>
               </w:rPr>
               <w:t>Renxiang Wang</w:t>
             </w:r>
             <w:r>
               <w:rPr>
-                <w:b/>
-              </w:rPr>
-              <w:tab/>
-            </w:r>
-            <w:r>
-              <w:rPr>
-                <w:bCs/>
-                <w:lang w:eastAsia="zh-CN"/>
-              </w:rPr>
-              <w:t>Apr 2025 – present</w:t>
-            </w:r>
-          </w:p>
-          <w:p>
-            <w:pPr>
-              <w:tabs>
-                <w:tab w:val="right" w:pos="8160"/>
-              </w:tabs>
-              <w:rPr>
-                <w:b/>
-              </w:rPr>
-            </w:pPr>
-            <w:r>
-              <w:rPr>
-                <w:b/>
-              </w:rPr>
-              <w:t>Alumni and Past Students</w:t>
-            </w:r>
-          </w:p>
-          <w:p>
-            <w:pPr>
-              <w:tabs>
-                <w:tab w:val="right" w:pos="8160"/>
-              </w:tabs>
-              <w:rPr>
-                <w:bCs/>
-                <w:lang w:eastAsia="zh-CN"/>
-              </w:rPr>
-            </w:pPr>
-            <w:r>
-              <w:rPr>
-                <w:bCs/>
-                <w:lang w:eastAsia="zh-CN"/>
-              </w:rPr>
-              <w:t>Krystal Gong, Tianyi Zhang, Hainiu Xu, Zhaoyi Hou, Young-Min Cho</w:t>
+                <w:bCs/>
+                <w:color w:val="000000" w:themeColor="text1"/>
+              </w:rPr>
+              <w:t xml:space="preserve">, </w:t>
+            </w:r>
+            <w:r>
+              <w:rPr>
+                <w:bCs/>
+                <w:color w:val="000000" w:themeColor="text1"/>
+              </w:rPr>
+              <w:t>Chimezie Maduno</w:t>
+            </w:r>
+            <w:r>
+              <w:rPr>
+                <w:bCs/>
+                <w:color w:val="000000" w:themeColor="text1"/>
+                <w:lang w:eastAsia="zh-CN"/>
+              </w:rPr>
+              <w:t xml:space="preserve"> , </w:t>
+            </w:r>
+            <w:r>
+              <w:rPr>
+                <w:bCs/>
+                <w:color w:val="000000" w:themeColor="text1"/>
+                <w:lang w:eastAsia="zh-CN"/>
+              </w:rPr>
+              <w:t xml:space="preserve">Krystal Gong, Tianyi Zhang, </w:t>
+            </w:r>
+            <w:proofErr w:type="spellStart"/>
+            <w:r>
+              <w:rPr>
+                <w:bCs/>
+                <w:color w:val="000000" w:themeColor="text1"/>
+                <w:lang w:eastAsia="zh-CN"/>
+              </w:rPr>
+              <w:t>Hainiu</w:t>
+            </w:r>
+            <w:proofErr w:type="spellEnd"/>
+            <w:r>
+              <w:rPr>
+                <w:bCs/>
+                <w:color w:val="000000" w:themeColor="text1"/>
+                <w:lang w:eastAsia="zh-CN"/>
+              </w:rPr>
+              <w:t xml:space="preserve"> Xu, </w:t>
+            </w:r>
+            <w:proofErr w:type="spellStart"/>
+            <w:r>
+              <w:rPr>
+                <w:bCs/>
+                <w:color w:val="000000" w:themeColor="text1"/>
+                <w:lang w:eastAsia="zh-CN"/>
+              </w:rPr>
+              <w:t>Zhaoyi</w:t>
+            </w:r>
+            <w:proofErr w:type="spellEnd"/>
+            <w:r>
+              <w:rPr>
+                <w:bCs/>
+                <w:color w:val="000000" w:themeColor="text1"/>
+                <w:lang w:eastAsia="zh-CN"/>
+              </w:rPr>
+              <w:t xml:space="preserve"> Hou, Young-Min Cho</w:t>
             </w:r>
           </w:p>
         </w:tc>
       </w:tr>
     </w:tbl>
-    <w:p/>
+    <w:p>
+      <w:pPr>
+        <w:rPr>
+          <w:color w:val="000000" w:themeColor="text1"/>
+        </w:rPr>
+      </w:pPr>
+    </w:p>
     <w:sectPr>
       <w:pgSz w:w="12240" w:h="15840"/>
       <w:pgMar w:top="720" w:right="720" w:bottom="720" w:left="720" w:header="720" w:footer="720" w:gutter="0"/>
